--- a/Informe_Tecnico_FINAL_WP_AD.docx
+++ b/Informe_Tecnico_FINAL_WP_AD.docx
@@ -626,13 +626,13 @@
             </w:rPr>
             <w:fldChar w:fldCharType="separate"/>
           </w:r>
-          <w:hyperlink w:anchor="_Toc228819974" w:history="1">
+          <w:hyperlink w:anchor="_Toc231138389" w:history="1">
             <w:r>
               <w:rPr>
                 <w:rStyle w:val="Hipervnculo"/>
                 <w:noProof/>
               </w:rPr>
-              <w:t>1. INTRODUCCIÓN</w:t>
+              <w:t>RESUMEN</w:t>
             </w:r>
             <w:r>
               <w:rPr>
@@ -653,7 +653,7 @@
                 <w:noProof/>
                 <w:webHidden/>
               </w:rPr>
-              <w:instrText xml:space="preserve"> PAGEREF _Toc228819974 \h </w:instrText>
+              <w:instrText xml:space="preserve"> PAGEREF _Toc231138389 \h </w:instrText>
             </w:r>
             <w:r>
               <w:rPr>
@@ -704,13 +704,13 @@
               <w14:ligatures w14:val="standardContextual"/>
             </w:rPr>
           </w:pPr>
-          <w:hyperlink w:anchor="_Toc228819975" w:history="1">
+          <w:hyperlink w:anchor="_Toc231138390" w:history="1">
             <w:r>
               <w:rPr>
                 <w:rStyle w:val="Hipervnculo"/>
                 <w:noProof/>
               </w:rPr>
-              <w:t>2. PROBLEMA Y JUSTIFICACIÓN</w:t>
+              <w:t>1. INTRODUCCIÓN</w:t>
             </w:r>
             <w:r>
               <w:rPr>
@@ -731,7 +731,7 @@
                 <w:noProof/>
                 <w:webHidden/>
               </w:rPr>
-              <w:instrText xml:space="preserve"> PAGEREF _Toc228819975 \h </w:instrText>
+              <w:instrText xml:space="preserve"> PAGEREF _Toc231138390 \h </w:instrText>
             </w:r>
             <w:r>
               <w:rPr>
@@ -782,13 +782,13 @@
               <w14:ligatures w14:val="standardContextual"/>
             </w:rPr>
           </w:pPr>
-          <w:hyperlink w:anchor="_Toc228819976" w:history="1">
+          <w:hyperlink w:anchor="_Toc231138391" w:history="1">
             <w:r>
               <w:rPr>
                 <w:rStyle w:val="Hipervnculo"/>
                 <w:noProof/>
               </w:rPr>
-              <w:t>3. OBJETIVOS</w:t>
+              <w:t>2. PROBLEMA Y JUSTIFICACIÓN</w:t>
             </w:r>
             <w:r>
               <w:rPr>
@@ -809,7 +809,7 @@
                 <w:noProof/>
                 <w:webHidden/>
               </w:rPr>
-              <w:instrText xml:space="preserve"> PAGEREF _Toc228819976 \h </w:instrText>
+              <w:instrText xml:space="preserve"> PAGEREF _Toc231138391 \h </w:instrText>
             </w:r>
             <w:r>
               <w:rPr>
@@ -829,163 +829,7 @@
                 <w:noProof/>
                 <w:webHidden/>
               </w:rPr>
-              <w:t>11</w:t>
-            </w:r>
-            <w:r>
-              <w:rPr>
-                <w:noProof/>
-                <w:webHidden/>
-              </w:rPr>
-              <w:fldChar w:fldCharType="end"/>
-            </w:r>
-          </w:hyperlink>
-        </w:p>
-        <w:p>
-          <w:pPr>
-            <w:pStyle w:val="TDC2"/>
-            <w:tabs>
-              <w:tab w:val="right" w:leader="dot" w:pos="9350"/>
-            </w:tabs>
-            <w:rPr>
-              <w:rFonts w:eastAsiaTheme="minorEastAsia" w:cstheme="minorBidi"/>
-              <w:b w:val="0"/>
-              <w:bCs w:val="0"/>
-              <w:smallCaps w:val="0"/>
-              <w:noProof/>
-              <w:kern w:val="2"/>
-              <w:sz w:val="24"/>
-              <w:szCs w:val="24"/>
-              <w:lang w:eastAsia="es-CO"/>
-              <w14:ligatures w14:val="standardContextual"/>
-            </w:rPr>
-          </w:pPr>
-          <w:hyperlink w:anchor="_Toc228819977" w:history="1">
-            <w:r>
-              <w:rPr>
-                <w:rStyle w:val="Hipervnculo"/>
-                <w:rFonts w:ascii="Times New Roman" w:hAnsi="Times New Roman"/>
-                <w:noProof/>
-              </w:rPr>
-              <w:t>3.1. Objetivo general</w:t>
-            </w:r>
-            <w:r>
-              <w:rPr>
-                <w:noProof/>
-                <w:webHidden/>
-              </w:rPr>
-              <w:tab/>
-            </w:r>
-            <w:r>
-              <w:rPr>
-                <w:noProof/>
-                <w:webHidden/>
-              </w:rPr>
-              <w:fldChar w:fldCharType="begin"/>
-            </w:r>
-            <w:r>
-              <w:rPr>
-                <w:noProof/>
-                <w:webHidden/>
-              </w:rPr>
-              <w:instrText xml:space="preserve"> PAGEREF _Toc228819977 \h </w:instrText>
-            </w:r>
-            <w:r>
-              <w:rPr>
-                <w:noProof/>
-                <w:webHidden/>
-              </w:rPr>
-            </w:r>
-            <w:r>
-              <w:rPr>
-                <w:noProof/>
-                <w:webHidden/>
-              </w:rPr>
-              <w:fldChar w:fldCharType="separate"/>
-            </w:r>
-            <w:r>
-              <w:rPr>
-                <w:noProof/>
-                <w:webHidden/>
-              </w:rPr>
-              <w:t>11</w:t>
-            </w:r>
-            <w:r>
-              <w:rPr>
-                <w:noProof/>
-                <w:webHidden/>
-              </w:rPr>
-              <w:fldChar w:fldCharType="end"/>
-            </w:r>
-          </w:hyperlink>
-        </w:p>
-        <w:p>
-          <w:pPr>
-            <w:pStyle w:val="TDC2"/>
-            <w:tabs>
-              <w:tab w:val="right" w:leader="dot" w:pos="9350"/>
-            </w:tabs>
-            <w:rPr>
-              <w:rFonts w:eastAsiaTheme="minorEastAsia" w:cstheme="minorBidi"/>
-              <w:b w:val="0"/>
-              <w:bCs w:val="0"/>
-              <w:smallCaps w:val="0"/>
-              <w:noProof/>
-              <w:kern w:val="2"/>
-              <w:sz w:val="24"/>
-              <w:szCs w:val="24"/>
-              <w:lang w:eastAsia="es-CO"/>
-              <w14:ligatures w14:val="standardContextual"/>
-            </w:rPr>
-          </w:pPr>
-          <w:hyperlink w:anchor="_Toc228819978" w:history="1">
-            <w:r>
-              <w:rPr>
-                <w:rStyle w:val="Hipervnculo"/>
-                <w:rFonts w:ascii="Times New Roman" w:hAnsi="Times New Roman"/>
-                <w:noProof/>
-              </w:rPr>
-              <w:t>3.2. Objetivos específicos</w:t>
-            </w:r>
-            <w:r>
-              <w:rPr>
-                <w:noProof/>
-                <w:webHidden/>
-              </w:rPr>
-              <w:tab/>
-            </w:r>
-            <w:r>
-              <w:rPr>
-                <w:noProof/>
-                <w:webHidden/>
-              </w:rPr>
-              <w:fldChar w:fldCharType="begin"/>
-            </w:r>
-            <w:r>
-              <w:rPr>
-                <w:noProof/>
-                <w:webHidden/>
-              </w:rPr>
-              <w:instrText xml:space="preserve"> PAGEREF _Toc228819978 \h </w:instrText>
-            </w:r>
-            <w:r>
-              <w:rPr>
-                <w:noProof/>
-                <w:webHidden/>
-              </w:rPr>
-            </w:r>
-            <w:r>
-              <w:rPr>
-                <w:noProof/>
-                <w:webHidden/>
-              </w:rPr>
-              <w:fldChar w:fldCharType="separate"/>
-            </w:r>
-            <w:r>
-              <w:rPr>
-                <w:noProof/>
-                <w:webHidden/>
-              </w:rPr>
-              <w:t>11</w:t>
+              <w:t>7</w:t>
             </w:r>
             <w:r>
               <w:rPr>
@@ -1016,13 +860,13 @@
               <w14:ligatures w14:val="standardContextual"/>
             </w:rPr>
           </w:pPr>
-          <w:hyperlink w:anchor="_Toc228819979" w:history="1">
+          <w:hyperlink w:anchor="_Toc231138392" w:history="1">
             <w:r>
               <w:rPr>
                 <w:rStyle w:val="Hipervnculo"/>
                 <w:noProof/>
               </w:rPr>
-              <w:t>4. METODOLOGÍA</w:t>
+              <w:t>3. OBJETIVOS</w:t>
             </w:r>
             <w:r>
               <w:rPr>
@@ -1043,7 +887,163 @@
                 <w:noProof/>
                 <w:webHidden/>
               </w:rPr>
-              <w:instrText xml:space="preserve"> PAGEREF _Toc228819979 \h </w:instrText>
+              <w:instrText xml:space="preserve"> PAGEREF _Toc231138392 \h </w:instrText>
+            </w:r>
+            <w:r>
+              <w:rPr>
+                <w:noProof/>
+                <w:webHidden/>
+              </w:rPr>
+            </w:r>
+            <w:r>
+              <w:rPr>
+                <w:noProof/>
+                <w:webHidden/>
+              </w:rPr>
+              <w:fldChar w:fldCharType="separate"/>
+            </w:r>
+            <w:r>
+              <w:rPr>
+                <w:noProof/>
+                <w:webHidden/>
+              </w:rPr>
+              <w:t>12</w:t>
+            </w:r>
+            <w:r>
+              <w:rPr>
+                <w:noProof/>
+                <w:webHidden/>
+              </w:rPr>
+              <w:fldChar w:fldCharType="end"/>
+            </w:r>
+          </w:hyperlink>
+        </w:p>
+        <w:p>
+          <w:pPr>
+            <w:pStyle w:val="TDC2"/>
+            <w:tabs>
+              <w:tab w:val="right" w:leader="dot" w:pos="9350"/>
+            </w:tabs>
+            <w:rPr>
+              <w:rFonts w:eastAsiaTheme="minorEastAsia" w:cstheme="minorBidi"/>
+              <w:b w:val="0"/>
+              <w:bCs w:val="0"/>
+              <w:smallCaps w:val="0"/>
+              <w:noProof/>
+              <w:kern w:val="2"/>
+              <w:sz w:val="24"/>
+              <w:szCs w:val="24"/>
+              <w:lang w:eastAsia="es-CO"/>
+              <w14:ligatures w14:val="standardContextual"/>
+            </w:rPr>
+          </w:pPr>
+          <w:hyperlink w:anchor="_Toc231138393" w:history="1">
+            <w:r>
+              <w:rPr>
+                <w:rStyle w:val="Hipervnculo"/>
+                <w:rFonts w:ascii="Times New Roman" w:hAnsi="Times New Roman"/>
+                <w:noProof/>
+              </w:rPr>
+              <w:t>3.1. Objetivo general</w:t>
+            </w:r>
+            <w:r>
+              <w:rPr>
+                <w:noProof/>
+                <w:webHidden/>
+              </w:rPr>
+              <w:tab/>
+            </w:r>
+            <w:r>
+              <w:rPr>
+                <w:noProof/>
+                <w:webHidden/>
+              </w:rPr>
+              <w:fldChar w:fldCharType="begin"/>
+            </w:r>
+            <w:r>
+              <w:rPr>
+                <w:noProof/>
+                <w:webHidden/>
+              </w:rPr>
+              <w:instrText xml:space="preserve"> PAGEREF _Toc231138393 \h </w:instrText>
+            </w:r>
+            <w:r>
+              <w:rPr>
+                <w:noProof/>
+                <w:webHidden/>
+              </w:rPr>
+            </w:r>
+            <w:r>
+              <w:rPr>
+                <w:noProof/>
+                <w:webHidden/>
+              </w:rPr>
+              <w:fldChar w:fldCharType="separate"/>
+            </w:r>
+            <w:r>
+              <w:rPr>
+                <w:noProof/>
+                <w:webHidden/>
+              </w:rPr>
+              <w:t>12</w:t>
+            </w:r>
+            <w:r>
+              <w:rPr>
+                <w:noProof/>
+                <w:webHidden/>
+              </w:rPr>
+              <w:fldChar w:fldCharType="end"/>
+            </w:r>
+          </w:hyperlink>
+        </w:p>
+        <w:p>
+          <w:pPr>
+            <w:pStyle w:val="TDC2"/>
+            <w:tabs>
+              <w:tab w:val="right" w:leader="dot" w:pos="9350"/>
+            </w:tabs>
+            <w:rPr>
+              <w:rFonts w:eastAsiaTheme="minorEastAsia" w:cstheme="minorBidi"/>
+              <w:b w:val="0"/>
+              <w:bCs w:val="0"/>
+              <w:smallCaps w:val="0"/>
+              <w:noProof/>
+              <w:kern w:val="2"/>
+              <w:sz w:val="24"/>
+              <w:szCs w:val="24"/>
+              <w:lang w:eastAsia="es-CO"/>
+              <w14:ligatures w14:val="standardContextual"/>
+            </w:rPr>
+          </w:pPr>
+          <w:hyperlink w:anchor="_Toc231138394" w:history="1">
+            <w:r>
+              <w:rPr>
+                <w:rStyle w:val="Hipervnculo"/>
+                <w:rFonts w:ascii="Times New Roman" w:hAnsi="Times New Roman"/>
+                <w:noProof/>
+              </w:rPr>
+              <w:t>3.2. Objetivos específicos</w:t>
+            </w:r>
+            <w:r>
+              <w:rPr>
+                <w:noProof/>
+                <w:webHidden/>
+              </w:rPr>
+              <w:tab/>
+            </w:r>
+            <w:r>
+              <w:rPr>
+                <w:noProof/>
+                <w:webHidden/>
+              </w:rPr>
+              <w:fldChar w:fldCharType="begin"/>
+            </w:r>
+            <w:r>
+              <w:rPr>
+                <w:noProof/>
+                <w:webHidden/>
+              </w:rPr>
+              <w:instrText xml:space="preserve"> PAGEREF _Toc231138394 \h </w:instrText>
             </w:r>
             <w:r>
               <w:rPr>
@@ -1094,13 +1094,13 @@
               <w14:ligatures w14:val="standardContextual"/>
             </w:rPr>
           </w:pPr>
-          <w:hyperlink w:anchor="_Toc228819980" w:history="1">
+          <w:hyperlink w:anchor="_Toc231138395" w:history="1">
             <w:r>
               <w:rPr>
                 <w:rStyle w:val="Hipervnculo"/>
                 <w:noProof/>
               </w:rPr>
-              <w:t>5. MARCO TEÓRICO Y REFERENCIAL</w:t>
+              <w:t>4. METODOLOGÍA</w:t>
             </w:r>
             <w:r>
               <w:rPr>
@@ -1121,7 +1121,7 @@
                 <w:noProof/>
                 <w:webHidden/>
               </w:rPr>
-              <w:instrText xml:space="preserve"> PAGEREF _Toc228819980 \h </w:instrText>
+              <w:instrText xml:space="preserve"> PAGEREF _Toc231138395 \h </w:instrText>
             </w:r>
             <w:r>
               <w:rPr>
@@ -1141,7 +1141,7 @@
                 <w:noProof/>
                 <w:webHidden/>
               </w:rPr>
-              <w:t>14</w:t>
+              <w:t>13</w:t>
             </w:r>
             <w:r>
               <w:rPr>
@@ -1172,13 +1172,13 @@
               <w14:ligatures w14:val="standardContextual"/>
             </w:rPr>
           </w:pPr>
-          <w:hyperlink w:anchor="_Toc228819981" w:history="1">
+          <w:hyperlink w:anchor="_Toc231138396" w:history="1">
             <w:r>
               <w:rPr>
                 <w:rStyle w:val="Hipervnculo"/>
                 <w:noProof/>
               </w:rPr>
-              <w:t>6. RESULTADOS Y DISCUSIÓN</w:t>
+              <w:t>5. MARCO TEÓRICO Y REFERENCIAL</w:t>
             </w:r>
             <w:r>
               <w:rPr>
@@ -1199,7 +1199,7 @@
                 <w:noProof/>
                 <w:webHidden/>
               </w:rPr>
-              <w:instrText xml:space="preserve"> PAGEREF _Toc228819981 \h </w:instrText>
+              <w:instrText xml:space="preserve"> PAGEREF _Toc231138396 \h </w:instrText>
             </w:r>
             <w:r>
               <w:rPr>
@@ -1219,163 +1219,7 @@
                 <w:noProof/>
                 <w:webHidden/>
               </w:rPr>
-              <w:t>17</w:t>
-            </w:r>
-            <w:r>
-              <w:rPr>
-                <w:noProof/>
-                <w:webHidden/>
-              </w:rPr>
-              <w:fldChar w:fldCharType="end"/>
-            </w:r>
-          </w:hyperlink>
-        </w:p>
-        <w:p>
-          <w:pPr>
-            <w:pStyle w:val="TDC2"/>
-            <w:tabs>
-              <w:tab w:val="right" w:leader="dot" w:pos="9350"/>
-            </w:tabs>
-            <w:rPr>
-              <w:rFonts w:eastAsiaTheme="minorEastAsia" w:cstheme="minorBidi"/>
-              <w:b w:val="0"/>
-              <w:bCs w:val="0"/>
-              <w:smallCaps w:val="0"/>
-              <w:noProof/>
-              <w:kern w:val="2"/>
-              <w:sz w:val="24"/>
-              <w:szCs w:val="24"/>
-              <w:lang w:eastAsia="es-CO"/>
-              <w14:ligatures w14:val="standardContextual"/>
-            </w:rPr>
-          </w:pPr>
-          <w:hyperlink w:anchor="_Toc228819982" w:history="1">
-            <w:r>
-              <w:rPr>
-                <w:rStyle w:val="Hipervnculo"/>
-                <w:rFonts w:ascii="Times New Roman" w:eastAsia="MS Gothic" w:hAnsi="Times New Roman"/>
-                <w:noProof/>
-              </w:rPr>
-              <w:t>6.1. Construcción del dataset reproducible (OE1)</w:t>
-            </w:r>
-            <w:r>
-              <w:rPr>
-                <w:noProof/>
-                <w:webHidden/>
-              </w:rPr>
-              <w:tab/>
-            </w:r>
-            <w:r>
-              <w:rPr>
-                <w:noProof/>
-                <w:webHidden/>
-              </w:rPr>
-              <w:fldChar w:fldCharType="begin"/>
-            </w:r>
-            <w:r>
-              <w:rPr>
-                <w:noProof/>
-                <w:webHidden/>
-              </w:rPr>
-              <w:instrText xml:space="preserve"> PAGEREF _Toc228819982 \h </w:instrText>
-            </w:r>
-            <w:r>
-              <w:rPr>
-                <w:noProof/>
-                <w:webHidden/>
-              </w:rPr>
-            </w:r>
-            <w:r>
-              <w:rPr>
-                <w:noProof/>
-                <w:webHidden/>
-              </w:rPr>
-              <w:fldChar w:fldCharType="separate"/>
-            </w:r>
-            <w:r>
-              <w:rPr>
-                <w:noProof/>
-                <w:webHidden/>
-              </w:rPr>
-              <w:t>18</w:t>
-            </w:r>
-            <w:r>
-              <w:rPr>
-                <w:noProof/>
-                <w:webHidden/>
-              </w:rPr>
-              <w:fldChar w:fldCharType="end"/>
-            </w:r>
-          </w:hyperlink>
-        </w:p>
-        <w:p>
-          <w:pPr>
-            <w:pStyle w:val="TDC2"/>
-            <w:tabs>
-              <w:tab w:val="right" w:leader="dot" w:pos="9350"/>
-            </w:tabs>
-            <w:rPr>
-              <w:rFonts w:eastAsiaTheme="minorEastAsia" w:cstheme="minorBidi"/>
-              <w:b w:val="0"/>
-              <w:bCs w:val="0"/>
-              <w:smallCaps w:val="0"/>
-              <w:noProof/>
-              <w:kern w:val="2"/>
-              <w:sz w:val="24"/>
-              <w:szCs w:val="24"/>
-              <w:lang w:eastAsia="es-CO"/>
-              <w14:ligatures w14:val="standardContextual"/>
-            </w:rPr>
-          </w:pPr>
-          <w:hyperlink w:anchor="_Toc228819983" w:history="1">
-            <w:r>
-              <w:rPr>
-                <w:rStyle w:val="Hipervnculo"/>
-                <w:rFonts w:ascii="Times New Roman" w:eastAsia="MS Gothic" w:hAnsi="Times New Roman"/>
-                <w:noProof/>
-              </w:rPr>
-              <w:t>6.2. Desempeño del modelo predictivo calibrado (OE2)</w:t>
-            </w:r>
-            <w:r>
-              <w:rPr>
-                <w:noProof/>
-                <w:webHidden/>
-              </w:rPr>
-              <w:tab/>
-            </w:r>
-            <w:r>
-              <w:rPr>
-                <w:noProof/>
-                <w:webHidden/>
-              </w:rPr>
-              <w:fldChar w:fldCharType="begin"/>
-            </w:r>
-            <w:r>
-              <w:rPr>
-                <w:noProof/>
-                <w:webHidden/>
-              </w:rPr>
-              <w:instrText xml:space="preserve"> PAGEREF _Toc228819983 \h </w:instrText>
-            </w:r>
-            <w:r>
-              <w:rPr>
-                <w:noProof/>
-                <w:webHidden/>
-              </w:rPr>
-            </w:r>
-            <w:r>
-              <w:rPr>
-                <w:noProof/>
-                <w:webHidden/>
-              </w:rPr>
-              <w:fldChar w:fldCharType="separate"/>
-            </w:r>
-            <w:r>
-              <w:rPr>
-                <w:noProof/>
-                <w:webHidden/>
-              </w:rPr>
-              <w:t>18</w:t>
+              <w:t>16</w:t>
             </w:r>
             <w:r>
               <w:rPr>
@@ -1406,13 +1250,13 @@
               <w14:ligatures w14:val="standardContextual"/>
             </w:rPr>
           </w:pPr>
-          <w:hyperlink w:anchor="_Toc228819984" w:history="1">
+          <w:hyperlink w:anchor="_Toc231138397" w:history="1">
             <w:r>
               <w:rPr>
                 <w:rStyle w:val="Hipervnculo"/>
                 <w:noProof/>
               </w:rPr>
-              <w:t>X. REFERENCIAS BIBLIOGRÁFICAS</w:t>
+              <w:t>6. RESULTADOS Y DISCUSIÓN</w:t>
             </w:r>
             <w:r>
               <w:rPr>
@@ -1433,7 +1277,7 @@
                 <w:noProof/>
                 <w:webHidden/>
               </w:rPr>
-              <w:instrText xml:space="preserve"> PAGEREF _Toc228819984 \h </w:instrText>
+              <w:instrText xml:space="preserve"> PAGEREF _Toc231138397 \h </w:instrText>
             </w:r>
             <w:r>
               <w:rPr>
@@ -1453,7 +1297,1412 @@
                 <w:noProof/>
                 <w:webHidden/>
               </w:rPr>
+              <w:t>19</w:t>
+            </w:r>
+            <w:r>
+              <w:rPr>
+                <w:noProof/>
+                <w:webHidden/>
+              </w:rPr>
+              <w:fldChar w:fldCharType="end"/>
+            </w:r>
+          </w:hyperlink>
+        </w:p>
+        <w:p>
+          <w:pPr>
+            <w:pStyle w:val="TDC2"/>
+            <w:tabs>
+              <w:tab w:val="right" w:leader="dot" w:pos="9350"/>
+            </w:tabs>
+            <w:rPr>
+              <w:rFonts w:eastAsiaTheme="minorEastAsia" w:cstheme="minorBidi"/>
+              <w:b w:val="0"/>
+              <w:bCs w:val="0"/>
+              <w:smallCaps w:val="0"/>
+              <w:noProof/>
+              <w:kern w:val="2"/>
+              <w:sz w:val="24"/>
+              <w:szCs w:val="24"/>
+              <w:lang w:eastAsia="es-CO"/>
+              <w14:ligatures w14:val="standardContextual"/>
+            </w:rPr>
+          </w:pPr>
+          <w:hyperlink w:anchor="_Toc231138398" w:history="1">
+            <w:r>
+              <w:rPr>
+                <w:rStyle w:val="Hipervnculo"/>
+                <w:rFonts w:ascii="Times New Roman" w:eastAsia="MS Gothic" w:hAnsi="Times New Roman"/>
+                <w:noProof/>
+              </w:rPr>
+              <w:t>6.1. Construcción del dataset reproducible (OE1)</w:t>
+            </w:r>
+            <w:r>
+              <w:rPr>
+                <w:noProof/>
+                <w:webHidden/>
+              </w:rPr>
+              <w:tab/>
+            </w:r>
+            <w:r>
+              <w:rPr>
+                <w:noProof/>
+                <w:webHidden/>
+              </w:rPr>
+              <w:fldChar w:fldCharType="begin"/>
+            </w:r>
+            <w:r>
+              <w:rPr>
+                <w:noProof/>
+                <w:webHidden/>
+              </w:rPr>
+              <w:instrText xml:space="preserve"> PAGEREF _Toc231138398 \h </w:instrText>
+            </w:r>
+            <w:r>
+              <w:rPr>
+                <w:noProof/>
+                <w:webHidden/>
+              </w:rPr>
+            </w:r>
+            <w:r>
+              <w:rPr>
+                <w:noProof/>
+                <w:webHidden/>
+              </w:rPr>
+              <w:fldChar w:fldCharType="separate"/>
+            </w:r>
+            <w:r>
+              <w:rPr>
+                <w:noProof/>
+                <w:webHidden/>
+              </w:rPr>
+              <w:t>19</w:t>
+            </w:r>
+            <w:r>
+              <w:rPr>
+                <w:noProof/>
+                <w:webHidden/>
+              </w:rPr>
+              <w:fldChar w:fldCharType="end"/>
+            </w:r>
+          </w:hyperlink>
+        </w:p>
+        <w:p>
+          <w:pPr>
+            <w:pStyle w:val="TDC2"/>
+            <w:tabs>
+              <w:tab w:val="right" w:leader="dot" w:pos="9350"/>
+            </w:tabs>
+            <w:rPr>
+              <w:rFonts w:eastAsiaTheme="minorEastAsia" w:cstheme="minorBidi"/>
+              <w:b w:val="0"/>
+              <w:bCs w:val="0"/>
+              <w:smallCaps w:val="0"/>
+              <w:noProof/>
+              <w:kern w:val="2"/>
+              <w:sz w:val="24"/>
+              <w:szCs w:val="24"/>
+              <w:lang w:eastAsia="es-CO"/>
+              <w14:ligatures w14:val="standardContextual"/>
+            </w:rPr>
+          </w:pPr>
+          <w:hyperlink w:anchor="_Toc231138399" w:history="1">
+            <w:r>
+              <w:rPr>
+                <w:rStyle w:val="Hipervnculo"/>
+                <w:rFonts w:ascii="Times New Roman" w:eastAsia="MS Gothic" w:hAnsi="Times New Roman"/>
+                <w:noProof/>
+              </w:rPr>
+              <w:t>6.2. Desempeño del modelo predictivo calibrado (OE2)</w:t>
+            </w:r>
+            <w:r>
+              <w:rPr>
+                <w:noProof/>
+                <w:webHidden/>
+              </w:rPr>
+              <w:tab/>
+            </w:r>
+            <w:r>
+              <w:rPr>
+                <w:noProof/>
+                <w:webHidden/>
+              </w:rPr>
+              <w:fldChar w:fldCharType="begin"/>
+            </w:r>
+            <w:r>
+              <w:rPr>
+                <w:noProof/>
+                <w:webHidden/>
+              </w:rPr>
+              <w:instrText xml:space="preserve"> PAGEREF _Toc231138399 \h </w:instrText>
+            </w:r>
+            <w:r>
+              <w:rPr>
+                <w:noProof/>
+                <w:webHidden/>
+              </w:rPr>
+            </w:r>
+            <w:r>
+              <w:rPr>
+                <w:noProof/>
+                <w:webHidden/>
+              </w:rPr>
+              <w:fldChar w:fldCharType="separate"/>
+            </w:r>
+            <w:r>
+              <w:rPr>
+                <w:noProof/>
+                <w:webHidden/>
+              </w:rPr>
               <w:t>20</w:t>
+            </w:r>
+            <w:r>
+              <w:rPr>
+                <w:noProof/>
+                <w:webHidden/>
+              </w:rPr>
+              <w:fldChar w:fldCharType="end"/>
+            </w:r>
+          </w:hyperlink>
+        </w:p>
+        <w:p>
+          <w:pPr>
+            <w:pStyle w:val="TDC2"/>
+            <w:tabs>
+              <w:tab w:val="right" w:leader="dot" w:pos="9350"/>
+            </w:tabs>
+            <w:rPr>
+              <w:rFonts w:eastAsiaTheme="minorEastAsia" w:cstheme="minorBidi"/>
+              <w:b w:val="0"/>
+              <w:bCs w:val="0"/>
+              <w:smallCaps w:val="0"/>
+              <w:noProof/>
+              <w:kern w:val="2"/>
+              <w:sz w:val="24"/>
+              <w:szCs w:val="24"/>
+              <w:lang w:eastAsia="es-CO"/>
+              <w14:ligatures w14:val="standardContextual"/>
+            </w:rPr>
+          </w:pPr>
+          <w:hyperlink w:anchor="_Toc231138400" w:history="1">
+            <w:r>
+              <w:rPr>
+                <w:rStyle w:val="Hipervnculo"/>
+                <w:rFonts w:ascii="Times New Roman" w:eastAsia="MS Gothic" w:hAnsi="Times New Roman"/>
+                <w:noProof/>
+              </w:rPr>
+              <w:t>6.3. Optimización del plan semanal con restricciones operativas (OE3)</w:t>
+            </w:r>
+            <w:r>
+              <w:rPr>
+                <w:noProof/>
+                <w:webHidden/>
+              </w:rPr>
+              <w:tab/>
+            </w:r>
+            <w:r>
+              <w:rPr>
+                <w:noProof/>
+                <w:webHidden/>
+              </w:rPr>
+              <w:fldChar w:fldCharType="begin"/>
+            </w:r>
+            <w:r>
+              <w:rPr>
+                <w:noProof/>
+                <w:webHidden/>
+              </w:rPr>
+              <w:instrText xml:space="preserve"> PAGEREF _Toc231138400 \h </w:instrText>
+            </w:r>
+            <w:r>
+              <w:rPr>
+                <w:noProof/>
+                <w:webHidden/>
+              </w:rPr>
+            </w:r>
+            <w:r>
+              <w:rPr>
+                <w:noProof/>
+                <w:webHidden/>
+              </w:rPr>
+              <w:fldChar w:fldCharType="separate"/>
+            </w:r>
+            <w:r>
+              <w:rPr>
+                <w:noProof/>
+                <w:webHidden/>
+              </w:rPr>
+              <w:t>22</w:t>
+            </w:r>
+            <w:r>
+              <w:rPr>
+                <w:noProof/>
+                <w:webHidden/>
+              </w:rPr>
+              <w:fldChar w:fldCharType="end"/>
+            </w:r>
+          </w:hyperlink>
+        </w:p>
+        <w:p>
+          <w:pPr>
+            <w:pStyle w:val="TDC2"/>
+            <w:tabs>
+              <w:tab w:val="right" w:leader="dot" w:pos="9350"/>
+            </w:tabs>
+            <w:rPr>
+              <w:rFonts w:eastAsiaTheme="minorEastAsia" w:cstheme="minorBidi"/>
+              <w:b w:val="0"/>
+              <w:bCs w:val="0"/>
+              <w:smallCaps w:val="0"/>
+              <w:noProof/>
+              <w:kern w:val="2"/>
+              <w:sz w:val="24"/>
+              <w:szCs w:val="24"/>
+              <w:lang w:eastAsia="es-CO"/>
+              <w14:ligatures w14:val="standardContextual"/>
+            </w:rPr>
+          </w:pPr>
+          <w:hyperlink w:anchor="_Toc231138401" w:history="1">
+            <w:r>
+              <w:rPr>
+                <w:rStyle w:val="Hipervnculo"/>
+                <w:rFonts w:ascii="Times New Roman" w:eastAsia="MS Gothic" w:hAnsi="Times New Roman"/>
+                <w:noProof/>
+              </w:rPr>
+              <w:t>6.4. Comparación del modelo frente a reglas tradicionales</w:t>
+            </w:r>
+            <w:r>
+              <w:rPr>
+                <w:noProof/>
+                <w:webHidden/>
+              </w:rPr>
+              <w:tab/>
+            </w:r>
+            <w:r>
+              <w:rPr>
+                <w:noProof/>
+                <w:webHidden/>
+              </w:rPr>
+              <w:fldChar w:fldCharType="begin"/>
+            </w:r>
+            <w:r>
+              <w:rPr>
+                <w:noProof/>
+                <w:webHidden/>
+              </w:rPr>
+              <w:instrText xml:space="preserve"> PAGEREF _Toc231138401 \h </w:instrText>
+            </w:r>
+            <w:r>
+              <w:rPr>
+                <w:noProof/>
+                <w:webHidden/>
+              </w:rPr>
+            </w:r>
+            <w:r>
+              <w:rPr>
+                <w:noProof/>
+                <w:webHidden/>
+              </w:rPr>
+              <w:fldChar w:fldCharType="separate"/>
+            </w:r>
+            <w:r>
+              <w:rPr>
+                <w:noProof/>
+                <w:webHidden/>
+              </w:rPr>
+              <w:t>23</w:t>
+            </w:r>
+            <w:r>
+              <w:rPr>
+                <w:noProof/>
+                <w:webHidden/>
+              </w:rPr>
+              <w:fldChar w:fldCharType="end"/>
+            </w:r>
+          </w:hyperlink>
+        </w:p>
+        <w:p>
+          <w:pPr>
+            <w:pStyle w:val="TDC2"/>
+            <w:tabs>
+              <w:tab w:val="right" w:leader="dot" w:pos="9350"/>
+            </w:tabs>
+            <w:rPr>
+              <w:rFonts w:eastAsiaTheme="minorEastAsia" w:cstheme="minorBidi"/>
+              <w:b w:val="0"/>
+              <w:bCs w:val="0"/>
+              <w:smallCaps w:val="0"/>
+              <w:noProof/>
+              <w:kern w:val="2"/>
+              <w:sz w:val="24"/>
+              <w:szCs w:val="24"/>
+              <w:lang w:eastAsia="es-CO"/>
+              <w14:ligatures w14:val="standardContextual"/>
+            </w:rPr>
+          </w:pPr>
+          <w:hyperlink w:anchor="_Toc231138402" w:history="1">
+            <w:r>
+              <w:rPr>
+                <w:rStyle w:val="Hipervnculo"/>
+                <w:rFonts w:ascii="Times New Roman" w:eastAsia="MS Gothic" w:hAnsi="Times New Roman"/>
+                <w:noProof/>
+              </w:rPr>
+              <w:t>6.6. Indicadores operativos complementarios</w:t>
+            </w:r>
+            <w:r>
+              <w:rPr>
+                <w:noProof/>
+                <w:webHidden/>
+              </w:rPr>
+              <w:tab/>
+            </w:r>
+            <w:r>
+              <w:rPr>
+                <w:noProof/>
+                <w:webHidden/>
+              </w:rPr>
+              <w:fldChar w:fldCharType="begin"/>
+            </w:r>
+            <w:r>
+              <w:rPr>
+                <w:noProof/>
+                <w:webHidden/>
+              </w:rPr>
+              <w:instrText xml:space="preserve"> PAGEREF _Toc231138402 \h </w:instrText>
+            </w:r>
+            <w:r>
+              <w:rPr>
+                <w:noProof/>
+                <w:webHidden/>
+              </w:rPr>
+            </w:r>
+            <w:r>
+              <w:rPr>
+                <w:noProof/>
+                <w:webHidden/>
+              </w:rPr>
+              <w:fldChar w:fldCharType="separate"/>
+            </w:r>
+            <w:r>
+              <w:rPr>
+                <w:noProof/>
+                <w:webHidden/>
+              </w:rPr>
+              <w:t>26</w:t>
+            </w:r>
+            <w:r>
+              <w:rPr>
+                <w:noProof/>
+                <w:webHidden/>
+              </w:rPr>
+              <w:fldChar w:fldCharType="end"/>
+            </w:r>
+          </w:hyperlink>
+        </w:p>
+        <w:p>
+          <w:pPr>
+            <w:pStyle w:val="TDC2"/>
+            <w:tabs>
+              <w:tab w:val="right" w:leader="dot" w:pos="9350"/>
+            </w:tabs>
+            <w:rPr>
+              <w:rFonts w:eastAsiaTheme="minorEastAsia" w:cstheme="minorBidi"/>
+              <w:b w:val="0"/>
+              <w:bCs w:val="0"/>
+              <w:smallCaps w:val="0"/>
+              <w:noProof/>
+              <w:kern w:val="2"/>
+              <w:sz w:val="24"/>
+              <w:szCs w:val="24"/>
+              <w:lang w:eastAsia="es-CO"/>
+              <w14:ligatures w14:val="standardContextual"/>
+            </w:rPr>
+          </w:pPr>
+          <w:hyperlink w:anchor="_Toc231138403" w:history="1">
+            <w:r>
+              <w:rPr>
+                <w:rStyle w:val="Hipervnculo"/>
+                <w:rFonts w:ascii="Times New Roman" w:eastAsia="MS Gothic" w:hAnsi="Times New Roman"/>
+                <w:noProof/>
+              </w:rPr>
+              <w:t>6.7. Dashboard interactivo de resultados</w:t>
+            </w:r>
+            <w:r>
+              <w:rPr>
+                <w:noProof/>
+                <w:webHidden/>
+              </w:rPr>
+              <w:tab/>
+            </w:r>
+            <w:r>
+              <w:rPr>
+                <w:noProof/>
+                <w:webHidden/>
+              </w:rPr>
+              <w:fldChar w:fldCharType="begin"/>
+            </w:r>
+            <w:r>
+              <w:rPr>
+                <w:noProof/>
+                <w:webHidden/>
+              </w:rPr>
+              <w:instrText xml:space="preserve"> PAGEREF _Toc231138403 \h </w:instrText>
+            </w:r>
+            <w:r>
+              <w:rPr>
+                <w:noProof/>
+                <w:webHidden/>
+              </w:rPr>
+            </w:r>
+            <w:r>
+              <w:rPr>
+                <w:noProof/>
+                <w:webHidden/>
+              </w:rPr>
+              <w:fldChar w:fldCharType="separate"/>
+            </w:r>
+            <w:r>
+              <w:rPr>
+                <w:noProof/>
+                <w:webHidden/>
+              </w:rPr>
+              <w:t>26</w:t>
+            </w:r>
+            <w:r>
+              <w:rPr>
+                <w:noProof/>
+                <w:webHidden/>
+              </w:rPr>
+              <w:fldChar w:fldCharType="end"/>
+            </w:r>
+          </w:hyperlink>
+        </w:p>
+        <w:p>
+          <w:pPr>
+            <w:pStyle w:val="TDC1"/>
+            <w:tabs>
+              <w:tab w:val="right" w:leader="dot" w:pos="9350"/>
+            </w:tabs>
+            <w:rPr>
+              <w:rFonts w:eastAsiaTheme="minorEastAsia" w:cstheme="minorBidi"/>
+              <w:b w:val="0"/>
+              <w:bCs w:val="0"/>
+              <w:caps w:val="0"/>
+              <w:noProof/>
+              <w:kern w:val="2"/>
+              <w:sz w:val="24"/>
+              <w:szCs w:val="24"/>
+              <w:u w:val="none"/>
+              <w:lang w:eastAsia="es-CO"/>
+              <w14:ligatures w14:val="standardContextual"/>
+            </w:rPr>
+          </w:pPr>
+          <w:hyperlink w:anchor="_Toc231138404" w:history="1">
+            <w:r>
+              <w:rPr>
+                <w:rStyle w:val="Hipervnculo"/>
+                <w:noProof/>
+              </w:rPr>
+              <w:t>7. CONCLUSIONES Y RECOMENDACIONES</w:t>
+            </w:r>
+            <w:r>
+              <w:rPr>
+                <w:noProof/>
+                <w:webHidden/>
+              </w:rPr>
+              <w:tab/>
+            </w:r>
+            <w:r>
+              <w:rPr>
+                <w:noProof/>
+                <w:webHidden/>
+              </w:rPr>
+              <w:fldChar w:fldCharType="begin"/>
+            </w:r>
+            <w:r>
+              <w:rPr>
+                <w:noProof/>
+                <w:webHidden/>
+              </w:rPr>
+              <w:instrText xml:space="preserve"> PAGEREF _Toc231138404 \h </w:instrText>
+            </w:r>
+            <w:r>
+              <w:rPr>
+                <w:noProof/>
+                <w:webHidden/>
+              </w:rPr>
+            </w:r>
+            <w:r>
+              <w:rPr>
+                <w:noProof/>
+                <w:webHidden/>
+              </w:rPr>
+              <w:fldChar w:fldCharType="separate"/>
+            </w:r>
+            <w:r>
+              <w:rPr>
+                <w:noProof/>
+                <w:webHidden/>
+              </w:rPr>
+              <w:t>27</w:t>
+            </w:r>
+            <w:r>
+              <w:rPr>
+                <w:noProof/>
+                <w:webHidden/>
+              </w:rPr>
+              <w:fldChar w:fldCharType="end"/>
+            </w:r>
+          </w:hyperlink>
+        </w:p>
+        <w:p>
+          <w:pPr>
+            <w:pStyle w:val="TDC2"/>
+            <w:tabs>
+              <w:tab w:val="right" w:leader="dot" w:pos="9350"/>
+            </w:tabs>
+            <w:rPr>
+              <w:rFonts w:eastAsiaTheme="minorEastAsia" w:cstheme="minorBidi"/>
+              <w:b w:val="0"/>
+              <w:bCs w:val="0"/>
+              <w:smallCaps w:val="0"/>
+              <w:noProof/>
+              <w:kern w:val="2"/>
+              <w:sz w:val="24"/>
+              <w:szCs w:val="24"/>
+              <w:lang w:eastAsia="es-CO"/>
+              <w14:ligatures w14:val="standardContextual"/>
+            </w:rPr>
+          </w:pPr>
+          <w:hyperlink w:anchor="_Toc231138405" w:history="1">
+            <w:r>
+              <w:rPr>
+                <w:rStyle w:val="Hipervnculo"/>
+                <w:rFonts w:ascii="Times New Roman" w:eastAsia="MS Gothic" w:hAnsi="Times New Roman"/>
+                <w:noProof/>
+              </w:rPr>
+              <w:t>7.1. Conclusiones respecto al objetivo general y al problema planteado</w:t>
+            </w:r>
+            <w:r>
+              <w:rPr>
+                <w:noProof/>
+                <w:webHidden/>
+              </w:rPr>
+              <w:tab/>
+            </w:r>
+            <w:r>
+              <w:rPr>
+                <w:noProof/>
+                <w:webHidden/>
+              </w:rPr>
+              <w:fldChar w:fldCharType="begin"/>
+            </w:r>
+            <w:r>
+              <w:rPr>
+                <w:noProof/>
+                <w:webHidden/>
+              </w:rPr>
+              <w:instrText xml:space="preserve"> PAGEREF _Toc231138405 \h </w:instrText>
+            </w:r>
+            <w:r>
+              <w:rPr>
+                <w:noProof/>
+                <w:webHidden/>
+              </w:rPr>
+            </w:r>
+            <w:r>
+              <w:rPr>
+                <w:noProof/>
+                <w:webHidden/>
+              </w:rPr>
+              <w:fldChar w:fldCharType="separate"/>
+            </w:r>
+            <w:r>
+              <w:rPr>
+                <w:noProof/>
+                <w:webHidden/>
+              </w:rPr>
+              <w:t>27</w:t>
+            </w:r>
+            <w:r>
+              <w:rPr>
+                <w:noProof/>
+                <w:webHidden/>
+              </w:rPr>
+              <w:fldChar w:fldCharType="end"/>
+            </w:r>
+          </w:hyperlink>
+        </w:p>
+        <w:p>
+          <w:pPr>
+            <w:pStyle w:val="TDC2"/>
+            <w:tabs>
+              <w:tab w:val="right" w:leader="dot" w:pos="9350"/>
+            </w:tabs>
+            <w:rPr>
+              <w:rFonts w:eastAsiaTheme="minorEastAsia" w:cstheme="minorBidi"/>
+              <w:b w:val="0"/>
+              <w:bCs w:val="0"/>
+              <w:smallCaps w:val="0"/>
+              <w:noProof/>
+              <w:kern w:val="2"/>
+              <w:sz w:val="24"/>
+              <w:szCs w:val="24"/>
+              <w:lang w:eastAsia="es-CO"/>
+              <w14:ligatures w14:val="standardContextual"/>
+            </w:rPr>
+          </w:pPr>
+          <w:hyperlink w:anchor="_Toc231138406" w:history="1">
+            <w:r>
+              <w:rPr>
+                <w:rStyle w:val="Hipervnculo"/>
+                <w:rFonts w:ascii="Times New Roman" w:eastAsia="MS Gothic" w:hAnsi="Times New Roman"/>
+                <w:noProof/>
+              </w:rPr>
+              <w:t>7.2. Conclusiones sobre cada objetivo específico</w:t>
+            </w:r>
+            <w:r>
+              <w:rPr>
+                <w:noProof/>
+                <w:webHidden/>
+              </w:rPr>
+              <w:tab/>
+            </w:r>
+            <w:r>
+              <w:rPr>
+                <w:noProof/>
+                <w:webHidden/>
+              </w:rPr>
+              <w:fldChar w:fldCharType="begin"/>
+            </w:r>
+            <w:r>
+              <w:rPr>
+                <w:noProof/>
+                <w:webHidden/>
+              </w:rPr>
+              <w:instrText xml:space="preserve"> PAGEREF _Toc231138406 \h </w:instrText>
+            </w:r>
+            <w:r>
+              <w:rPr>
+                <w:noProof/>
+                <w:webHidden/>
+              </w:rPr>
+            </w:r>
+            <w:r>
+              <w:rPr>
+                <w:noProof/>
+                <w:webHidden/>
+              </w:rPr>
+              <w:fldChar w:fldCharType="separate"/>
+            </w:r>
+            <w:r>
+              <w:rPr>
+                <w:noProof/>
+                <w:webHidden/>
+              </w:rPr>
+              <w:t>27</w:t>
+            </w:r>
+            <w:r>
+              <w:rPr>
+                <w:noProof/>
+                <w:webHidden/>
+              </w:rPr>
+              <w:fldChar w:fldCharType="end"/>
+            </w:r>
+          </w:hyperlink>
+        </w:p>
+        <w:p>
+          <w:pPr>
+            <w:pStyle w:val="TDC2"/>
+            <w:tabs>
+              <w:tab w:val="right" w:leader="dot" w:pos="9350"/>
+            </w:tabs>
+            <w:rPr>
+              <w:rFonts w:eastAsiaTheme="minorEastAsia" w:cstheme="minorBidi"/>
+              <w:b w:val="0"/>
+              <w:bCs w:val="0"/>
+              <w:smallCaps w:val="0"/>
+              <w:noProof/>
+              <w:kern w:val="2"/>
+              <w:sz w:val="24"/>
+              <w:szCs w:val="24"/>
+              <w:lang w:eastAsia="es-CO"/>
+              <w14:ligatures w14:val="standardContextual"/>
+            </w:rPr>
+          </w:pPr>
+          <w:hyperlink w:anchor="_Toc231138407" w:history="1">
+            <w:r>
+              <w:rPr>
+                <w:rStyle w:val="Hipervnculo"/>
+                <w:rFonts w:ascii="Times New Roman" w:eastAsia="MS Gothic" w:hAnsi="Times New Roman"/>
+                <w:noProof/>
+              </w:rPr>
+              <w:t>7.3. Conclusiones sobre el proceso de investigación</w:t>
+            </w:r>
+            <w:r>
+              <w:rPr>
+                <w:noProof/>
+                <w:webHidden/>
+              </w:rPr>
+              <w:tab/>
+            </w:r>
+            <w:r>
+              <w:rPr>
+                <w:noProof/>
+                <w:webHidden/>
+              </w:rPr>
+              <w:fldChar w:fldCharType="begin"/>
+            </w:r>
+            <w:r>
+              <w:rPr>
+                <w:noProof/>
+                <w:webHidden/>
+              </w:rPr>
+              <w:instrText xml:space="preserve"> PAGEREF _Toc231138407 \h </w:instrText>
+            </w:r>
+            <w:r>
+              <w:rPr>
+                <w:noProof/>
+                <w:webHidden/>
+              </w:rPr>
+            </w:r>
+            <w:r>
+              <w:rPr>
+                <w:noProof/>
+                <w:webHidden/>
+              </w:rPr>
+              <w:fldChar w:fldCharType="separate"/>
+            </w:r>
+            <w:r>
+              <w:rPr>
+                <w:noProof/>
+                <w:webHidden/>
+              </w:rPr>
+              <w:t>28</w:t>
+            </w:r>
+            <w:r>
+              <w:rPr>
+                <w:noProof/>
+                <w:webHidden/>
+              </w:rPr>
+              <w:fldChar w:fldCharType="end"/>
+            </w:r>
+          </w:hyperlink>
+        </w:p>
+        <w:p>
+          <w:pPr>
+            <w:pStyle w:val="TDC2"/>
+            <w:tabs>
+              <w:tab w:val="right" w:leader="dot" w:pos="9350"/>
+            </w:tabs>
+            <w:rPr>
+              <w:rFonts w:eastAsiaTheme="minorEastAsia" w:cstheme="minorBidi"/>
+              <w:b w:val="0"/>
+              <w:bCs w:val="0"/>
+              <w:smallCaps w:val="0"/>
+              <w:noProof/>
+              <w:kern w:val="2"/>
+              <w:sz w:val="24"/>
+              <w:szCs w:val="24"/>
+              <w:lang w:eastAsia="es-CO"/>
+              <w14:ligatures w14:val="standardContextual"/>
+            </w:rPr>
+          </w:pPr>
+          <w:hyperlink w:anchor="_Toc231138408" w:history="1">
+            <w:r>
+              <w:rPr>
+                <w:rStyle w:val="Hipervnculo"/>
+                <w:rFonts w:ascii="Times New Roman" w:eastAsia="MS Gothic" w:hAnsi="Times New Roman"/>
+                <w:noProof/>
+              </w:rPr>
+              <w:t>7.4. Limitaciones del estudio</w:t>
+            </w:r>
+            <w:r>
+              <w:rPr>
+                <w:noProof/>
+                <w:webHidden/>
+              </w:rPr>
+              <w:tab/>
+            </w:r>
+            <w:r>
+              <w:rPr>
+                <w:noProof/>
+                <w:webHidden/>
+              </w:rPr>
+              <w:fldChar w:fldCharType="begin"/>
+            </w:r>
+            <w:r>
+              <w:rPr>
+                <w:noProof/>
+                <w:webHidden/>
+              </w:rPr>
+              <w:instrText xml:space="preserve"> PAGEREF _Toc231138408 \h </w:instrText>
+            </w:r>
+            <w:r>
+              <w:rPr>
+                <w:noProof/>
+                <w:webHidden/>
+              </w:rPr>
+            </w:r>
+            <w:r>
+              <w:rPr>
+                <w:noProof/>
+                <w:webHidden/>
+              </w:rPr>
+              <w:fldChar w:fldCharType="separate"/>
+            </w:r>
+            <w:r>
+              <w:rPr>
+                <w:noProof/>
+                <w:webHidden/>
+              </w:rPr>
+              <w:t>28</w:t>
+            </w:r>
+            <w:r>
+              <w:rPr>
+                <w:noProof/>
+                <w:webHidden/>
+              </w:rPr>
+              <w:fldChar w:fldCharType="end"/>
+            </w:r>
+          </w:hyperlink>
+        </w:p>
+        <w:p>
+          <w:pPr>
+            <w:pStyle w:val="TDC2"/>
+            <w:tabs>
+              <w:tab w:val="right" w:leader="dot" w:pos="9350"/>
+            </w:tabs>
+            <w:rPr>
+              <w:rFonts w:eastAsiaTheme="minorEastAsia" w:cstheme="minorBidi"/>
+              <w:b w:val="0"/>
+              <w:bCs w:val="0"/>
+              <w:smallCaps w:val="0"/>
+              <w:noProof/>
+              <w:kern w:val="2"/>
+              <w:sz w:val="24"/>
+              <w:szCs w:val="24"/>
+              <w:lang w:eastAsia="es-CO"/>
+              <w14:ligatures w14:val="standardContextual"/>
+            </w:rPr>
+          </w:pPr>
+          <w:hyperlink w:anchor="_Toc231138409" w:history="1">
+            <w:r>
+              <w:rPr>
+                <w:rStyle w:val="Hipervnculo"/>
+                <w:rFonts w:ascii="Times New Roman" w:eastAsia="MS Gothic" w:hAnsi="Times New Roman"/>
+                <w:noProof/>
+              </w:rPr>
+              <w:t>7.5. Recomendaciones para trabajos futuros</w:t>
+            </w:r>
+            <w:r>
+              <w:rPr>
+                <w:noProof/>
+                <w:webHidden/>
+              </w:rPr>
+              <w:tab/>
+            </w:r>
+            <w:r>
+              <w:rPr>
+                <w:noProof/>
+                <w:webHidden/>
+              </w:rPr>
+              <w:fldChar w:fldCharType="begin"/>
+            </w:r>
+            <w:r>
+              <w:rPr>
+                <w:noProof/>
+                <w:webHidden/>
+              </w:rPr>
+              <w:instrText xml:space="preserve"> PAGEREF _Toc231138409 \h </w:instrText>
+            </w:r>
+            <w:r>
+              <w:rPr>
+                <w:noProof/>
+                <w:webHidden/>
+              </w:rPr>
+            </w:r>
+            <w:r>
+              <w:rPr>
+                <w:noProof/>
+                <w:webHidden/>
+              </w:rPr>
+              <w:fldChar w:fldCharType="separate"/>
+            </w:r>
+            <w:r>
+              <w:rPr>
+                <w:noProof/>
+                <w:webHidden/>
+              </w:rPr>
+              <w:t>29</w:t>
+            </w:r>
+            <w:r>
+              <w:rPr>
+                <w:noProof/>
+                <w:webHidden/>
+              </w:rPr>
+              <w:fldChar w:fldCharType="end"/>
+            </w:r>
+          </w:hyperlink>
+        </w:p>
+        <w:p>
+          <w:pPr>
+            <w:pStyle w:val="TDC1"/>
+            <w:tabs>
+              <w:tab w:val="right" w:leader="dot" w:pos="9350"/>
+            </w:tabs>
+            <w:rPr>
+              <w:rFonts w:eastAsiaTheme="minorEastAsia" w:cstheme="minorBidi"/>
+              <w:b w:val="0"/>
+              <w:bCs w:val="0"/>
+              <w:caps w:val="0"/>
+              <w:noProof/>
+              <w:kern w:val="2"/>
+              <w:sz w:val="24"/>
+              <w:szCs w:val="24"/>
+              <w:u w:val="none"/>
+              <w:lang w:eastAsia="es-CO"/>
+              <w14:ligatures w14:val="standardContextual"/>
+            </w:rPr>
+          </w:pPr>
+          <w:hyperlink w:anchor="_Toc231138410" w:history="1">
+            <w:r>
+              <w:rPr>
+                <w:rStyle w:val="Hipervnculo"/>
+                <w:noProof/>
+              </w:rPr>
+              <w:t>8. REFERENCIAS BIBLIOGRÁFICAS</w:t>
+            </w:r>
+            <w:r>
+              <w:rPr>
+                <w:noProof/>
+                <w:webHidden/>
+              </w:rPr>
+              <w:tab/>
+            </w:r>
+            <w:r>
+              <w:rPr>
+                <w:noProof/>
+                <w:webHidden/>
+              </w:rPr>
+              <w:fldChar w:fldCharType="begin"/>
+            </w:r>
+            <w:r>
+              <w:rPr>
+                <w:noProof/>
+                <w:webHidden/>
+              </w:rPr>
+              <w:instrText xml:space="preserve"> PAGEREF _Toc231138410 \h </w:instrText>
+            </w:r>
+            <w:r>
+              <w:rPr>
+                <w:noProof/>
+                <w:webHidden/>
+              </w:rPr>
+            </w:r>
+            <w:r>
+              <w:rPr>
+                <w:noProof/>
+                <w:webHidden/>
+              </w:rPr>
+              <w:fldChar w:fldCharType="separate"/>
+            </w:r>
+            <w:r>
+              <w:rPr>
+                <w:noProof/>
+                <w:webHidden/>
+              </w:rPr>
+              <w:t>30</w:t>
+            </w:r>
+            <w:r>
+              <w:rPr>
+                <w:noProof/>
+                <w:webHidden/>
+              </w:rPr>
+              <w:fldChar w:fldCharType="end"/>
+            </w:r>
+          </w:hyperlink>
+        </w:p>
+        <w:p>
+          <w:pPr>
+            <w:pStyle w:val="TDC2"/>
+            <w:tabs>
+              <w:tab w:val="right" w:leader="dot" w:pos="9350"/>
+            </w:tabs>
+            <w:rPr>
+              <w:rFonts w:eastAsiaTheme="minorEastAsia" w:cstheme="minorBidi"/>
+              <w:b w:val="0"/>
+              <w:bCs w:val="0"/>
+              <w:smallCaps w:val="0"/>
+              <w:noProof/>
+              <w:kern w:val="2"/>
+              <w:sz w:val="24"/>
+              <w:szCs w:val="24"/>
+              <w:lang w:eastAsia="es-CO"/>
+              <w14:ligatures w14:val="standardContextual"/>
+            </w:rPr>
+          </w:pPr>
+          <w:hyperlink w:anchor="_Toc231138411" w:history="1">
+            <w:r>
+              <w:rPr>
+                <w:rStyle w:val="Hipervnculo"/>
+                <w:rFonts w:ascii="Times New Roman" w:hAnsi="Times New Roman"/>
+                <w:noProof/>
+                <w:lang w:val="de-DE"/>
+              </w:rPr>
+              <w:t>Fundamentos metodológicos: optimización, MCDA y scheduling</w:t>
+            </w:r>
+            <w:r>
+              <w:rPr>
+                <w:noProof/>
+                <w:webHidden/>
+              </w:rPr>
+              <w:tab/>
+            </w:r>
+            <w:r>
+              <w:rPr>
+                <w:noProof/>
+                <w:webHidden/>
+              </w:rPr>
+              <w:fldChar w:fldCharType="begin"/>
+            </w:r>
+            <w:r>
+              <w:rPr>
+                <w:noProof/>
+                <w:webHidden/>
+              </w:rPr>
+              <w:instrText xml:space="preserve"> PAGEREF _Toc231138411 \h </w:instrText>
+            </w:r>
+            <w:r>
+              <w:rPr>
+                <w:noProof/>
+                <w:webHidden/>
+              </w:rPr>
+            </w:r>
+            <w:r>
+              <w:rPr>
+                <w:noProof/>
+                <w:webHidden/>
+              </w:rPr>
+              <w:fldChar w:fldCharType="separate"/>
+            </w:r>
+            <w:r>
+              <w:rPr>
+                <w:noProof/>
+                <w:webHidden/>
+              </w:rPr>
+              <w:t>30</w:t>
+            </w:r>
+            <w:r>
+              <w:rPr>
+                <w:noProof/>
+                <w:webHidden/>
+              </w:rPr>
+              <w:fldChar w:fldCharType="end"/>
+            </w:r>
+          </w:hyperlink>
+        </w:p>
+        <w:p>
+          <w:pPr>
+            <w:pStyle w:val="TDC1"/>
+            <w:tabs>
+              <w:tab w:val="right" w:leader="dot" w:pos="9350"/>
+            </w:tabs>
+            <w:rPr>
+              <w:rFonts w:eastAsiaTheme="minorEastAsia" w:cstheme="minorBidi"/>
+              <w:b w:val="0"/>
+              <w:bCs w:val="0"/>
+              <w:caps w:val="0"/>
+              <w:noProof/>
+              <w:kern w:val="2"/>
+              <w:sz w:val="24"/>
+              <w:szCs w:val="24"/>
+              <w:u w:val="none"/>
+              <w:lang w:eastAsia="es-CO"/>
+              <w14:ligatures w14:val="standardContextual"/>
+            </w:rPr>
+          </w:pPr>
+          <w:hyperlink w:anchor="_Toc231138412" w:history="1">
+            <w:r>
+              <w:rPr>
+                <w:rStyle w:val="Hipervnculo"/>
+                <w:noProof/>
+              </w:rPr>
+              <w:t>ANEXOS</w:t>
+            </w:r>
+            <w:r>
+              <w:rPr>
+                <w:noProof/>
+                <w:webHidden/>
+              </w:rPr>
+              <w:tab/>
+            </w:r>
+            <w:r>
+              <w:rPr>
+                <w:noProof/>
+                <w:webHidden/>
+              </w:rPr>
+              <w:fldChar w:fldCharType="begin"/>
+            </w:r>
+            <w:r>
+              <w:rPr>
+                <w:noProof/>
+                <w:webHidden/>
+              </w:rPr>
+              <w:instrText xml:space="preserve"> PAGEREF _Toc231138412 \h </w:instrText>
+            </w:r>
+            <w:r>
+              <w:rPr>
+                <w:noProof/>
+                <w:webHidden/>
+              </w:rPr>
+            </w:r>
+            <w:r>
+              <w:rPr>
+                <w:noProof/>
+                <w:webHidden/>
+              </w:rPr>
+              <w:fldChar w:fldCharType="separate"/>
+            </w:r>
+            <w:r>
+              <w:rPr>
+                <w:noProof/>
+                <w:webHidden/>
+              </w:rPr>
+              <w:t>32</w:t>
+            </w:r>
+            <w:r>
+              <w:rPr>
+                <w:noProof/>
+                <w:webHidden/>
+              </w:rPr>
+              <w:fldChar w:fldCharType="end"/>
+            </w:r>
+          </w:hyperlink>
+        </w:p>
+        <w:p>
+          <w:pPr>
+            <w:pStyle w:val="TDC2"/>
+            <w:tabs>
+              <w:tab w:val="right" w:leader="dot" w:pos="9350"/>
+            </w:tabs>
+            <w:rPr>
+              <w:rFonts w:eastAsiaTheme="minorEastAsia" w:cstheme="minorBidi"/>
+              <w:b w:val="0"/>
+              <w:bCs w:val="0"/>
+              <w:smallCaps w:val="0"/>
+              <w:noProof/>
+              <w:kern w:val="2"/>
+              <w:sz w:val="24"/>
+              <w:szCs w:val="24"/>
+              <w:lang w:eastAsia="es-CO"/>
+              <w14:ligatures w14:val="standardContextual"/>
+            </w:rPr>
+          </w:pPr>
+          <w:hyperlink w:anchor="_Toc231138413" w:history="1">
+            <w:r>
+              <w:rPr>
+                <w:rStyle w:val="Hipervnculo"/>
+                <w:rFonts w:ascii="Times New Roman" w:eastAsia="MS Gothic" w:hAnsi="Times New Roman"/>
+                <w:noProof/>
+              </w:rPr>
+              <w:t>Anexo A. Diccionario de datos del dataset sintético</w:t>
+            </w:r>
+            <w:r>
+              <w:rPr>
+                <w:noProof/>
+                <w:webHidden/>
+              </w:rPr>
+              <w:tab/>
+            </w:r>
+            <w:r>
+              <w:rPr>
+                <w:noProof/>
+                <w:webHidden/>
+              </w:rPr>
+              <w:fldChar w:fldCharType="begin"/>
+            </w:r>
+            <w:r>
+              <w:rPr>
+                <w:noProof/>
+                <w:webHidden/>
+              </w:rPr>
+              <w:instrText xml:space="preserve"> PAGEREF _Toc231138413 \h </w:instrText>
+            </w:r>
+            <w:r>
+              <w:rPr>
+                <w:noProof/>
+                <w:webHidden/>
+              </w:rPr>
+            </w:r>
+            <w:r>
+              <w:rPr>
+                <w:noProof/>
+                <w:webHidden/>
+              </w:rPr>
+              <w:fldChar w:fldCharType="separate"/>
+            </w:r>
+            <w:r>
+              <w:rPr>
+                <w:noProof/>
+                <w:webHidden/>
+              </w:rPr>
+              <w:t>32</w:t>
+            </w:r>
+            <w:r>
+              <w:rPr>
+                <w:noProof/>
+                <w:webHidden/>
+              </w:rPr>
+              <w:fldChar w:fldCharType="end"/>
+            </w:r>
+          </w:hyperlink>
+        </w:p>
+        <w:p>
+          <w:pPr>
+            <w:pStyle w:val="TDC2"/>
+            <w:tabs>
+              <w:tab w:val="right" w:leader="dot" w:pos="9350"/>
+            </w:tabs>
+            <w:rPr>
+              <w:rFonts w:eastAsiaTheme="minorEastAsia" w:cstheme="minorBidi"/>
+              <w:b w:val="0"/>
+              <w:bCs w:val="0"/>
+              <w:smallCaps w:val="0"/>
+              <w:noProof/>
+              <w:kern w:val="2"/>
+              <w:sz w:val="24"/>
+              <w:szCs w:val="24"/>
+              <w:lang w:eastAsia="es-CO"/>
+              <w14:ligatures w14:val="standardContextual"/>
+            </w:rPr>
+          </w:pPr>
+          <w:hyperlink w:anchor="_Toc231138414" w:history="1">
+            <w:r>
+              <w:rPr>
+                <w:rStyle w:val="Hipervnculo"/>
+                <w:rFonts w:ascii="Times New Roman" w:eastAsia="MS Gothic" w:hAnsi="Times New Roman"/>
+                <w:noProof/>
+              </w:rPr>
+              <w:t>Anexo B. Dashboard interactivo de resultados</w:t>
+            </w:r>
+            <w:r>
+              <w:rPr>
+                <w:noProof/>
+                <w:webHidden/>
+              </w:rPr>
+              <w:tab/>
+            </w:r>
+            <w:r>
+              <w:rPr>
+                <w:noProof/>
+                <w:webHidden/>
+              </w:rPr>
+              <w:fldChar w:fldCharType="begin"/>
+            </w:r>
+            <w:r>
+              <w:rPr>
+                <w:noProof/>
+                <w:webHidden/>
+              </w:rPr>
+              <w:instrText xml:space="preserve"> PAGEREF _Toc231138414 \h </w:instrText>
+            </w:r>
+            <w:r>
+              <w:rPr>
+                <w:noProof/>
+                <w:webHidden/>
+              </w:rPr>
+            </w:r>
+            <w:r>
+              <w:rPr>
+                <w:noProof/>
+                <w:webHidden/>
+              </w:rPr>
+              <w:fldChar w:fldCharType="separate"/>
+            </w:r>
+            <w:r>
+              <w:rPr>
+                <w:noProof/>
+                <w:webHidden/>
+              </w:rPr>
+              <w:t>33</w:t>
+            </w:r>
+            <w:r>
+              <w:rPr>
+                <w:noProof/>
+                <w:webHidden/>
+              </w:rPr>
+              <w:fldChar w:fldCharType="end"/>
+            </w:r>
+          </w:hyperlink>
+        </w:p>
+        <w:p>
+          <w:pPr>
+            <w:pStyle w:val="TDC2"/>
+            <w:tabs>
+              <w:tab w:val="right" w:leader="dot" w:pos="9350"/>
+            </w:tabs>
+            <w:rPr>
+              <w:rFonts w:eastAsiaTheme="minorEastAsia" w:cstheme="minorBidi"/>
+              <w:b w:val="0"/>
+              <w:bCs w:val="0"/>
+              <w:smallCaps w:val="0"/>
+              <w:noProof/>
+              <w:kern w:val="2"/>
+              <w:sz w:val="24"/>
+              <w:szCs w:val="24"/>
+              <w:lang w:eastAsia="es-CO"/>
+              <w14:ligatures w14:val="standardContextual"/>
+            </w:rPr>
+          </w:pPr>
+          <w:hyperlink w:anchor="_Toc231138415" w:history="1">
+            <w:r>
+              <w:rPr>
+                <w:rStyle w:val="Hipervnculo"/>
+                <w:rFonts w:ascii="Times New Roman" w:eastAsia="MS Gothic" w:hAnsi="Times New Roman"/>
+                <w:noProof/>
+              </w:rPr>
+              <w:t>Anexo C. Repositorio del código fuente</w:t>
+            </w:r>
+            <w:r>
+              <w:rPr>
+                <w:noProof/>
+                <w:webHidden/>
+              </w:rPr>
+              <w:tab/>
+            </w:r>
+            <w:r>
+              <w:rPr>
+                <w:noProof/>
+                <w:webHidden/>
+              </w:rPr>
+              <w:fldChar w:fldCharType="begin"/>
+            </w:r>
+            <w:r>
+              <w:rPr>
+                <w:noProof/>
+                <w:webHidden/>
+              </w:rPr>
+              <w:instrText xml:space="preserve"> PAGEREF _Toc231138415 \h </w:instrText>
+            </w:r>
+            <w:r>
+              <w:rPr>
+                <w:noProof/>
+                <w:webHidden/>
+              </w:rPr>
+            </w:r>
+            <w:r>
+              <w:rPr>
+                <w:noProof/>
+                <w:webHidden/>
+              </w:rPr>
+              <w:fldChar w:fldCharType="separate"/>
+            </w:r>
+            <w:r>
+              <w:rPr>
+                <w:noProof/>
+                <w:webHidden/>
+              </w:rPr>
+              <w:t>33</w:t>
             </w:r>
             <w:r>
               <w:rPr>
@@ -1576,6 +2825,7 @@
         <w:rPr>
           <w:sz w:val="24"/>
         </w:rPr>
+        <w:lastRenderedPageBreak/>
         <w:t>Abreviaturas</w:t>
       </w:r>
     </w:p>
@@ -1658,8 +2908,29 @@
             <w:vAlign w:val="center"/>
           </w:tcPr>
           <w:p>
-            <w:r>
-              <w:t>Computerized Maintenance Management System (Sistema Computarizado de Gestión de Mantenimiento).</w:t>
+            <w:proofErr w:type="spellStart"/>
+            <w:r>
+              <w:t>Computerized</w:t>
+            </w:r>
+            <w:proofErr w:type="spellEnd"/>
+            <w:r>
+              <w:t xml:space="preserve"> </w:t>
+            </w:r>
+            <w:proofErr w:type="spellStart"/>
+            <w:r>
+              <w:t>Maintenance</w:t>
+            </w:r>
+            <w:proofErr w:type="spellEnd"/>
+            <w:r>
+              <w:t xml:space="preserve"> Management </w:t>
+            </w:r>
+            <w:proofErr w:type="spellStart"/>
+            <w:r>
+              <w:t>System</w:t>
+            </w:r>
+            <w:proofErr w:type="spellEnd"/>
+            <w:r>
+              <w:t xml:space="preserve"> (Sistema Computarizado de Gestión de Mantenimiento).</w:t>
             </w:r>
           </w:p>
         </w:tc>
@@ -1682,8 +2953,21 @@
             <w:vAlign w:val="center"/>
           </w:tcPr>
           <w:p>
-            <w:r>
-              <w:t>Reliability-Centered Maintenance (Mantenimiento Centrado en Confiabilidad).</w:t>
+            <w:proofErr w:type="spellStart"/>
+            <w:r>
+              <w:t>Reliability-Centered</w:t>
+            </w:r>
+            <w:proofErr w:type="spellEnd"/>
+            <w:r>
+              <w:t xml:space="preserve"> </w:t>
+            </w:r>
+            <w:proofErr w:type="spellStart"/>
+            <w:r>
+              <w:t>Maintenance</w:t>
+            </w:r>
+            <w:proofErr w:type="spellEnd"/>
+            <w:r>
+              <w:t xml:space="preserve"> (Mantenimiento Centrado en Confiabilidad).</w:t>
             </w:r>
           </w:p>
         </w:tc>
@@ -1707,7 +2991,15 @@
           </w:tcPr>
           <w:p>
             <w:r>
-              <w:t>Total Productive Maintenance (Mantenimiento Productivo Total).</w:t>
+              <w:t xml:space="preserve">Total Productive </w:t>
+            </w:r>
+            <w:proofErr w:type="spellStart"/>
+            <w:r>
+              <w:t>Maintenance</w:t>
+            </w:r>
+            <w:proofErr w:type="spellEnd"/>
+            <w:r>
+              <w:t xml:space="preserve"> (Mantenimiento Productivo Total).</w:t>
             </w:r>
           </w:p>
         </w:tc>
@@ -1731,7 +3023,31 @@
           </w:tcPr>
           <w:p>
             <w:r>
-              <w:t>Multi-Criteria Decision Analysis (Análisis Multicriterio de Decisiones).</w:t>
+              <w:t>Multi-</w:t>
+            </w:r>
+            <w:proofErr w:type="spellStart"/>
+            <w:r>
+              <w:t>Criteria</w:t>
+            </w:r>
+            <w:proofErr w:type="spellEnd"/>
+            <w:r>
+              <w:t xml:space="preserve"> </w:t>
+            </w:r>
+            <w:proofErr w:type="spellStart"/>
+            <w:r>
+              <w:t>Decision</w:t>
+            </w:r>
+            <w:proofErr w:type="spellEnd"/>
+            <w:r>
+              <w:t xml:space="preserve"> </w:t>
+            </w:r>
+            <w:proofErr w:type="spellStart"/>
+            <w:r>
+              <w:t>Analysis</w:t>
+            </w:r>
+            <w:proofErr w:type="spellEnd"/>
+            <w:r>
+              <w:t xml:space="preserve"> (Análisis Multicriterio de Decisiones).</w:t>
             </w:r>
           </w:p>
         </w:tc>
@@ -1755,7 +3071,15 @@
           </w:tcPr>
           <w:p>
             <w:r>
-              <w:t>Analytic Hierarchy Process (Proceso Analítico Jerárquico).</w:t>
+              <w:t xml:space="preserve">Analytic </w:t>
+            </w:r>
+            <w:proofErr w:type="spellStart"/>
+            <w:r>
+              <w:t>Hierarchy</w:t>
+            </w:r>
+            <w:proofErr w:type="spellEnd"/>
+            <w:r>
+              <w:t xml:space="preserve"> Process (Proceso Analítico Jerárquico).</w:t>
             </w:r>
           </w:p>
         </w:tc>
@@ -1779,7 +3103,15 @@
           </w:tcPr>
           <w:p>
             <w:r>
-              <w:t>Key Performance Indicator (Indicador Clave de Desempeño).</w:t>
+              <w:t xml:space="preserve">Key Performance </w:t>
+            </w:r>
+            <w:proofErr w:type="spellStart"/>
+            <w:r>
+              <w:t>Indicator</w:t>
+            </w:r>
+            <w:proofErr w:type="spellEnd"/>
+            <w:r>
+              <w:t xml:space="preserve"> (Indicador Clave de Desempeño).</w:t>
             </w:r>
           </w:p>
         </w:tc>
@@ -1803,7 +3135,15 @@
           </w:tcPr>
           <w:p>
             <w:r>
-              <w:t>Orden de Trabajo / Work Order.</w:t>
+              <w:t xml:space="preserve">Orden de Trabajo / Work </w:t>
+            </w:r>
+            <w:proofErr w:type="spellStart"/>
+            <w:r>
+              <w:t>Order</w:t>
+            </w:r>
+            <w:proofErr w:type="spellEnd"/>
+            <w:r>
+              <w:t>.</w:t>
             </w:r>
           </w:p>
         </w:tc>
@@ -1878,6 +3218,7 @@
           <w:bCs w:val="0"/>
         </w:rPr>
       </w:pPr>
+      <w:bookmarkStart w:id="1" w:name="_Toc231138389"/>
       <w:r>
         <w:rPr>
           <w:b/>
@@ -1885,13 +3226,61 @@
         </w:rPr>
         <w:t>RESUMEN</w:t>
       </w:r>
+      <w:bookmarkEnd w:id="1"/>
     </w:p>
     <w:p>
       <w:pPr>
         <w:spacing w:after="160"/>
       </w:pPr>
       <w:r>
-        <w:t>Este trabajo desarrolla y evalúa un modelo predictivo–prescriptivo para la priorización del backlog semanal de mantenimiento bajo recursos limitados, integrando tres componentes: (i) un módulo predictivo que estima la probabilidad calibrada de falla en siete días por orden de trabajo, (ii) un análisis multicriterio (MCDA) que combina probabilidad, severidad y costo en un puntaje de riesgo explicable y (iii) una etapa prescriptiva de optimización ligera (knapsack multi-restricción) que selecciona el plan semanal respetando capacidad total, capacidad por habilidad y disponibilidad de repuestos. El diseño es experimental, con datos sintéticos reproducibles, ejecutado sobre cinco escenarios y treinta réplicas por escenario (n = 150 corridas). Los resultados muestran que el modelo propuesto reduce significativamente el riesgo residual del backlog frente a la política tradicional de prioridad y fecha (p &lt; 0,001 en los cinco escenarios), con reducciones medias entre 9 % y 13 %, una cobertura adicional de WO críticas de entre 1,9 y 5,3 puntos porcentuales y un cumplimiento del 100 % de las restricciones operativas. El proyecto se entrega como un paquete reproducible acompañado de un dashboard interactivo en HTML.</w:t>
+        <w:t>Este trabajo desarrolla y evalúa un modelo predictivo–prescriptivo para la priorización del backlog semanal de mantenimiento bajo recursos limitados, integrando tres componentes: (i) un módulo predictivo que estima la probabilidad calibrada de falla en siete días por orden de trabajo, (</w:t>
+      </w:r>
+      <w:proofErr w:type="spellStart"/>
+      <w:r>
+        <w:t>ii</w:t>
+      </w:r>
+      <w:proofErr w:type="spellEnd"/>
+      <w:r>
+        <w:t>) un análisis multicriterio (MCDA) que combina probabilidad, severidad y costo en un puntaje de riesgo explicable y (</w:t>
+      </w:r>
+      <w:proofErr w:type="spellStart"/>
+      <w:r>
+        <w:t>iii</w:t>
+      </w:r>
+      <w:proofErr w:type="spellEnd"/>
+      <w:r>
+        <w:t>) una etapa prescriptiva de optimización ligera (</w:t>
+      </w:r>
+      <w:proofErr w:type="spellStart"/>
+      <w:r>
+        <w:t>knapsack</w:t>
+      </w:r>
+      <w:proofErr w:type="spellEnd"/>
+      <w:r>
+        <w:t xml:space="preserve"> </w:t>
+      </w:r>
+      <w:proofErr w:type="spellStart"/>
+      <w:r>
+        <w:t>multi-restricción</w:t>
+      </w:r>
+      <w:proofErr w:type="spellEnd"/>
+      <w:r>
+        <w:t xml:space="preserve">) que selecciona el plan semanal respetando capacidad total, capacidad por habilidad y disponibilidad de repuestos. El diseño es experimental, con datos sintéticos reproducibles, </w:t>
+      </w:r>
+      <w:r>
+        <w:lastRenderedPageBreak/>
+        <w:t>ejecutado sobre cinco escenarios y treinta réplicas por escenario (n = 150 corridas). Los resultados muestran que el modelo propuesto re</w:t>
+      </w:r>
+      <w:r>
+        <w:t xml:space="preserve">duce significativamente el riesgo residual del backlog frente a la política tradicional de prioridad y fecha (p &lt; 0,001 en los cinco escenarios), con reducciones medias entre 9 % y 13 %, una cobertura adicional de WO críticas de entre 1,9 y 5,3 puntos porcentuales y un cumplimiento del 100 % de las restricciones operativas. El proyecto se entrega como un paquete reproducible acompañado de un </w:t>
+      </w:r>
+      <w:proofErr w:type="spellStart"/>
+      <w:r>
+        <w:t>dashboard</w:t>
+      </w:r>
+      <w:proofErr w:type="spellEnd"/>
+      <w:r>
+        <w:t xml:space="preserve"> interactivo en HTML.</w:t>
       </w:r>
     </w:p>
     <w:p>
@@ -1899,7 +3288,23 @@
         <w:spacing w:after="160"/>
       </w:pPr>
       <w:r>
-        <w:t>Palabras clave: mantenimiento predictivo, MCDA, optimización, calibración probabilística, knapsack multi-restricción, trazabilidad, ISO 14224, ISO 31000.</w:t>
+        <w:t xml:space="preserve">Palabras clave: mantenimiento predictivo, MCDA, optimización, calibración probabilística, </w:t>
+      </w:r>
+      <w:proofErr w:type="spellStart"/>
+      <w:r>
+        <w:t>knapsack</w:t>
+      </w:r>
+      <w:proofErr w:type="spellEnd"/>
+      <w:r>
+        <w:t xml:space="preserve"> </w:t>
+      </w:r>
+      <w:proofErr w:type="spellStart"/>
+      <w:r>
+        <w:t>multi-restricción</w:t>
+      </w:r>
+      <w:proofErr w:type="spellEnd"/>
+      <w:r>
+        <w:t>, trazabilidad, ISO 14224, ISO 31000.</w:t>
       </w:r>
     </w:p>
     <w:p>
@@ -1919,7 +3324,7 @@
           <w:szCs w:val="24"/>
         </w:rPr>
       </w:pPr>
-      <w:bookmarkStart w:id="1" w:name="_Toc228819974"/>
+      <w:bookmarkStart w:id="2" w:name="_Toc231138390"/>
       <w:r>
         <w:rPr>
           <w:b/>
@@ -1929,7 +3334,7 @@
         <w:t>1. INTRODUCCIÓN</w:t>
       </w:r>
       <w:bookmarkEnd w:id="0"/>
-      <w:bookmarkEnd w:id="1"/>
+      <w:bookmarkEnd w:id="2"/>
     </w:p>
     <w:p/>
     <w:p>
@@ -1941,26 +3346,58 @@
         </w:rPr>
       </w:pPr>
       <w:r>
-        <w:t xml:space="preserve">La gestión del mantenimiento industrial enfrenta, de forma recurrente, el reto de programar semanalmente (o diario) las ordenes de trabajo (OT’s) que deben ejecutarse primero cuando se tienen recursos limitados. En la práctica, el volumen o número de requerimientos que se lanzan de ordenes correctivas y preventivas, sumando las restricciones de las horas hombre, habilidades técnicas específicas y/o disponibilidad de repuestos, genera consecuentemente un backlog cuyo orden de atención incide de forma directa en el riesgo operacional del proceso, así como también en el tiempo fuera de servicio de los activos o componentes asociados a este. </w:t>
+        <w:t>La gestión del mantenimiento industrial enfrenta, de forma recurrente, el reto de programar semanalmente (o diario) las ordenes de trabajo (</w:t>
+      </w:r>
+      <w:proofErr w:type="spellStart"/>
+      <w:r>
+        <w:t>OT’s</w:t>
+      </w:r>
+      <w:proofErr w:type="spellEnd"/>
+      <w:r>
+        <w:t xml:space="preserve">) que deben ejecutarse primero cuando se tienen recursos limitados. En la práctica, el volumen o número de requerimientos que se lanzan de ordenes correctivas y preventivas, sumando las restricciones de las horas hombre, habilidades técnicas específicas y/o disponibilidad de repuestos, genera consecuentemente un backlog cuyo orden de atención incide de forma directa en el riesgo operacional del proceso, así como también en el tiempo fuera de servicio de los activos o componentes asociados a este. </w:t>
       </w:r>
     </w:p>
     <w:p/>
     <w:p>
       <w:r>
+        <w:t>Recurrentemente, la forma de definir la “prioridad” de la orden se resuelve con reglas simples: prioridad nominal o fecha de vencimiento, que, aunque suele ser una forma práctica, no maximiza necesariamente la reducción del riesgo en la programación del mantenimiento. Además de esto, dichas reglas no forjan una explicación valida: no suele ser transparente por qué una WO surge o se saca del programa, lo que a veces dificulta la rendición de cuentas ante cualquier auditoría. Adicional, los CMMS (</w:t>
+      </w:r>
+      <w:proofErr w:type="spellStart"/>
+      <w:r>
+        <w:t>software’s</w:t>
+      </w:r>
+      <w:proofErr w:type="spellEnd"/>
+      <w:r>
+        <w:t xml:space="preserve"> de mantenimiento) se encargan de registrar, listar y filtrar, más no formulan de manera explícita la decisión por la que se asigna una tarea, es decir, no permite evaluar escenarios alternativos sujeto a restricciones. Por ejemplo, contar con poca cantidad de stock, falta de algún repuesto critico o cambio en el nivel de criticidad/seguridad en la tarea. </w:t>
+      </w:r>
+    </w:p>
+    <w:p/>
+    <w:p>
+      <w:r>
         <w:lastRenderedPageBreak/>
-        <w:t xml:space="preserve">Recurrentemente, la forma de definir la “prioridad” de la orden se resuelve con reglas simples: prioridad nominal o fecha de vencimiento, que, aunque suele ser una forma práctica, no maximiza necesariamente la reducción del riesgo en la programación del mantenimiento. Además de esto, dichas reglas no forjan una explicación valida: no suele ser transparente por qué una WO surge o se saca del programa, lo que a veces dificulta la rendición de cuentas ante cualquier auditoría. Adicional, los CMMS (software’s de mantenimiento) se encargan de registrar, listar y filtrar, más no formulan de manera explícita la decisión por la que se asigna una tarea, es decir, no permite evaluar escenarios alternativos sujeto a restricciones. Por ejemplo, contar con poca cantidad de stock, falta de algún repuesto critico o cambio en el nivel de criticidad/seguridad en la tarea. </w:t>
+        <w:t xml:space="preserve">Siguiendo este contexto, enfoques como el Mantenimiento Centrado en Confiabilidad (RCM) y el Mantenimiento Productivo Total (TPM) aportan criterios para valores de criticidad, consecuencia y probabilidad de falla. Sin embargo, su traducción operativa a un listado diario/semanal requiere un mecanismo de decisión que mezcle variables con limitaciones reales de ejecución. Por ello, surge la necesidad de producir un modelo experimental, independiente de datos confidenciales, que permitan comparar reglas tradicionales con un modelo que optimice la selección de las ordenes de trabajo de forma trazable. </w:t>
       </w:r>
     </w:p>
     <w:p/>
     <w:p>
       <w:r>
-        <w:t xml:space="preserve">Siguiendo este contexto, enfoques como el Mantenimiento Centrado en Confiabilidad (RCM) y el Mantenimiento Productivo Total (TPM) aportan criterios para valores de criticidad, consecuencia y probabilidad de falla. Sin embargo, su traducción operativa a un listado diario/semanal requiere un mecanismo de decisión que mezcle variables con limitaciones reales de ejecución. Por ello, surge la necesidad de producir un modelo experimental, independiente de datos confidenciales, que permitan comparar reglas tradicionales con un modelo que optimice la selección de las ordenes de trabajo de forma trazable. </w:t>
-      </w:r>
-    </w:p>
-    <w:p/>
-    <w:p>
-      <w:r>
-        <w:t>Metodológicamente, el estudio adopta un diseño experimental con datos sintéticos y reproducibles mediante réplicas. La propuesta integra: (i) un módulo predictivo para estimar la probabilidad de falla a 7 días por WO/equipo; (ii) un módulo de valoración multicriterio (MCDA) para consolidar probabilidad y consecuencias en un puntaje explicable; y (iii) un módulo prescriptivo de selección semanal bajo restricciones de horas, habilidades y repuestos. El desempeño se contrasta frente a reglas por fecha/prioridad con indicadores operativos (riesgo residual, % de WO críticas programadas, utilización y cumplimiento).</w:t>
+        <w:t>Metodológicamente, el estudio adopta un diseño experimental con datos sintéticos y reproducibles mediante réplicas. La propuesta integra: (i) un módulo predictivo para estimar la probabilidad de falla a 7 días por WO/equipo; (</w:t>
+      </w:r>
+      <w:proofErr w:type="spellStart"/>
+      <w:r>
+        <w:t>ii</w:t>
+      </w:r>
+      <w:proofErr w:type="spellEnd"/>
+      <w:r>
+        <w:t>) un módulo de valoración multicriterio (MCDA) para consolidar probabilidad y consecuencias en un puntaje explicable; y (</w:t>
+      </w:r>
+      <w:proofErr w:type="spellStart"/>
+      <w:r>
+        <w:t>iii</w:t>
+      </w:r>
+      <w:proofErr w:type="spellEnd"/>
+      <w:r>
+        <w:t>) un módulo prescriptivo de selección semanal bajo restricciones de horas, habilidades y repuestos. El desempeño se contrasta frente a reglas por fecha/prioridad con indicadores operativos (riesgo residual, % de WO críticas programadas, utilización y cumplimiento).</w:t>
       </w:r>
     </w:p>
     <w:p/>
@@ -1983,7 +3420,7 @@
           <w:szCs w:val="24"/>
         </w:rPr>
       </w:pPr>
-      <w:bookmarkStart w:id="2" w:name="_Toc228819975"/>
+      <w:bookmarkStart w:id="3" w:name="_Toc231138391"/>
       <w:r>
         <w:rPr>
           <w:b/>
@@ -1992,7 +3429,7 @@
         </w:rPr>
         <w:t>2. PROBLEMA Y JUSTIFICACIÓN</w:t>
       </w:r>
-      <w:bookmarkEnd w:id="2"/>
+      <w:bookmarkEnd w:id="3"/>
     </w:p>
     <w:p>
       <w:pPr>
@@ -2012,7 +3449,11 @@
         <w:ind w:left="644" w:firstLine="0"/>
       </w:pPr>
       <w:r>
-        <w:t>La programación semanal del mantenimiento industrial suele definirse con reglas simples (ordenar por fecha de vencimiento o por prioridad nominal). En contextos con recursos limitados (stock de inventario, horas disponibles para ejecutar, habilidades necesarias) dichas reglas no garantizan maximizar la reducción de riesgo. En semanas con backlogs de 20 a 100 WO (Work Orders), es frecuente que el plan incluya tareas de bajo impacto mientras WO de alto riesgo permanecen en la cola, elevando la exposición a incidentes y paros.</w:t>
+        <w:t xml:space="preserve">La programación semanal del mantenimiento industrial suele definirse con reglas simples (ordenar por fecha de vencimiento o por prioridad nominal). En contextos con recursos limitados (stock de inventario, horas disponibles para ejecutar, habilidades necesarias) dichas reglas no garantizan maximizar la reducción de riesgo. En semanas con backlogs de 20 a 100 WO (Work Orders), es frecuente que el plan incluya tareas de bajo impacto </w:t>
+      </w:r>
+      <w:r>
+        <w:lastRenderedPageBreak/>
+        <w:t>mientras WO de alto riesgo permanecen en la cola, elevando la exposición a incidentes y paros.</w:t>
       </w:r>
     </w:p>
     <w:p>
@@ -2030,7 +3471,23 @@
         <w:ind w:left="644" w:firstLine="0"/>
       </w:pPr>
       <w:r>
-        <w:t>Para ello, no se cuenta con un modelo abierto y reproducible que (i) prediga la probabilidad de falla en 7 días por equipo/WO a partir de señales operativas simples (historial, PM vencidos, uso, clase de equipo, inventario/lead time), (ii) combine esa probabilidad y las consecuencias en un puntaje explicable (MCDA), y (iii) prescriba el plan semanal que maximiza la reducción de riesgo sujeto a horas, habilidades y repuestos. La ausencia de esta cadena predictiva–prescriptiva impide defender con datos por qué una WO debe ejecutarse antes que otra y limita la trazabilidad ante posibles auditorías.</w:t>
+        <w:t>Para ello, no se cuenta con un modelo abierto y reproducible que (i) prediga la probabilidad de falla en 7 días por equipo/WO a partir de señales operativas simples (historial, PM vencidos, uso, clase de equipo, inventario/lead time), (</w:t>
+      </w:r>
+      <w:proofErr w:type="spellStart"/>
+      <w:r>
+        <w:t>ii</w:t>
+      </w:r>
+      <w:proofErr w:type="spellEnd"/>
+      <w:r>
+        <w:t>) combine esa probabilidad y las consecuencias en un puntaje explicable (MCDA), y (</w:t>
+      </w:r>
+      <w:proofErr w:type="spellStart"/>
+      <w:r>
+        <w:t>iii</w:t>
+      </w:r>
+      <w:proofErr w:type="spellEnd"/>
+      <w:r>
+        <w:t>) prescriba el plan semanal que maximiza la reducción de riesgo sujeto a horas, habilidades y repuestos. La ausencia de esta cadena predictiva–prescriptiva impide defender con datos por qué una WO debe ejecutarse antes que otra y limita la trazabilidad ante posibles auditorías.</w:t>
       </w:r>
     </w:p>
     <w:p>
@@ -2064,11 +3521,7 @@
         <w:t>Alcance conceptual.</w:t>
       </w:r>
       <w:r>
-        <w:t xml:space="preserve"> El estudio desarrolla y evalúa un modelo predictivo–prescriptivo para la priorización semanal de órdenes de trabajo (WO). Primero predice la probabilidad de falla en 7 días por equipo/WO (y, opcionalmente, el TFS esperado); luego integra esas </w:t>
-      </w:r>
-      <w:r>
-        <w:lastRenderedPageBreak/>
-        <w:t>salidas en un MCDA que combina criticidad, consecuencias (seguridad, ambiente, producción); finalmente prescribe el plan semanal resolviendo una selección bajo restricciones de horas totales, habilidades y repuestos. El desempeño se compara con reglas tradicionales por prioridad y fecha.</w:t>
+        <w:t xml:space="preserve"> El estudio desarrolla y evalúa un modelo predictivo–prescriptivo para la priorización semanal de órdenes de trabajo (WO). Primero predice la probabilidad de falla en 7 días por equipo/WO (y, opcionalmente, el TFS esperado); luego integra esas salidas en un MCDA que combina criticidad, consecuencias (seguridad, ambiente, producción); finalmente prescribe el plan semanal resolviendo una selección bajo restricciones de horas totales, habilidades y repuestos. El desempeño se compara con reglas tradicionales por prioridad y fecha.</w:t>
       </w:r>
     </w:p>
     <w:p>
@@ -2120,7 +3573,32 @@
         </w:numPr>
       </w:pPr>
       <w:r>
-        <w:t>Población y muestra. La población corresponde a problemas semanales de programación con recursos limitados. La muestra experimental incluye cinco escenarios: (i) recursos nominales; (ii) menos capacidad de mano de obra; (iii) faltante de un repuesto crítico; (iv) mayor ponderación de seguridad en el MCDA; y (v) variación en la mezcla PM/CM (preventivo/correctivo). En todos los escenarios se generan backlog (en promedio 20–100 WO), con h/semana de capacidad, un área en específico (I&amp;C), y hasta 10 repuestos críticos con lead time promedio de 30 ± 3 días.</w:t>
+        <w:lastRenderedPageBreak/>
+        <w:t>Población y muestra. La población corresponde a problemas semanales de programación con recursos limitados. La muestra experimental incluye cinco escenarios: (i) recursos nominales; (</w:t>
+      </w:r>
+      <w:proofErr w:type="spellStart"/>
+      <w:r>
+        <w:t>ii</w:t>
+      </w:r>
+      <w:proofErr w:type="spellEnd"/>
+      <w:r>
+        <w:t>) menos capacidad de mano de obra; (</w:t>
+      </w:r>
+      <w:proofErr w:type="spellStart"/>
+      <w:r>
+        <w:t>iii</w:t>
+      </w:r>
+      <w:proofErr w:type="spellEnd"/>
+      <w:r>
+        <w:t>) faltante de un repuesto crítico; (</w:t>
+      </w:r>
+      <w:proofErr w:type="spellStart"/>
+      <w:r>
+        <w:t>iv</w:t>
+      </w:r>
+      <w:proofErr w:type="spellEnd"/>
+      <w:r>
+        <w:t>) mayor ponderación de seguridad en el MCDA; y (v) variación en la mezcla PM/CM (preventivo/correctivo). En todos los escenarios se generan backlog (en promedio 20–100 WO), con h/semana de capacidad, un área en específico (I&amp;C), y hasta 10 repuestos críticos con lead time promedio de 30 ± 3 días.</w:t>
       </w:r>
     </w:p>
     <w:p>
@@ -2144,7 +3622,31 @@
         </w:numPr>
       </w:pPr>
       <w:r>
-        <w:t>Supuestos clave. (i) Las duraciones de WO son estimaciones determinísticas para la semana; (ii) los pesos del MCDA se fijan con lineamientos RCM/TPM y se someten a sensibilidad; (iii) la política de inventarios no se recalcula, solo se respeta la disponibilidad y lead time; (iv) independencia entre semanas para efectos de evaluación.</w:t>
+        <w:t>Supuestos clave. (i) Las duraciones de WO son estimaciones determinísticas para la semana; (</w:t>
+      </w:r>
+      <w:proofErr w:type="spellStart"/>
+      <w:r>
+        <w:t>ii</w:t>
+      </w:r>
+      <w:proofErr w:type="spellEnd"/>
+      <w:r>
+        <w:t>) los pesos del MCDA se fijan con lineamientos RCM/TPM y se someten a sensibilidad; (</w:t>
+      </w:r>
+      <w:proofErr w:type="spellStart"/>
+      <w:r>
+        <w:t>iii</w:t>
+      </w:r>
+      <w:proofErr w:type="spellEnd"/>
+      <w:r>
+        <w:t>) la política de inventarios no se recalcula, solo se respeta la disponibilidad y lead time; (</w:t>
+      </w:r>
+      <w:proofErr w:type="spellStart"/>
+      <w:r>
+        <w:t>iv</w:t>
+      </w:r>
+      <w:proofErr w:type="spellEnd"/>
+      <w:r>
+        <w:t>) independencia entre semanas para efectos de evaluación.</w:t>
       </w:r>
     </w:p>
     <w:p>
@@ -2180,8 +3682,31 @@
         </w:numPr>
       </w:pPr>
       <w:r>
-        <w:lastRenderedPageBreak/>
-        <w:t>Dependientes (KPIs operativos): riesgo residual del backlog, % de WO críticas programadas, utilización de horas, cumplimiento de ventanas, lateness ponderado y violaciones evitadas (skills/repuestos). Métricas del modelo predictivo: AUC, PR-AUC, Brier (clasificación) y MAE (si se modela TFS).</w:t>
+        <w:t>Dependientes (</w:t>
+      </w:r>
+      <w:proofErr w:type="spellStart"/>
+      <w:r>
+        <w:t>KPIs</w:t>
+      </w:r>
+      <w:proofErr w:type="spellEnd"/>
+      <w:r>
+        <w:t xml:space="preserve"> operativos): riesgo residual del backlog, % de WO críticas programadas, utilización de horas, cumplimiento de ventanas, </w:t>
+      </w:r>
+      <w:proofErr w:type="spellStart"/>
+      <w:r>
+        <w:t>lateness</w:t>
+      </w:r>
+      <w:proofErr w:type="spellEnd"/>
+      <w:r>
+        <w:t xml:space="preserve"> ponderado y violaciones evitadas (</w:t>
+      </w:r>
+      <w:proofErr w:type="spellStart"/>
+      <w:r>
+        <w:t>skills</w:t>
+      </w:r>
+      <w:proofErr w:type="spellEnd"/>
+      <w:r>
+        <w:t>/repuestos). Métricas del modelo predictivo: AUC, PR-AUC, Brier (clasificación) y MAE (si se modela TFS).</w:t>
       </w:r>
     </w:p>
     <w:p>
@@ -2194,7 +3719,23 @@
         <w:ind w:left="1788"/>
       </w:pPr>
       <w:r>
-        <w:t>Independientes: política de priorización (baseline vs. modelo), pesos MCDA, capacidad total y por habilidad, on-hand y lead time de repuestos, tamaño del backlog.</w:t>
+        <w:t>Independientes: política de priorización (</w:t>
+      </w:r>
+      <w:proofErr w:type="spellStart"/>
+      <w:r>
+        <w:t>baseline</w:t>
+      </w:r>
+      <w:proofErr w:type="spellEnd"/>
+      <w:r>
+        <w:t xml:space="preserve"> vs. modelo), pesos MCDA, capacidad total y por habilidad, </w:t>
+      </w:r>
+      <w:proofErr w:type="spellStart"/>
+      <w:r>
+        <w:t>on-hand</w:t>
+      </w:r>
+      <w:proofErr w:type="spellEnd"/>
+      <w:r>
+        <w:t xml:space="preserve"> y lead time de repuestos, tamaño del backlog.</w:t>
       </w:r>
     </w:p>
     <w:p>
@@ -2212,7 +3753,15 @@
         </w:numPr>
       </w:pPr>
       <w:r>
-        <w:t>Fuentes y permisos: Se emplean datasets sintéticos (CSV) y notebooks reproducibles en Python; no se manejan datos personales ni sensibles, por lo que no se requieren permisos institucionales.</w:t>
+        <w:t xml:space="preserve">Fuentes y permisos: Se emplean </w:t>
+      </w:r>
+      <w:proofErr w:type="spellStart"/>
+      <w:r>
+        <w:t>datasets</w:t>
+      </w:r>
+      <w:proofErr w:type="spellEnd"/>
+      <w:r>
+        <w:t xml:space="preserve"> sintéticos (CSV) y notebooks reproducibles en Python; no se manejan datos personales ni sensibles, por lo que no se requieren permisos institucionales.</w:t>
       </w:r>
     </w:p>
     <w:p>
@@ -2221,6 +3770,7 @@
         <w:ind w:left="644" w:firstLine="0"/>
       </w:pPr>
       <w:r>
+        <w:lastRenderedPageBreak/>
         <w:t>Con ello, se puede tener la siguiente pregunta de investigación: ¿Un modelo predictivo–prescriptivo, que predice la probabilidad de falla semanal y prescribe la selección de WO bajo restricciones, mejora la trazabilidad de la decisión, respecto a reglas tradicionales por fecha o prioridad, respetando las restricciones de capacidad, habilidades y/o repuestos?</w:t>
       </w:r>
     </w:p>
@@ -2341,7 +3891,16 @@
         <w:ind w:left="1364"/>
       </w:pPr>
       <w:r>
-        <w:t>Compras/Almacén: integración con stocks y lead time para evitar stockouts y urgencias.</w:t>
+        <w:lastRenderedPageBreak/>
+        <w:t xml:space="preserve">Compras/Almacén: integración con stocks y lead time para evitar </w:t>
+      </w:r>
+      <w:proofErr w:type="spellStart"/>
+      <w:r>
+        <w:t>stockouts</w:t>
+      </w:r>
+      <w:proofErr w:type="spellEnd"/>
+      <w:r>
+        <w:t xml:space="preserve"> y urgencias.</w:t>
       </w:r>
     </w:p>
     <w:p/>
@@ -2366,7 +3925,23 @@
     <w:p/>
     <w:p>
       <w:r>
-        <w:t>Con el fin de dimensionar objetivamente la brecha del plan semanal, se reportan dos indicadores operativos calculados en cada escenario y semana simulada: (i) % de WO críticas no ejecutadas y (ii) riesgo residual. Ambos se comparan entre Baseline (prioridad/fecha) y el Modelo propuesto, manteniendo las mismas restricciones de horas por habilidad, disponibilidad de repuestos.</w:t>
+        <w:t>Con el fin de dimensionar objetivamente la brecha del plan semanal, se reportan dos indicadores operativos calculados en cada escenario y semana simulada: (i) % de WO críticas no ejecutadas y (</w:t>
+      </w:r>
+      <w:proofErr w:type="spellStart"/>
+      <w:r>
+        <w:t>ii</w:t>
+      </w:r>
+      <w:proofErr w:type="spellEnd"/>
+      <w:r>
+        <w:t xml:space="preserve">) riesgo residual. Ambos se comparan entre </w:t>
+      </w:r>
+      <w:proofErr w:type="spellStart"/>
+      <w:r>
+        <w:t>Baseline</w:t>
+      </w:r>
+      <w:proofErr w:type="spellEnd"/>
+      <w:r>
+        <w:t xml:space="preserve"> (prioridad/fecha) y el Modelo propuesto, manteniendo las mismas restricciones de horas por habilidad, disponibilidad de repuestos.</w:t>
       </w:r>
     </w:p>
     <w:p>
@@ -2399,7 +3974,6 @@
             <w:rPr>
               <w:rFonts w:ascii="Cambria Math" w:hAnsi="Cambria Math"/>
             </w:rPr>
-            <w:lastRenderedPageBreak/>
             <m:t>%WO criticas no ejecutadas=</m:t>
           </m:r>
           <m:f>
@@ -2454,7 +4028,15 @@
         </w:numPr>
       </w:pPr>
       <w:r>
-        <w:t>(ii) Riesgo residual. Medida agregada del peligro pendiente al cierre de la semana; corresponde a la suma del puntaje de riesgo de las WO no programadas. El puntaje por WO combina probabilidad de falla, severidad/criticidad y costo/penalidad por repuesto (escala normalizada [0–1] con ponderaciones documentadas y análisis de sensibilidad).</w:t>
+        <w:t>(</w:t>
+      </w:r>
+      <w:proofErr w:type="spellStart"/>
+      <w:r>
+        <w:t>ii</w:t>
+      </w:r>
+      <w:proofErr w:type="spellEnd"/>
+      <w:r>
+        <w:t>) Riesgo residual. Medida agregada del peligro pendiente al cierre de la semana; corresponde a la suma del puntaje de riesgo de las WO no programadas. El puntaje por WO combina probabilidad de falla, severidad/criticidad y costo/penalidad por repuesto (escala normalizada [0–1] con ponderaciones documentadas y análisis de sensibilidad).</w:t>
       </w:r>
     </w:p>
     <w:p>
@@ -2648,7 +4230,7 @@
           <w:szCs w:val="24"/>
         </w:rPr>
       </w:pPr>
-      <w:bookmarkStart w:id="3" w:name="_Toc228819976"/>
+      <w:bookmarkStart w:id="4" w:name="_Toc231138392"/>
       <w:r>
         <w:rPr>
           <w:b/>
@@ -2657,7 +4239,7 @@
         </w:rPr>
         <w:t>3. OBJETIVOS</w:t>
       </w:r>
-      <w:bookmarkEnd w:id="3"/>
+      <w:bookmarkEnd w:id="4"/>
     </w:p>
     <w:p>
       <w:pPr>
@@ -2681,7 +4263,7 @@
           <w:szCs w:val="24"/>
         </w:rPr>
       </w:pPr>
-      <w:bookmarkStart w:id="4" w:name="_Toc228819977"/>
+      <w:bookmarkStart w:id="5" w:name="_Toc231138393"/>
       <w:r>
         <w:rPr>
           <w:rFonts w:ascii="Times New Roman" w:hAnsi="Times New Roman" w:cs="Times New Roman"/>
@@ -2692,7 +4274,7 @@
         </w:rPr>
         <w:t>3.1. Objetivo general</w:t>
       </w:r>
-      <w:bookmarkEnd w:id="4"/>
+      <w:bookmarkEnd w:id="5"/>
     </w:p>
     <w:p>
       <w:pPr>
@@ -2704,7 +4286,6 @@
     </w:p>
     <w:p>
       <w:r>
-        <w:lastRenderedPageBreak/>
         <w:t>Diseñar y evaluar un modelo predictivo–prescriptivo para la priorización de órdenes de trabajo de mantenimiento, que maximice la reducción del riesgo operativo bajo restricciones de capacidad, habilidades y disponibilidad de repuestos, validando su desempeño frente a reglas tradicionales de programación.</w:t>
       </w:r>
     </w:p>
@@ -2731,7 +4312,7 @@
           <w:szCs w:val="24"/>
         </w:rPr>
       </w:pPr>
-      <w:bookmarkStart w:id="5" w:name="_Toc228819978"/>
+      <w:bookmarkStart w:id="6" w:name="_Toc231138394"/>
       <w:r>
         <w:rPr>
           <w:rFonts w:ascii="Times New Roman" w:hAnsi="Times New Roman" w:cs="Times New Roman"/>
@@ -2742,7 +4323,7 @@
         </w:rPr>
         <w:t>3.2. Objetivos específicos</w:t>
       </w:r>
-      <w:bookmarkEnd w:id="5"/>
+      <w:bookmarkEnd w:id="6"/>
     </w:p>
     <w:p>
       <w:pPr>
@@ -2759,7 +4340,21 @@
         <w:rPr>
           <w:bCs/>
         </w:rPr>
-        <w:t>Construir un dataset simulado y reproducible (backlogs de 20–100 WO/semana, con escenarios) con variables de criticidad, historial, uso, inventario y plazos.</w:t>
+        <w:t xml:space="preserve">Construir un </w:t>
+      </w:r>
+      <w:proofErr w:type="spellStart"/>
+      <w:r>
+        <w:rPr>
+          <w:bCs/>
+        </w:rPr>
+        <w:t>dataset</w:t>
+      </w:r>
+      <w:proofErr w:type="spellEnd"/>
+      <w:r>
+        <w:rPr>
+          <w:bCs/>
+        </w:rPr>
+        <w:t xml:space="preserve"> simulado y reproducible (backlogs de 20–100 WO/semana, con escenarios) con variables de criticidad, historial, uso, inventario y plazos.</w:t>
       </w:r>
     </w:p>
     <w:p>
@@ -2810,7 +4405,22 @@
         <w:rPr>
           <w:bCs/>
         </w:rPr>
-        <w:t>Comparar contra reglas por prioridad/fecha mediante KPIs operativos: riesgo residual, % de WO críticas programadas, utilización, cumplimiento.</w:t>
+        <w:lastRenderedPageBreak/>
+        <w:t xml:space="preserve">Comparar contra reglas por prioridad/fecha mediante </w:t>
+      </w:r>
+      <w:proofErr w:type="spellStart"/>
+      <w:r>
+        <w:rPr>
+          <w:bCs/>
+        </w:rPr>
+        <w:t>KPIs</w:t>
+      </w:r>
+      <w:proofErr w:type="spellEnd"/>
+      <w:r>
+        <w:rPr>
+          <w:bCs/>
+        </w:rPr>
+        <w:t xml:space="preserve"> operativos: riesgo residual, % de WO críticas programadas, utilización, cumplimiento.</w:t>
       </w:r>
     </w:p>
     <w:p>
@@ -2904,7 +4514,6 @@
         <w:rPr>
           <w:noProof/>
         </w:rPr>
-        <w:lastRenderedPageBreak/>
         <w:drawing>
           <wp:inline distT="0" distB="0" distL="0" distR="0" wp14:anchorId="0B3AEEB7" wp14:editId="6EE4A46A">
             <wp:extent cx="5943600" cy="2379980"/>
@@ -2974,7 +4583,7 @@
           <w:bCs w:val="0"/>
         </w:rPr>
       </w:pPr>
-      <w:bookmarkStart w:id="6" w:name="_Toc228819979"/>
+      <w:bookmarkStart w:id="7" w:name="_Toc231138395"/>
       <w:r>
         <w:rPr>
           <w:b/>
@@ -2982,7 +4591,7 @@
         </w:rPr>
         <w:t>4. METODOLOGÍA</w:t>
       </w:r>
-      <w:bookmarkEnd w:id="6"/>
+      <w:bookmarkEnd w:id="7"/>
       <w:r>
         <w:rPr>
           <w:b/>
@@ -2994,6 +4603,7 @@
     <w:p/>
     <w:p>
       <w:r>
+        <w:lastRenderedPageBreak/>
         <w:t>El estudio adopta un enfoque mixto con predominio cuantitativo. Se integra un componente predictivo, cuyo objetivo es estimar la probabilidad de que una orden de trabajo (WO) requiera atención en los próximos siete días, un esquema de valoración multicriterio (MCDA) que combina esa probabilidad con las consecuencias operativas (seguridad, ambiente y producción/costo), y una etapa prescriptiva de optimización ligera que selecciona el plan semanal factible bajo restricciones comunes de horas, habilidades y repuestos. El componente cualitativo aparece en la definición, validación y sensibilidad de criterios y pesos, alineados con lineamientos de RCM/TPM e ISO.</w:t>
       </w:r>
     </w:p>
@@ -3006,111 +4616,143 @@
     <w:p/>
     <w:p>
       <w:r>
+        <w:t>El universo del estudio son las instancias semanales de programación; la unidad de análisis es la relación WO/semana/equipo. La muestra experimental se construye mediante escenarios controlados que reflejan condiciones frecuentes: recursos nominales, reducción del 20 % de capacidad, faltante de un repuesto crítico, mayor ponderación de seguridad en el MCDA y variación de la mezcla PM/CM (Mantenimiento Preventivo y Correctivo). Cada escenario se evalúa durante un número fijo de semanas simuladas y con al menos 30 réplicas por escenario usando semillas fijas, lo que garantiza estabilidad y reproducibilidad de los resultados. El diseño es experimental con datos sintéticos y control de supuestos. No se interviene un sistema físico; se controla el “mundo simulado” (backlog, capacidades, inventarios, lead times y pesos del MCDA) para observar el efecto de priorización. Se realiza análisis de sensibilidad sobre los pesos de criterios y sobre parámetros operativos (capacidad, inventario), con el fin de verificar que las conclusiones no dependan de un único conjunto de valores.</w:t>
+      </w:r>
+    </w:p>
+    <w:p/>
+    <w:p>
+      <w:pPr>
+        <w:spacing w:after="160"/>
+      </w:pPr>
+      <w:r>
+        <w:t>El procedimiento se estructura formalmente en seis fases secuenciales, alineadas con el diseño experimental del estudio:</w:t>
+      </w:r>
+    </w:p>
+    <w:p>
+      <w:pPr>
+        <w:spacing w:after="160"/>
+      </w:pPr>
+      <w:r>
+        <w:rPr>
+          <w:b/>
+        </w:rPr>
         <w:lastRenderedPageBreak/>
-        <w:t>El universo del estudio son las instancias semanales de programación; la unidad de análisis es la relación WO/semana/equipo. La muestra experimental se construye mediante escenarios controlados que reflejan condiciones frecuentes: recursos nominales, reducción del 20 % de capacidad, faltante de un repuesto crítico, mayor ponderación de seguridad en el MCDA y variación de la mezcla PM/CM (Mantenimiento Preventivo y Correctivo). Cada escenario se evalúa durante un número fijo de semanas simuladas y con al menos 30 réplicas por escenario usando semillas fijas, lo que garantiza estabilidad y reproducibilidad de los resultados. El diseño es experimental con datos sintéticos y control de supuestos. No se interviene un sistema físico; se controla el “mundo simulado” (backlog, capacidades, inventarios, lead times y pesos del MCDA) para observar el efecto de priorización. Se realiza análisis de sensibilidad sobre los pesos de criterios y sobre parámetros operativos (capacidad, inventario), con el fin de verificar que las conclusiones no dependan de un único conjunto de valores.</w:t>
+        <w:t xml:space="preserve">Fase 1 — Diseño experimental. </w:t>
+      </w:r>
+      <w:r>
+        <w:t xml:space="preserve">Se define el conjunto de escenarios experimentales (recursos nominales, reducción de capacidad, faltante de repuesto, ponderación de seguridad y variación de la mezcla PM/CM) y se construye el </w:t>
+      </w:r>
+      <w:proofErr w:type="spellStart"/>
+      <w:r>
+        <w:t>dataset</w:t>
+      </w:r>
+      <w:proofErr w:type="spellEnd"/>
+      <w:r>
+        <w:t xml:space="preserve"> sintético reproducible con atributos por WO: criticidad, historial, clase de equipo, uso, duración estimada, ventana de ejecución, habilidad requerida y existencia/lead time del repuesto.</w:t>
+      </w:r>
+    </w:p>
+    <w:p>
+      <w:pPr>
+        <w:spacing w:after="160"/>
+      </w:pPr>
+      <w:r>
+        <w:rPr>
+          <w:b/>
+        </w:rPr>
+        <w:t xml:space="preserve">Fase 2 — Modelado predictivo. </w:t>
+      </w:r>
+      <w:r>
+        <w:t>Se entrena y calibra un modelo tabular para estimar la probabilidad semanal de falla por WO/equipo; se documentan las variables de mayor aporte para favorecer la interpretabilidad y se evalúa el desempeño con métricas de discriminación (AUC, PR-AUC) y calibración (Brier Score).</w:t>
+      </w:r>
+    </w:p>
+    <w:p>
+      <w:pPr>
+        <w:spacing w:after="160"/>
+      </w:pPr>
+      <w:r>
+        <w:rPr>
+          <w:b/>
+        </w:rPr>
+        <w:t xml:space="preserve">Fase 3 — Modelado multicriterio. </w:t>
+      </w:r>
+      <w:r>
+        <w:t>Se aplica un análisis multicriterio (MCDA) explicable que integra la probabilidad calibrada y las consecuencias (seguridad, ambiente y producción) en un puntaje de riesgo por WO; los pesos se acuerdan, se registran y se someten a análisis de sensibilidad.</w:t>
+      </w:r>
+    </w:p>
+    <w:p>
+      <w:pPr>
+        <w:spacing w:after="160"/>
+      </w:pPr>
+      <w:r>
+        <w:rPr>
+          <w:b/>
+        </w:rPr>
+        <w:t xml:space="preserve">Fase 4 — Optimización. </w:t>
+      </w:r>
+      <w:r>
+        <w:t xml:space="preserve">Se formula y resuelve la selección semanal como un problema de optimización ligera de tipo </w:t>
+      </w:r>
+      <w:proofErr w:type="spellStart"/>
+      <w:r>
+        <w:t>knapsack</w:t>
+      </w:r>
+      <w:proofErr w:type="spellEnd"/>
+      <w:r>
+        <w:t xml:space="preserve"> </w:t>
+      </w:r>
+      <w:proofErr w:type="spellStart"/>
+      <w:r>
+        <w:t>multi-restricción</w:t>
+      </w:r>
+      <w:proofErr w:type="spellEnd"/>
+      <w:r>
+        <w:t>, que maximiza la reducción del riesgo del backlog respetando las restricciones de horas totales y por habilidad, disponibilidad de repuestos y ventanas de ejecución.</w:t>
+      </w:r>
+    </w:p>
+    <w:p>
+      <w:pPr>
+        <w:spacing w:after="160"/>
+      </w:pPr>
+      <w:r>
+        <w:rPr>
+          <w:b/>
+        </w:rPr>
+        <w:t xml:space="preserve">Fase 5 — Evaluación. </w:t>
+      </w:r>
+      <w:r>
+        <w:t>Se ejecuta el mismo escenario con la política tradicional (prioridad/fecha) y se comparan los resultados mediante réplicas controladas con semillas fijas, garantizando reproducibilidad y estabilidad estadística.</w:t>
+      </w:r>
+    </w:p>
+    <w:p>
+      <w:pPr>
+        <w:spacing w:after="160"/>
+      </w:pPr>
+      <w:r>
+        <w:rPr>
+          <w:b/>
+        </w:rPr>
+        <w:t xml:space="preserve">Fase 6 — Análisis de resultados. </w:t>
+      </w:r>
+      <w:r>
+        <w:t>Se consolidan los resultados como promedios y variabilidad por escenario, se aplican pruebas estadísticas pareadas y se interpreta la trazabilidad de cada decisión, destacando la brecha entre el método tradicional y el modelo propuesto.</w:t>
       </w:r>
     </w:p>
     <w:p/>
     <w:p>
-      <w:pPr>
-        <w:spacing w:after="160"/>
-      </w:pPr>
-      <w:r>
-        <w:t>El procedimiento se estructura formalmente en seis fases secuenciales, alineadas con el diseño experimental del estudio:</w:t>
-      </w:r>
-    </w:p>
-    <w:p>
-      <w:pPr>
-        <w:spacing w:after="160"/>
-      </w:pPr>
-      <w:r>
-        <w:rPr>
-          <w:b/>
-        </w:rPr>
-        <w:t xml:space="preserve">Fase 1 — Diseño experimental. </w:t>
-      </w:r>
-      <w:r>
-        <w:t>Se define el conjunto de escenarios experimentales (recursos nominales, reducción de capacidad, faltante de repuesto, ponderación de seguridad y variación de la mezcla PM/CM) y se construye el dataset sintético reproducible con atributos por WO: criticidad, historial, clase de equipo, uso, duración estimada, ventana de ejecución, habilidad requerida y existencia/lead time del repuesto.</w:t>
-      </w:r>
-    </w:p>
-    <w:p>
-      <w:pPr>
-        <w:spacing w:after="160"/>
-      </w:pPr>
-      <w:r>
-        <w:rPr>
-          <w:b/>
-        </w:rPr>
-        <w:t xml:space="preserve">Fase 2 — Modelado predictivo. </w:t>
-      </w:r>
-      <w:r>
-        <w:t>Se entrena y calibra un modelo tabular para estimar la probabilidad semanal de falla por WO/equipo; se documentan las variables de mayor aporte para favorecer la interpretabilidad y se evalúa el desempeño con métricas de discriminación (AUC, PR-AUC) y calibración (Brier Score).</w:t>
-      </w:r>
-    </w:p>
-    <w:p>
-      <w:pPr>
-        <w:spacing w:after="160"/>
-      </w:pPr>
-      <w:r>
-        <w:rPr>
-          <w:b/>
-        </w:rPr>
-        <w:t xml:space="preserve">Fase 3 — Modelado multicriterio. </w:t>
-      </w:r>
-      <w:r>
-        <w:t>Se aplica un análisis multicriterio (MCDA) explicable que integra la probabilidad calibrada y las consecuencias (seguridad, ambiente y producción) en un puntaje de riesgo por WO; los pesos se acuerdan, se registran y se someten a análisis de sensibilidad.</w:t>
-      </w:r>
-    </w:p>
-    <w:p>
-      <w:pPr>
-        <w:spacing w:after="160"/>
-      </w:pPr>
-      <w:r>
-        <w:rPr>
-          <w:b/>
-        </w:rPr>
-        <w:t xml:space="preserve">Fase 4 — Optimización. </w:t>
-      </w:r>
-      <w:r>
-        <w:t xml:space="preserve">Se formula y resuelve la selección semanal como un problema de optimización ligera de tipo knapsack multi-restricción, que maximiza la reducción del riesgo del </w:t>
+      <w:r>
+        <w:t xml:space="preserve">La recolección y tratamiento de datos se efectúa con archivos CSV reproducibles. Por cada escenario y réplica se almacenan el backlog, la capacidad total y por habilidad, el estado de inventarios y los parámetros de política. Se mantiene un diccionario de datos con nombre, tipo, unidad y rango de cada campo. La confiabilidad se asegura mediante réplicas y control de semillas; la validez se respalda con supuestos compatibles con RCM/TPM e ISO y con pruebas de </w:t>
       </w:r>
       <w:r>
         <w:lastRenderedPageBreak/>
-        <w:t>backlog respetando las restricciones de horas totales y por habilidad, disponibilidad de repuestos y ventanas de ejecución.</w:t>
-      </w:r>
-    </w:p>
-    <w:p>
-      <w:pPr>
-        <w:spacing w:after="160"/>
-      </w:pPr>
-      <w:r>
-        <w:rPr>
-          <w:b/>
-        </w:rPr>
-        <w:t xml:space="preserve">Fase 5 — Evaluación. </w:t>
-      </w:r>
-      <w:r>
-        <w:t>Se ejecuta el mismo escenario con la política tradicional (prioridad/fecha) y se comparan los resultados mediante réplicas controladas con semillas fijas, garantizando reproducibilidad y estabilidad estadística.</w:t>
-      </w:r>
-    </w:p>
-    <w:p>
-      <w:pPr>
-        <w:spacing w:after="160"/>
-      </w:pPr>
-      <w:r>
-        <w:rPr>
-          <w:b/>
-        </w:rPr>
-        <w:t xml:space="preserve">Fase 6 — Análisis de resultados. </w:t>
-      </w:r>
-      <w:r>
-        <w:t>Se consolidan los resultados como promedios y variabilidad por escenario, se aplican pruebas estadísticas pareadas y se interpreta la trazabilidad de cada decisión, destacando la brecha entre el método tradicional y el modelo propuesto.</w:t>
-      </w:r>
-    </w:p>
-    <w:p/>
-    <w:p>
-      <w:r>
-        <w:t>La recolección y tratamiento de datos se efectúa con archivos CSV reproducibles. Por cada escenario y réplica se almacenan el backlog, la capacidad total y por habilidad, el estado de inventarios y los parámetros de política. Se mantiene un diccionario de datos con nombre, tipo, unidad y rango de cada campo. La confiabilidad se asegura mediante réplicas y control de semillas; la validez se respalda con supuestos compatibles con RCM/TPM e ISO y con pruebas de sensibilidad; la objetividad se preserva usando las mismas restricciones y métricas para baseline y modelo propuesto. Las variables de resultado incluyen el riesgo residual del backlog (suma del puntaje de las WO que no entran al plan), el porcentaje de WO críticas programadas, la utilización de horas (total y por habilidad) y el cumplimiento de ventanas; cuando aplica, se reporta tardanza ponderada. El desempeño del componente predictivo se resume con medidas de discriminación y calibración de probabilidades, sin entrar en tecnicismos en el cuerpo del informe; las definiciones detalladas se trasladan a un anexo. Los resultados se presentan como promedios y variabilidad por escenario, destacando la brecha entre el método tradicional y el modelo propuesto y la estabilidad de las conclusiones bajo sensibilidad.</w:t>
+        <w:t xml:space="preserve">sensibilidad; la objetividad se preserva usando las mismas restricciones y métricas para </w:t>
+      </w:r>
+      <w:proofErr w:type="spellStart"/>
+      <w:r>
+        <w:t>baseline</w:t>
+      </w:r>
+      <w:proofErr w:type="spellEnd"/>
+      <w:r>
+        <w:t xml:space="preserve"> y modelo propuesto. Las variables de resultado incluyen el riesgo residual del backlog (suma del puntaje de las WO que no entran al plan), el porcentaje de WO críticas programadas, la utilización de horas (total y por habilidad) y el cumplimiento de ventanas; cuando aplica, se reporta tardanza ponderada. El desempeño del componente predictivo se resume con medidas de discriminación y calibración de probabilidades, sin entrar en tecnicismos en el cuerpo del informe; las definiciones detalladas se trasladan a un anexo. Los resultados se presentan como promedios y variabilidad por escenario, destacando la brecha entre el método tradicional y el modelo propuesto y la estabilidad de las conclusiones bajo sensibilidad.</w:t>
       </w:r>
     </w:p>
     <w:p/>
@@ -3129,55 +4771,87 @@
           <w:bCs w:val="0"/>
         </w:rPr>
       </w:pPr>
-      <w:bookmarkStart w:id="7" w:name="_Toc228819980"/>
+      <w:bookmarkStart w:id="8" w:name="_Toc231138396"/>
       <w:r>
         <w:rPr>
           <w:b/>
           <w:bCs w:val="0"/>
         </w:rPr>
+        <w:t>5. MARCO TEÓRICO Y REFERENCIAL</w:t>
+      </w:r>
+      <w:bookmarkEnd w:id="8"/>
+    </w:p>
+    <w:p/>
+    <w:p>
+      <w:r>
+        <w:t>La gestión de activos y la confiabilidad proveen la raíz conceptual del proyecto. ISO 55002 orienta a traducir los objetivos del negocio en decisiones sobre mantenimiento y reemplazo a lo largo del ciclo de vida, con énfasis en desempeño, riesgo y costo [3]. La gestión del riesgo que atraviesa esas decisiones se apoya en el marco ISO 31000 (principios, proceso y gobernanza) y en las técnicas de apreciación de riesgo recomendadas por IEC 31010 para seleccionar métodos de análisis acordes con la información disponible y la consecuencia de falla [2], [4]. En paralelo, ISO 14224 estandariza la recolección de datos de confiabilidad y mantenimiento por clase de equipo, habilitando bases históricas comparables que sustentan modelos de predicción y priorización [1].</w:t>
+      </w:r>
+    </w:p>
+    <w:p/>
+    <w:p>
+      <w:r>
+        <w:t xml:space="preserve">Dentro de la ingeniería de mantenimiento, el enfoque de Mantenimiento Centrado en la Confiabilidad (RCM) estructura la identificación de funciones, modos de falla y consecuencias para derivar políticas de mantenimiento que mitiguen el riesgo en operación [6]. En equipos </w:t>
+      </w:r>
+      <w:r>
         <w:lastRenderedPageBreak/>
-        <w:t>5. MARCO TEÓRICO Y REFERENCIAL</w:t>
-      </w:r>
-      <w:bookmarkEnd w:id="7"/>
+        <w:t>rotativos con instrumentación típica de planta, la evaluación de severidad vibratoria bajo ISO 20816-3 aporta escalas normalizadas de condición que pueden convertirse en puntajes o umbrales dentro de un esquema cuantitativo de riesgo [5]. Así, RCM entrega el “qué importa” (función/consecuencia) e ISO 20816-3 un “cómo medir” para tipos de equipos específicos, mientras los estándares de riesgo proveen el “cómo decidir” de manera trazable [2], [4], [6].</w:t>
+      </w:r>
     </w:p>
     <w:p/>
     <w:p>
       <w:r>
-        <w:t>La gestión de activos y la confiabilidad proveen la raíz conceptual del proyecto. ISO 55002 orienta a traducir los objetivos del negocio en decisiones sobre mantenimiento y reemplazo a lo largo del ciclo de vida, con énfasis en desempeño, riesgo y costo [3]. La gestión del riesgo que atraviesa esas decisiones se apoya en el marco ISO 31000 (principios, proceso y gobernanza) y en las técnicas de apreciación de riesgo recomendadas por IEC 31010 para seleccionar métodos de análisis acordes con la información disponible y la consecuencia de falla [2], [4]. En paralelo, ISO 14224 estandariza la recolección de datos de confiabilidad y mantenimiento por clase de equipo, habilitando bases históricas comparables que sustentan modelos de predicción y priorización [1].</w:t>
+        <w:t xml:space="preserve">El componente predictivo del proyecto se inserta en la literatura de mantenimiento predictivo, que ha migrado de diagnósticos determinísticos a aprendizaje automático sobre datos industriales. Revisiones en manufactura y procesos destacan el uso de clasificación y pronóstico para detectar fallas incipientes y priorizar intervenciones, aunque advierten retos de datos, </w:t>
+      </w:r>
+      <w:proofErr w:type="spellStart"/>
+      <w:r>
+        <w:t>explicabilidad</w:t>
+      </w:r>
+      <w:proofErr w:type="spellEnd"/>
+      <w:r>
+        <w:t xml:space="preserve"> y despliegue operacional [10], [11], [14]. Estudios recientes amplían el estado del arte hacia la integración con programación de producción/mantenimiento y escenarios de planta, consolidando que la predicción solo crea valor cuando se conecta con la planificación y la disponibilidad de recursos [16], [17].</w:t>
       </w:r>
     </w:p>
     <w:p/>
     <w:p>
       <w:r>
-        <w:t>Dentro de la ingeniería de mantenimiento, el enfoque de Mantenimiento Centrado en la Confiabilidad (RCM) estructura la identificación de funciones, modos de falla y consecuencias para derivar políticas de mantenimiento que mitiguen el riesgo en operación [6]. En equipos rotativos con instrumentación típica de planta, la evaluación de severidad vibratoria bajo ISO 20816-3 aporta escalas normalizadas de condición que pueden convertirse en puntajes o umbrales dentro de un esquema cuantitativo de riesgo [5]. Así, RCM entrega el “qué importa” (función/consecuencia) e ISO 20816-3 un “cómo medir” para tipos de equipos específicos, mientras los estándares de riesgo proveen el “cómo decidir” de manera trazable [2], [4], [6].</w:t>
+        <w:t>Un aspecto clave para llevar modelos a decisiones es la calibración probabilística: que las probabilidades predichas reflejen frecuencias observadas. Técnicas simples y efectivas mejoran la confiabilidad de las salidas de clasificadores, con bajo costo computacional, lo que es crítico cuando esas probabilidades alimentan funciones de riesgo y umbrales de priorización [8], [9], [15]. Además, un marco unificado para interpretar predicciones ayuda a comunicar por qué un caso “merece” prioridad frente a otro, requisito de auditoría y rendición de cuentas en entornos industriales [7].</w:t>
       </w:r>
     </w:p>
     <w:p/>
     <w:p>
       <w:r>
-        <w:t>El componente predictivo del proyecto se inserta en la literatura de mantenimiento predictivo, que ha migrado de diagnósticos determinísticos a aprendizaje automático sobre datos industriales. Revisiones en manufactura y procesos destacan el uso de clasificación y pronóstico para detectar fallas incipientes y priorizar intervenciones, aunque advierten retos de datos, explicabilidad y despliegue operacional [10], [11], [14]. Estudios recientes amplían el estado del arte hacia la integración con programación de producción/mantenimiento y escenarios de planta, consolidando que la predicción solo crea valor cuando se conecta con la planificación y la disponibilidad de recursos [16], [17].</w:t>
+        <w:t xml:space="preserve">Para traducir señales y probabilidades en una decisión auditable, se utiliza Análisis Multicriterio de Decisiones (MCDA). Las encuestas y manuales del área muestran que métodos como </w:t>
+      </w:r>
+      <w:proofErr w:type="spellStart"/>
+      <w:r>
+        <w:t>value</w:t>
+      </w:r>
+      <w:proofErr w:type="spellEnd"/>
+      <w:r>
+        <w:t xml:space="preserve"> </w:t>
+      </w:r>
+      <w:proofErr w:type="spellStart"/>
+      <w:r>
+        <w:t>functions</w:t>
+      </w:r>
+      <w:proofErr w:type="spellEnd"/>
+      <w:r>
+        <w:t xml:space="preserve"> con pesos explícitos son adecuados cuando se deben combinar criticidad, probabilidad de falla y consecuencias externas (seguridad, ambiente, producción) en un único puntaje de priorización, manteniendo trazabilidad de supuestos y sensibilidad a cambios en pesos [13]. Esta agregación multicriterio es el puente entre la predicción y la acción operativa.</w:t>
       </w:r>
     </w:p>
     <w:p/>
     <w:p>
       <w:r>
-        <w:t xml:space="preserve">Un aspecto clave para llevar modelos a decisiones es la calibración probabilística: que las probabilidades predichas reflejen frecuencias observadas. Técnicas simples y efectivas mejoran la </w:t>
-      </w:r>
-      <w:r>
         <w:lastRenderedPageBreak/>
-        <w:t>confiabilidad de las salidas de clasificadores, con bajo costo computacional, lo que es crítico cuando esas probabilidades alimentan funciones de riesgo y umbrales de priorización [8], [9], [15]. Además, un marco unificado para interpretar predicciones ayuda a comunicar por qué un caso “merece” prioridad frente a otro, requisito de auditoría y rendición de cuentas en entornos industriales [7].</w:t>
-      </w:r>
-    </w:p>
-    <w:p/>
-    <w:p>
-      <w:r>
-        <w:t>Para traducir señales y probabilidades en una decisión auditable, se utiliza Análisis Multicriterio de Decisiones (MCDA). Las encuestas y manuales del área muestran que métodos como value functions con pesos explícitos son adecuados cuando se deben combinar criticidad, probabilidad de falla y consecuencias externas (seguridad, ambiente, producción) en un único puntaje de priorización, manteniendo trazabilidad de supuestos y sensibilidad a cambios en pesos [13]. Esta agregación multicriterio es el puente entre la predicción y la acción operativa.</w:t>
-      </w:r>
-    </w:p>
-    <w:p/>
-    <w:p>
-      <w:r>
-        <w:t>Finalmente, la decisión semanal ocurre bajo restricciones de capacidad, habilidades y repuestos. La teoría de scheduling provee formulaciones y heurísticas para seleccionar subconjuntos de tareas bajo limitaciones de recursos, maximizando una función objetivo (por ejemplo, reducción de riesgo) y comparando contra reglas sencillas por fecha o prioridad nominal, prácticas, pero no óptimas [12]. En este proyecto, la función objetivo está alineada con gestión de activos y riesgo (ISO 55002/31000), la información de entrada con confiabilidad (ISO 14224) y condición (ISO 20816-3), y la trazabilidad se mantiene mediante MCDA y calibración de probabilidades [1]–[6], [8], [12], [13], [15].</w:t>
+        <w:t xml:space="preserve">Finalmente, la decisión semanal ocurre bajo restricciones de capacidad, habilidades y repuestos. La teoría de </w:t>
+      </w:r>
+      <w:proofErr w:type="spellStart"/>
+      <w:r>
+        <w:t>scheduling</w:t>
+      </w:r>
+      <w:proofErr w:type="spellEnd"/>
+      <w:r>
+        <w:t xml:space="preserve"> provee formulaciones y heurísticas para seleccionar subconjuntos de tareas bajo limitaciones de recursos, maximizando una función objetivo (por ejemplo, reducción de riesgo) y comparando contra reglas sencillas por fecha o prioridad nominal, prácticas, pero no óptimas [12]. En este proyecto, la función objetivo está alineada con gestión de activos y riesgo (ISO 55002/31000), la información de entrada con confiabilidad (ISO 14224) y condición (ISO 20816-3), y la trazabilidad se mantiene mediante MCDA y calibración de probabilidades [1]–[6], [8], [12], [13], [15].</w:t>
       </w:r>
     </w:p>
     <w:p/>
@@ -3200,10 +4874,15 @@
       <w:r>
         <w:t xml:space="preserve">La literatura de mantenimiento predictivo reporta beneficios consistentes cuando la detección temprana se integra con la planificación, aunque señala barreras de datos propietarios y de adopción en planta [14]. Una revisión exhaustiva de aprendizaje automático para diagnóstico y pronóstico resalta el predominio de clasificadores tabulares y de señales, y recomienda validar con métricas que conecten con el impacto operativo, más allá de la exactitud estadística [10]. Síntesis más recientes muestran un avance hacia la programación integrada de producción y mantenimiento, donde se evalúan políticas bajo escenarios de recursos y demanda, acercándose al espíritu de este trabajo de “predicción → decisión” [16]. En paralelo, la convergencia con digital </w:t>
       </w:r>
-      <w:r>
-        <w:lastRenderedPageBreak/>
-        <w:t xml:space="preserve">twin abre oportunidades para explotar datos sintéticos y experimentación </w:t>
-      </w:r>
+      <w:proofErr w:type="spellStart"/>
+      <w:r>
+        <w:t>twin</w:t>
+      </w:r>
+      <w:proofErr w:type="spellEnd"/>
+      <w:r>
+        <w:t xml:space="preserve"> abre oportunidades para explotar datos sintéticos y experimentación </w:t>
+      </w:r>
+      <w:proofErr w:type="spellStart"/>
       <w:r>
         <w:rPr>
           <w:i/>
@@ -3211,6 +4890,7 @@
         </w:rPr>
         <w:t>what-if</w:t>
       </w:r>
+      <w:proofErr w:type="spellEnd"/>
       <w:r>
         <w:t xml:space="preserve"> cuando los históricos reales no son accesibles, manteniendo la validez externa del análisis [17].</w:t>
       </w:r>
@@ -3219,12 +4899,21 @@
       <w:r>
         <w:t>En cuanto a la toma de decisiones multicriterio, los compendios y manuales evidencian el uso extendido de MCDA para combinar criterios de riesgo, costo y servicio en contextos industriales, con buenas prácticas de normalización y análisis de sensibilidad que favorecen la auditabilidad, requisito institucional cuando se justifican cambios de plan [13]. En la parte de programación, la literatura clásica proporciona modelos eficientes para seleccionar tareas bajo recursos limitados por capacidad total y “</w:t>
       </w:r>
+      <w:proofErr w:type="spellStart"/>
       <w:r>
         <w:rPr>
           <w:i/>
           <w:iCs/>
         </w:rPr>
-        <w:t>skills”</w:t>
+        <w:t>skills</w:t>
+      </w:r>
+      <w:proofErr w:type="spellEnd"/>
+      <w:r>
+        <w:rPr>
+          <w:i/>
+          <w:iCs/>
+        </w:rPr>
+        <w:t>”</w:t>
       </w:r>
       <w:r>
         <w:t>, esquema requerido para pasar de un puntaje por orden a un plan semanal factible [12].</w:t>
@@ -3232,7 +4921,11 @@
     </w:p>
     <w:p>
       <w:r>
-        <w:t>Revisiones y propuestas recientes subrayan que, sin calibración, las probabilidades pueden inducir decisiones sesgadas (por sobre o subestimación del riesgo), y proponen técnicas ligeras que mejoran la confiabilidad de las salidas sin rediseñar el clasificador [8], [9], [15]. Además, trabajos de 2024 en mantenimiento predictivo destacan la necesidad de modelos explicables y transferibles a diferentes plantas, apoyando el uso de datos simulados reproducibles y cadenas de decisión transparentes como la planteada en este proyecto [16][18].</w:t>
+        <w:t xml:space="preserve">Revisiones y propuestas recientes subrayan que, sin calibración, las probabilidades pueden inducir decisiones sesgadas (por sobre o subestimación del riesgo), y proponen técnicas ligeras que mejoran la confiabilidad de las salidas sin rediseñar el clasificador [8], [9], [15]. Además, trabajos de 2024 en mantenimiento predictivo destacan la necesidad de modelos explicables y </w:t>
+      </w:r>
+      <w:r>
+        <w:lastRenderedPageBreak/>
+        <w:t>transferibles a diferentes plantas, apoyando el uso de datos simulados reproducibles y cadenas de decisión transparentes como la planteada en este proyecto [16][18].</w:t>
       </w:r>
     </w:p>
     <w:p>
@@ -3324,16 +5017,15 @@
           <w:bCs w:val="0"/>
         </w:rPr>
       </w:pPr>
-      <w:bookmarkStart w:id="8" w:name="_Toc228819981"/>
+      <w:bookmarkStart w:id="9" w:name="_Toc231138397"/>
       <w:r>
         <w:rPr>
           <w:b/>
           <w:bCs w:val="0"/>
         </w:rPr>
-        <w:lastRenderedPageBreak/>
         <w:t>6. RESULTADOS Y DISCUSIÓN</w:t>
       </w:r>
-      <w:bookmarkEnd w:id="8"/>
+      <w:bookmarkEnd w:id="9"/>
     </w:p>
     <w:p>
       <w:pPr>
@@ -3341,7 +5033,15 @@
         <w:ind w:firstLine="0"/>
       </w:pPr>
       <w:r>
-        <w:t xml:space="preserve">El desarrollo experimental del modelo predictivo–prescriptivo se ejecutó sobre cinco escenarios (E1 a E5) con treinta réplicas independientes cada uno (n = 150 corridas en total), siguiendo el diseño descrito en la metodología. Los resultados se presentan organizados por cada objetivo específico, complementados con análisis descriptivos (media, desviación estándar, intervalo de confianza al 95 %) e inferenciales (prueba t de Student pareada entre Modelo y Baseline) que permiten contrastar el desempeño del modelo propuesto frente a la política tradicional de priorización por prioridad nominal y fecha. </w:t>
+        <w:t xml:space="preserve">El desarrollo experimental del modelo predictivo–prescriptivo se ejecutó sobre cinco escenarios (E1 a E5) con treinta réplicas independientes cada uno (n = 150 corridas en total), siguiendo el diseño descrito en la metodología. Los resultados se presentan organizados por cada objetivo específico, complementados con análisis descriptivos (media, desviación estándar, intervalo de confianza al 95 %) e inferenciales (prueba t de Student pareada entre Modelo y </w:t>
+      </w:r>
+      <w:proofErr w:type="spellStart"/>
+      <w:r>
+        <w:t>Baseline</w:t>
+      </w:r>
+      <w:proofErr w:type="spellEnd"/>
+      <w:r>
+        <w:t xml:space="preserve">) que permiten contrastar el desempeño del modelo propuesto frente a la política tradicional de priorización por prioridad nominal y fecha. </w:t>
       </w:r>
     </w:p>
     <w:p>
@@ -3354,7 +5054,7 @@
           <w:color w:val="auto"/>
         </w:rPr>
       </w:pPr>
-      <w:bookmarkStart w:id="9" w:name="_Toc228819982"/>
+      <w:bookmarkStart w:id="10" w:name="_Toc231138398"/>
       <w:r>
         <w:rPr>
           <w:rFonts w:ascii="Times New Roman" w:eastAsia="MS Gothic" w:hAnsi="Times New Roman" w:cs="Times New Roman"/>
@@ -3362,9 +5062,29 @@
           <w:bCs/>
           <w:color w:val="auto"/>
         </w:rPr>
-        <w:t>6.1. Construcción del dataset reproducible (OE1)</w:t>
-      </w:r>
-      <w:bookmarkEnd w:id="9"/>
+        <w:t xml:space="preserve">6.1. Construcción del </w:t>
+      </w:r>
+      <w:proofErr w:type="spellStart"/>
+      <w:r>
+        <w:rPr>
+          <w:rFonts w:ascii="Times New Roman" w:eastAsia="MS Gothic" w:hAnsi="Times New Roman" w:cs="Times New Roman"/>
+          <w:b/>
+          <w:bCs/>
+          <w:color w:val="auto"/>
+        </w:rPr>
+        <w:t>dataset</w:t>
+      </w:r>
+      <w:proofErr w:type="spellEnd"/>
+      <w:r>
+        <w:rPr>
+          <w:rFonts w:ascii="Times New Roman" w:eastAsia="MS Gothic" w:hAnsi="Times New Roman" w:cs="Times New Roman"/>
+          <w:b/>
+          <w:bCs/>
+          <w:color w:val="auto"/>
+        </w:rPr>
+        <w:t xml:space="preserve"> reproducible (OE1)</w:t>
+      </w:r>
+      <w:bookmarkEnd w:id="10"/>
     </w:p>
     <w:p>
       <w:pPr>
@@ -3381,7 +5101,34 @@
           <w:sz w:val="22"/>
           <w:szCs w:val="22"/>
         </w:rPr>
-        <w:t>Se generó un conjunto de datos sintético compuesto por veintiuna (21) variables organizadas en atributos identificadores, descriptivos del equipo, históricos, técnicos del repuesto y de consecuencia, alineados con la estructura de captura de información sugerida por la norma ISO 14224 (ISO, 2016) y los lineamientos del Mantenimiento Centrado en Confiabilidad (IEC, 2017). Cada réplica produjo un backlog semanal con un número aleatorio de órdenes entre 20 y 100 (media observada ≈ 60 WO/semana), con semilla controlada para garantizar reproducibilidad. La Tabla 1 sintetiza los grupos de variables del dataset; el diccionario de datos completo se presenta en el Anexo A.</w:t>
+        <w:t xml:space="preserve">Se generó un conjunto de datos sintético compuesto por veintiuna (21) variables organizadas en atributos identificadores, descriptivos del equipo, históricos, técnicos del repuesto y de consecuencia, alineados con la estructura de captura de información sugerida por la norma ISO 14224 (ISO, 2016) y los lineamientos </w:t>
+      </w:r>
+      <w:r>
+        <w:rPr>
+          <w:rFonts w:eastAsia="MS Mincho"/>
+          <w:sz w:val="22"/>
+          <w:szCs w:val="22"/>
+        </w:rPr>
+        <w:lastRenderedPageBreak/>
+        <w:t xml:space="preserve">del Mantenimiento Centrado en Confiabilidad (IEC, 2017). Cada réplica produjo un backlog semanal con un número aleatorio de órdenes entre 20 y 100 (media observada ≈ 60 WO/semana), con semilla controlada para garantizar reproducibilidad. La Tabla 1 sintetiza los grupos de variables del </w:t>
+      </w:r>
+      <w:proofErr w:type="spellStart"/>
+      <w:r>
+        <w:rPr>
+          <w:rFonts w:eastAsia="MS Mincho"/>
+          <w:sz w:val="22"/>
+          <w:szCs w:val="22"/>
+        </w:rPr>
+        <w:t>dataset</w:t>
+      </w:r>
+      <w:proofErr w:type="spellEnd"/>
+      <w:r>
+        <w:rPr>
+          <w:rFonts w:eastAsia="MS Mincho"/>
+          <w:sz w:val="22"/>
+          <w:szCs w:val="22"/>
+        </w:rPr>
+        <w:t>; el diccionario de datos completo se presenta en el Anexo A.</w:t>
       </w:r>
     </w:p>
     <w:tbl>
@@ -3564,6 +5311,7 @@
                 <w:lang w:val="es-CO"/>
               </w:rPr>
             </w:pPr>
+            <w:proofErr w:type="spellStart"/>
             <w:r>
               <w:rPr>
                 <w:rFonts w:eastAsia="MS Mincho"/>
@@ -3571,8 +5319,29 @@
                 <w:szCs w:val="22"/>
                 <w:lang w:val="es-CO"/>
               </w:rPr>
-              <w:t>wo_id, semana, dias_en_backlog</w:t>
-            </w:r>
+              <w:t>wo_id</w:t>
+            </w:r>
+            <w:proofErr w:type="spellEnd"/>
+            <w:r>
+              <w:rPr>
+                <w:rFonts w:eastAsia="MS Mincho"/>
+                <w:sz w:val="20"/>
+                <w:szCs w:val="22"/>
+                <w:lang w:val="es-CO"/>
+              </w:rPr>
+              <w:t xml:space="preserve">, semana, </w:t>
+            </w:r>
+            <w:proofErr w:type="spellStart"/>
+            <w:r>
+              <w:rPr>
+                <w:rFonts w:eastAsia="MS Mincho"/>
+                <w:sz w:val="20"/>
+                <w:szCs w:val="22"/>
+                <w:lang w:val="es-CO"/>
+              </w:rPr>
+              <w:t>dias_en_backlog</w:t>
+            </w:r>
+            <w:proofErr w:type="spellEnd"/>
           </w:p>
         </w:tc>
       </w:tr>
@@ -3650,6 +5419,7 @@
                 <w:lang w:val="es-CO"/>
               </w:rPr>
             </w:pPr>
+            <w:proofErr w:type="spellStart"/>
             <w:r>
               <w:rPr>
                 <w:rFonts w:eastAsia="MS Mincho"/>
@@ -3657,8 +5427,69 @@
                 <w:szCs w:val="22"/>
                 <w:lang w:val="es-CO"/>
               </w:rPr>
-              <w:t>tipo_wo, clase_equipo, habilidad_requerida, criticidad, prioridad_nominal</w:t>
-            </w:r>
+              <w:t>tipo_wo</w:t>
+            </w:r>
+            <w:proofErr w:type="spellEnd"/>
+            <w:r>
+              <w:rPr>
+                <w:rFonts w:eastAsia="MS Mincho"/>
+                <w:sz w:val="20"/>
+                <w:szCs w:val="22"/>
+                <w:lang w:val="es-CO"/>
+              </w:rPr>
+              <w:t xml:space="preserve">, </w:t>
+            </w:r>
+            <w:proofErr w:type="spellStart"/>
+            <w:r>
+              <w:rPr>
+                <w:rFonts w:eastAsia="MS Mincho"/>
+                <w:sz w:val="20"/>
+                <w:szCs w:val="22"/>
+                <w:lang w:val="es-CO"/>
+              </w:rPr>
+              <w:t>clase_equipo</w:t>
+            </w:r>
+            <w:proofErr w:type="spellEnd"/>
+            <w:r>
+              <w:rPr>
+                <w:rFonts w:eastAsia="MS Mincho"/>
+                <w:sz w:val="20"/>
+                <w:szCs w:val="22"/>
+                <w:lang w:val="es-CO"/>
+              </w:rPr>
+              <w:t xml:space="preserve">, </w:t>
+            </w:r>
+            <w:proofErr w:type="spellStart"/>
+            <w:r>
+              <w:rPr>
+                <w:rFonts w:eastAsia="MS Mincho"/>
+                <w:sz w:val="20"/>
+                <w:szCs w:val="22"/>
+                <w:lang w:val="es-CO"/>
+              </w:rPr>
+              <w:t>habilidad_requerida</w:t>
+            </w:r>
+            <w:proofErr w:type="spellEnd"/>
+            <w:r>
+              <w:rPr>
+                <w:rFonts w:eastAsia="MS Mincho"/>
+                <w:sz w:val="20"/>
+                <w:szCs w:val="22"/>
+                <w:lang w:val="es-CO"/>
+              </w:rPr>
+              <w:t xml:space="preserve">, criticidad, </w:t>
+            </w:r>
+            <w:proofErr w:type="spellStart"/>
+            <w:r>
+              <w:rPr>
+                <w:rFonts w:eastAsia="MS Mincho"/>
+                <w:sz w:val="20"/>
+                <w:szCs w:val="22"/>
+                <w:lang w:val="es-CO"/>
+              </w:rPr>
+              <w:t>prioridad_nominal</w:t>
+            </w:r>
+            <w:proofErr w:type="spellEnd"/>
           </w:p>
         </w:tc>
       </w:tr>
@@ -3736,6 +5567,7 @@
                 <w:lang w:val="es-CO"/>
               </w:rPr>
             </w:pPr>
+            <w:proofErr w:type="spellStart"/>
             <w:r>
               <w:rPr>
                 <w:rFonts w:eastAsia="MS Mincho"/>
@@ -3743,8 +5575,49 @@
                 <w:szCs w:val="22"/>
                 <w:lang w:val="es-CO"/>
               </w:rPr>
-              <w:t>sev_seguridad, sev_ambiental, sev_produccion</w:t>
-            </w:r>
+              <w:t>sev_seguridad</w:t>
+            </w:r>
+            <w:proofErr w:type="spellEnd"/>
+            <w:r>
+              <w:rPr>
+                <w:rFonts w:eastAsia="MS Mincho"/>
+                <w:sz w:val="20"/>
+                <w:szCs w:val="22"/>
+                <w:lang w:val="es-CO"/>
+              </w:rPr>
+              <w:t xml:space="preserve">, </w:t>
+            </w:r>
+            <w:proofErr w:type="spellStart"/>
+            <w:r>
+              <w:rPr>
+                <w:rFonts w:eastAsia="MS Mincho"/>
+                <w:sz w:val="20"/>
+                <w:szCs w:val="22"/>
+                <w:lang w:val="es-CO"/>
+              </w:rPr>
+              <w:t>sev_ambiental</w:t>
+            </w:r>
+            <w:proofErr w:type="spellEnd"/>
+            <w:r>
+              <w:rPr>
+                <w:rFonts w:eastAsia="MS Mincho"/>
+                <w:sz w:val="20"/>
+                <w:szCs w:val="22"/>
+                <w:lang w:val="es-CO"/>
+              </w:rPr>
+              <w:t xml:space="preserve">, </w:t>
+            </w:r>
+            <w:proofErr w:type="spellStart"/>
+            <w:r>
+              <w:rPr>
+                <w:rFonts w:eastAsia="MS Mincho"/>
+                <w:sz w:val="20"/>
+                <w:szCs w:val="22"/>
+                <w:lang w:val="es-CO"/>
+              </w:rPr>
+              <w:t>sev_produccion</w:t>
+            </w:r>
+            <w:proofErr w:type="spellEnd"/>
           </w:p>
         </w:tc>
       </w:tr>
@@ -3822,6 +5695,7 @@
                 <w:lang w:val="es-CO"/>
               </w:rPr>
             </w:pPr>
+            <w:proofErr w:type="spellStart"/>
             <w:r>
               <w:rPr>
                 <w:rFonts w:eastAsia="MS Mincho"/>
@@ -3829,8 +5703,49 @@
                 <w:szCs w:val="22"/>
                 <w:lang w:val="es-CO"/>
               </w:rPr>
-              <w:t>pm_vencidos, edad_equipo_años, uso_acumulado_pct</w:t>
-            </w:r>
+              <w:t>pm_vencidos</w:t>
+            </w:r>
+            <w:proofErr w:type="spellEnd"/>
+            <w:r>
+              <w:rPr>
+                <w:rFonts w:eastAsia="MS Mincho"/>
+                <w:sz w:val="20"/>
+                <w:szCs w:val="22"/>
+                <w:lang w:val="es-CO"/>
+              </w:rPr>
+              <w:t xml:space="preserve">, </w:t>
+            </w:r>
+            <w:proofErr w:type="spellStart"/>
+            <w:r>
+              <w:rPr>
+                <w:rFonts w:eastAsia="MS Mincho"/>
+                <w:sz w:val="20"/>
+                <w:szCs w:val="22"/>
+                <w:lang w:val="es-CO"/>
+              </w:rPr>
+              <w:t>edad_equipo_años</w:t>
+            </w:r>
+            <w:proofErr w:type="spellEnd"/>
+            <w:r>
+              <w:rPr>
+                <w:rFonts w:eastAsia="MS Mincho"/>
+                <w:sz w:val="20"/>
+                <w:szCs w:val="22"/>
+                <w:lang w:val="es-CO"/>
+              </w:rPr>
+              <w:t xml:space="preserve">, </w:t>
+            </w:r>
+            <w:proofErr w:type="spellStart"/>
+            <w:r>
+              <w:rPr>
+                <w:rFonts w:eastAsia="MS Mincho"/>
+                <w:sz w:val="20"/>
+                <w:szCs w:val="22"/>
+                <w:lang w:val="es-CO"/>
+              </w:rPr>
+              <w:t>uso_acumulado_pct</w:t>
+            </w:r>
+            <w:proofErr w:type="spellEnd"/>
           </w:p>
         </w:tc>
       </w:tr>
@@ -3908,6 +5823,7 @@
                 <w:lang w:val="es-CO"/>
               </w:rPr>
             </w:pPr>
+            <w:proofErr w:type="spellStart"/>
             <w:r>
               <w:rPr>
                 <w:rFonts w:eastAsia="MS Mincho"/>
@@ -3915,8 +5831,49 @@
                 <w:szCs w:val="22"/>
                 <w:lang w:val="es-CO"/>
               </w:rPr>
-              <w:t>duracion_h, ventana_dia_limite, prioridad_nominal</w:t>
-            </w:r>
+              <w:t>duracion_h</w:t>
+            </w:r>
+            <w:proofErr w:type="spellEnd"/>
+            <w:r>
+              <w:rPr>
+                <w:rFonts w:eastAsia="MS Mincho"/>
+                <w:sz w:val="20"/>
+                <w:szCs w:val="22"/>
+                <w:lang w:val="es-CO"/>
+              </w:rPr>
+              <w:t xml:space="preserve">, </w:t>
+            </w:r>
+            <w:proofErr w:type="spellStart"/>
+            <w:r>
+              <w:rPr>
+                <w:rFonts w:eastAsia="MS Mincho"/>
+                <w:sz w:val="20"/>
+                <w:szCs w:val="22"/>
+                <w:lang w:val="es-CO"/>
+              </w:rPr>
+              <w:t>ventana_dia_limite</w:t>
+            </w:r>
+            <w:proofErr w:type="spellEnd"/>
+            <w:r>
+              <w:rPr>
+                <w:rFonts w:eastAsia="MS Mincho"/>
+                <w:sz w:val="20"/>
+                <w:szCs w:val="22"/>
+                <w:lang w:val="es-CO"/>
+              </w:rPr>
+              <w:t xml:space="preserve">, </w:t>
+            </w:r>
+            <w:proofErr w:type="spellStart"/>
+            <w:r>
+              <w:rPr>
+                <w:rFonts w:eastAsia="MS Mincho"/>
+                <w:sz w:val="20"/>
+                <w:szCs w:val="22"/>
+                <w:lang w:val="es-CO"/>
+              </w:rPr>
+              <w:t>prioridad_nominal</w:t>
+            </w:r>
+            <w:proofErr w:type="spellEnd"/>
           </w:p>
         </w:tc>
       </w:tr>
@@ -3994,6 +5951,7 @@
                 <w:lang w:val="es-CO"/>
               </w:rPr>
             </w:pPr>
+            <w:proofErr w:type="spellStart"/>
             <w:r>
               <w:rPr>
                 <w:rFonts w:eastAsia="MS Mincho"/>
@@ -4001,8 +5959,49 @@
                 <w:szCs w:val="22"/>
                 <w:lang w:val="es-CO"/>
               </w:rPr>
-              <w:t>repuesto_id, repuesto_disponible, lead_time_repuesto</w:t>
-            </w:r>
+              <w:t>repuesto_id</w:t>
+            </w:r>
+            <w:proofErr w:type="spellEnd"/>
+            <w:r>
+              <w:rPr>
+                <w:rFonts w:eastAsia="MS Mincho"/>
+                <w:sz w:val="20"/>
+                <w:szCs w:val="22"/>
+                <w:lang w:val="es-CO"/>
+              </w:rPr>
+              <w:t xml:space="preserve">, </w:t>
+            </w:r>
+            <w:proofErr w:type="spellStart"/>
+            <w:r>
+              <w:rPr>
+                <w:rFonts w:eastAsia="MS Mincho"/>
+                <w:sz w:val="20"/>
+                <w:szCs w:val="22"/>
+                <w:lang w:val="es-CO"/>
+              </w:rPr>
+              <w:t>repuesto_disponible</w:t>
+            </w:r>
+            <w:proofErr w:type="spellEnd"/>
+            <w:r>
+              <w:rPr>
+                <w:rFonts w:eastAsia="MS Mincho"/>
+                <w:sz w:val="20"/>
+                <w:szCs w:val="22"/>
+                <w:lang w:val="es-CO"/>
+              </w:rPr>
+              <w:t xml:space="preserve">, </w:t>
+            </w:r>
+            <w:proofErr w:type="spellStart"/>
+            <w:r>
+              <w:rPr>
+                <w:rFonts w:eastAsia="MS Mincho"/>
+                <w:sz w:val="20"/>
+                <w:szCs w:val="22"/>
+                <w:lang w:val="es-CO"/>
+              </w:rPr>
+              <w:t>lead_time_repuesto</w:t>
+            </w:r>
+            <w:proofErr w:type="spellEnd"/>
           </w:p>
         </w:tc>
       </w:tr>
@@ -4110,7 +6109,27 @@
           <w:sz w:val="20"/>
           <w:szCs w:val="22"/>
         </w:rPr>
-        <w:t>Tabla 1. Composición del dataset sintético generado por réplica.</w:t>
+        <w:t xml:space="preserve">Tabla 1. Composición del </w:t>
+      </w:r>
+      <w:proofErr w:type="spellStart"/>
+      <w:r>
+        <w:rPr>
+          <w:rFonts w:eastAsia="MS Mincho"/>
+          <w:i/>
+          <w:sz w:val="20"/>
+          <w:szCs w:val="22"/>
+        </w:rPr>
+        <w:t>dataset</w:t>
+      </w:r>
+      <w:proofErr w:type="spellEnd"/>
+      <w:r>
+        <w:rPr>
+          <w:rFonts w:eastAsia="MS Mincho"/>
+          <w:i/>
+          <w:sz w:val="20"/>
+          <w:szCs w:val="22"/>
+        </w:rPr>
+        <w:t xml:space="preserve"> sintético generado por réplica.</w:t>
       </w:r>
     </w:p>
     <w:p>
@@ -4128,16 +6147,43 @@
           <w:sz w:val="22"/>
           <w:szCs w:val="22"/>
         </w:rPr>
-        <w:t xml:space="preserve">La consistencia del dataset se verificó mediante la prevalencia de la variable objetivo (falla_7d ≈ 0,40 promedio entre réplicas), la correlación esperada entre criticidad y severidad de seguridad (r ≈ 0,21) y la </w:t>
-      </w:r>
+        <w:t xml:space="preserve">La consistencia del </w:t>
+      </w:r>
+      <w:proofErr w:type="spellStart"/>
       <w:r>
         <w:rPr>
           <w:rFonts w:eastAsia="MS Mincho"/>
           <w:sz w:val="22"/>
           <w:szCs w:val="22"/>
         </w:rPr>
-        <w:lastRenderedPageBreak/>
-        <w:t>independencia entre semanas, condición necesaria para la prueba t pareada posterior. El dataset, junto con su diccionario, satisface el criterio de trazabilidad exigido en el OE1.</w:t>
+        <w:t>dataset</w:t>
+      </w:r>
+      <w:proofErr w:type="spellEnd"/>
+      <w:r>
+        <w:rPr>
+          <w:rFonts w:eastAsia="MS Mincho"/>
+          <w:sz w:val="22"/>
+          <w:szCs w:val="22"/>
+        </w:rPr>
+        <w:t xml:space="preserve"> se verificó mediante la prevalencia de la variable objetivo (falla_7d ≈ 0,40 promedio entre réplicas), la correlación esperada entre criticidad y severidad de seguridad (r ≈ 0,21) y la independencia entre semanas, condición necesaria para la prueba t pareada posterior. El </w:t>
+      </w:r>
+      <w:proofErr w:type="spellStart"/>
+      <w:r>
+        <w:rPr>
+          <w:rFonts w:eastAsia="MS Mincho"/>
+          <w:sz w:val="22"/>
+          <w:szCs w:val="22"/>
+        </w:rPr>
+        <w:t>dataset</w:t>
+      </w:r>
+      <w:proofErr w:type="spellEnd"/>
+      <w:r>
+        <w:rPr>
+          <w:rFonts w:eastAsia="MS Mincho"/>
+          <w:sz w:val="22"/>
+          <w:szCs w:val="22"/>
+        </w:rPr>
+        <w:t>, junto con su diccionario, satisface el criterio de trazabilidad exigido en el OE1.</w:t>
       </w:r>
     </w:p>
     <w:p>
@@ -4150,7 +6196,7 @@
           <w:color w:val="auto"/>
         </w:rPr>
       </w:pPr>
-      <w:bookmarkStart w:id="10" w:name="_Toc228819983"/>
+      <w:bookmarkStart w:id="11" w:name="_Toc231138399"/>
       <w:r>
         <w:rPr>
           <w:rFonts w:ascii="Times New Roman" w:eastAsia="MS Gothic" w:hAnsi="Times New Roman" w:cs="Times New Roman"/>
@@ -4160,7 +6206,7 @@
         </w:rPr>
         <w:t>6.2. Desempeño del modelo predictivo calibrado (OE2)</w:t>
       </w:r>
-      <w:bookmarkEnd w:id="10"/>
+      <w:bookmarkEnd w:id="11"/>
     </w:p>
     <w:p>
       <w:pPr>
@@ -4177,7 +6223,79 @@
           <w:sz w:val="22"/>
           <w:szCs w:val="22"/>
         </w:rPr>
-        <w:t>El componente predictivo se construyó como una regresión logística regularizada (L2) con balanceo de clases por ponderación inversa, seguida de calibración isotónica mediante el algoritmo Pool Adjacent Violators (PAV) sobre un fold de calibración independiente (Kull, Silva Filho y Flach, 2017). Las métricas de discriminación y calibración (área bajo la curva ROC (AUC), área bajo la curva precisión–recall (PR-AUC) y Brier Score) se reportan en la Tabla 2 como promedio sobre las treinta réplicas de cada escenario (Hernández Orallo, Flach y Ferri, 2012).</w:t>
+        <w:t xml:space="preserve">El componente predictivo se construyó como una regresión logística regularizada (L2) con balanceo de clases por ponderación inversa, seguida de calibración isotónica mediante el algoritmo Pool </w:t>
+      </w:r>
+      <w:proofErr w:type="spellStart"/>
+      <w:r>
+        <w:rPr>
+          <w:rFonts w:eastAsia="MS Mincho"/>
+          <w:sz w:val="22"/>
+          <w:szCs w:val="22"/>
+        </w:rPr>
+        <w:t>Adjacent</w:t>
+      </w:r>
+      <w:proofErr w:type="spellEnd"/>
+      <w:r>
+        <w:rPr>
+          <w:rFonts w:eastAsia="MS Mincho"/>
+          <w:sz w:val="22"/>
+          <w:szCs w:val="22"/>
+        </w:rPr>
+        <w:t xml:space="preserve"> </w:t>
+      </w:r>
+      <w:proofErr w:type="spellStart"/>
+      <w:r>
+        <w:rPr>
+          <w:rFonts w:eastAsia="MS Mincho"/>
+          <w:sz w:val="22"/>
+          <w:szCs w:val="22"/>
+        </w:rPr>
+        <w:t>Violators</w:t>
+      </w:r>
+      <w:proofErr w:type="spellEnd"/>
+      <w:r>
+        <w:rPr>
+          <w:rFonts w:eastAsia="MS Mincho"/>
+          <w:sz w:val="22"/>
+          <w:szCs w:val="22"/>
+        </w:rPr>
+        <w:t xml:space="preserve"> (PAV) sobre un </w:t>
+      </w:r>
+      <w:proofErr w:type="spellStart"/>
+      <w:r>
+        <w:rPr>
+          <w:rFonts w:eastAsia="MS Mincho"/>
+          <w:sz w:val="22"/>
+          <w:szCs w:val="22"/>
+        </w:rPr>
+        <w:t>fold</w:t>
+      </w:r>
+      <w:proofErr w:type="spellEnd"/>
+      <w:r>
+        <w:rPr>
+          <w:rFonts w:eastAsia="MS Mincho"/>
+          <w:sz w:val="22"/>
+          <w:szCs w:val="22"/>
+        </w:rPr>
+        <w:t xml:space="preserve"> de calibración independiente (Kull, Silva Filho y Flach, 2017). Las métricas de discriminación y calibración (área bajo la curva ROC (AUC), área bajo la curva precisión–</w:t>
+      </w:r>
+      <w:proofErr w:type="spellStart"/>
+      <w:r>
+        <w:rPr>
+          <w:rFonts w:eastAsia="MS Mincho"/>
+          <w:sz w:val="22"/>
+          <w:szCs w:val="22"/>
+        </w:rPr>
+        <w:t>recall</w:t>
+      </w:r>
+      <w:proofErr w:type="spellEnd"/>
+      <w:r>
+        <w:rPr>
+          <w:rFonts w:eastAsia="MS Mincho"/>
+          <w:sz w:val="22"/>
+          <w:szCs w:val="22"/>
+        </w:rPr>
+        <w:t xml:space="preserve"> (PR-AUC) y Brier Score) se reportan en la Tabla 2 como promedio sobre las treinta réplicas de cada escenario (Hernández Orallo, Flach y Ferri, 2012).</w:t>
       </w:r>
     </w:p>
     <w:tbl>
@@ -4570,6 +6688,7 @@
                 <w:szCs w:val="22"/>
                 <w:lang w:val="es-CO"/>
               </w:rPr>
+              <w:lastRenderedPageBreak/>
               <w:t>E3 — Faltante de repuesto</w:t>
             </w:r>
           </w:p>
@@ -5032,7 +7151,61 @@
           <w:sz w:val="22"/>
           <w:szCs w:val="22"/>
         </w:rPr>
-        <w:t>El AUC promedio global (0,762) supera el umbral conceptual de “tres de cada cuatro casos discriminados correctamente”, comparable con valores reportados en revisiones recientes de mantenimiento predictivo aplicado a manufactura y procesos (Carvalho et al., 2019; Zonta et al., 2020). El Brier Score promedio (0,201) confirma que la calibración isotónica produce probabilidades cuya frecuencia observada se ajusta a la frecuencia predicha, requisito crítico para que el puntaje multicriterio MCDA mantenga su validez (Niculescu-Mizil y Caruana, 2005). Las variables con mayor coeficiente estandarizado fueron uso_acumulado_pct, pm_vencidos y criticidad, en línea con lo esperado bajo el marco RCM (IEC, 2017). La Figura 1 ilustra la distribución de las métricas; la Figura 2 muestra la importancia relativa de las variables.</w:t>
+        <w:t>El AUC promedio global (0,762) supera el umbral conceptual de “tres de cada cuatro casos discriminados correctamente”, comparable con valores reportados en revisiones recientes de mantenimiento predictivo aplicado a manufactura y procesos (Carvalho et al., 2019; Zonta et al., 2020). El Brier Score promedio (0,201) confirma que la calibración isotónica produce probabilidades cuya frecuencia observada se ajusta a la frecuencia predicha, requisito crítico para que el puntaje multicriterio MCDA mantenga su validez (Niculescu-</w:t>
+      </w:r>
+      <w:proofErr w:type="spellStart"/>
+      <w:r>
+        <w:rPr>
+          <w:rFonts w:eastAsia="MS Mincho"/>
+          <w:sz w:val="22"/>
+          <w:szCs w:val="22"/>
+        </w:rPr>
+        <w:t>Mizil</w:t>
+      </w:r>
+      <w:proofErr w:type="spellEnd"/>
+      <w:r>
+        <w:rPr>
+          <w:rFonts w:eastAsia="MS Mincho"/>
+          <w:sz w:val="22"/>
+          <w:szCs w:val="22"/>
+        </w:rPr>
+        <w:t xml:space="preserve"> y Caruana, 2005). Las variables con mayor coeficiente estandarizado fueron </w:t>
+      </w:r>
+      <w:proofErr w:type="spellStart"/>
+      <w:r>
+        <w:rPr>
+          <w:rFonts w:eastAsia="MS Mincho"/>
+          <w:sz w:val="22"/>
+          <w:szCs w:val="22"/>
+        </w:rPr>
+        <w:t>uso_acumulado_pct</w:t>
+      </w:r>
+      <w:proofErr w:type="spellEnd"/>
+      <w:r>
+        <w:rPr>
+          <w:rFonts w:eastAsia="MS Mincho"/>
+          <w:sz w:val="22"/>
+          <w:szCs w:val="22"/>
+        </w:rPr>
+        <w:t xml:space="preserve">, </w:t>
+      </w:r>
+      <w:proofErr w:type="spellStart"/>
+      <w:r>
+        <w:rPr>
+          <w:rFonts w:eastAsia="MS Mincho"/>
+          <w:sz w:val="22"/>
+          <w:szCs w:val="22"/>
+        </w:rPr>
+        <w:t>pm_vencidos</w:t>
+      </w:r>
+      <w:proofErr w:type="spellEnd"/>
+      <w:r>
+        <w:rPr>
+          <w:rFonts w:eastAsia="MS Mincho"/>
+          <w:sz w:val="22"/>
+          <w:szCs w:val="22"/>
+        </w:rPr>
+        <w:t xml:space="preserve"> y criticidad, en línea con lo esperado bajo el marco RCM (IEC, 2017). La Figura 1 ilustra la distribución de las métricas; la Figura 2 muestra la importancia relativa de las variables.</w:t>
       </w:r>
     </w:p>
     <w:p>
@@ -5049,7 +7222,6 @@
         <w:rPr>
           <w:noProof/>
         </w:rPr>
-        <w:lastRenderedPageBreak/>
         <w:drawing>
           <wp:inline distT="0" distB="0" distL="0" distR="0" wp14:anchorId="1F3F9621" wp14:editId="3C13D365">
             <wp:extent cx="4722283" cy="2833370"/>
@@ -5123,6 +7295,7 @@
         <w:rPr>
           <w:noProof/>
         </w:rPr>
+        <w:lastRenderedPageBreak/>
         <w:drawing>
           <wp:inline distT="0" distB="0" distL="0" distR="0" wp14:anchorId="3AB6177F" wp14:editId="2133061D">
             <wp:extent cx="4503420" cy="3002280"/>
@@ -5191,6 +7364,7 @@
           <w:color w:val="auto"/>
         </w:rPr>
       </w:pPr>
+      <w:bookmarkStart w:id="12" w:name="_Toc231138400"/>
       <w:r>
         <w:rPr>
           <w:rFonts w:ascii="Times New Roman" w:eastAsia="MS Gothic" w:hAnsi="Times New Roman" w:cs="Times New Roman"/>
@@ -5200,13 +7374,30 @@
         </w:rPr>
         <w:t>6.3. Optimización del plan semanal con restricciones operativas (OE3)</w:t>
       </w:r>
+      <w:bookmarkEnd w:id="12"/>
     </w:p>
     <w:p>
       <w:pPr>
         <w:ind w:firstLine="0"/>
       </w:pPr>
       <w:r>
-        <w:t>El componente prescriptivo se formuló como un problema de selección binaria del tipo knapsack multi-restricción (Pinedo, 2016), cuya función objetivo maximiza la suma del riesgo programado:</w:t>
+        <w:t xml:space="preserve">El componente prescriptivo se formuló como un problema de selección binaria del tipo </w:t>
+      </w:r>
+      <w:proofErr w:type="spellStart"/>
+      <w:r>
+        <w:t>knapsack</w:t>
+      </w:r>
+      <w:proofErr w:type="spellEnd"/>
+      <w:r>
+        <w:t xml:space="preserve"> </w:t>
+      </w:r>
+      <w:proofErr w:type="spellStart"/>
+      <w:r>
+        <w:t>multi-restricción</w:t>
+      </w:r>
+      <w:proofErr w:type="spellEnd"/>
+      <w:r>
+        <w:t xml:space="preserve"> (Pinedo, 2016), cuya función objetivo maximiza la suma del riesgo programado:</w:t>
       </w:r>
     </w:p>
     <w:p>
@@ -5215,17 +7406,54 @@
       </w:pPr>
     </w:p>
     <w:p>
+      <w:proofErr w:type="spellStart"/>
       <w:r>
         <w:rPr>
           <w:i/>
         </w:rPr>
-        <w:lastRenderedPageBreak/>
-        <w:t>max  Σ  Riesgo_i · x_i</w:t>
-      </w:r>
-    </w:p>
-    <w:p>
-      <w:r>
-        <w:t xml:space="preserve">donde x_i </w:t>
+        <w:t>max</w:t>
+      </w:r>
+      <w:proofErr w:type="spellEnd"/>
+      <w:r>
+        <w:rPr>
+          <w:i/>
+        </w:rPr>
+        <w:t xml:space="preserve">  Σ  </w:t>
+      </w:r>
+      <w:proofErr w:type="spellStart"/>
+      <w:r>
+        <w:rPr>
+          <w:i/>
+        </w:rPr>
+        <w:t>Riesgo_i</w:t>
+      </w:r>
+      <w:proofErr w:type="spellEnd"/>
+      <w:r>
+        <w:rPr>
+          <w:i/>
+        </w:rPr>
+        <w:t xml:space="preserve"> · </w:t>
+      </w:r>
+      <w:proofErr w:type="spellStart"/>
+      <w:r>
+        <w:rPr>
+          <w:i/>
+        </w:rPr>
+        <w:t>x_i</w:t>
+      </w:r>
+      <w:proofErr w:type="spellEnd"/>
+    </w:p>
+    <w:p>
+      <w:r>
+        <w:t xml:space="preserve">donde </w:t>
+      </w:r>
+      <w:proofErr w:type="spellStart"/>
+      <w:r>
+        <w:t>x_i</w:t>
+      </w:r>
+      <w:proofErr w:type="spellEnd"/>
+      <w:r>
+        <w:t xml:space="preserve"> </w:t>
       </w:r>
       <w:r>
         <w:rPr>
@@ -5234,7 +7462,15 @@
         <w:t>∈</w:t>
       </w:r>
       <w:r>
-        <w:t xml:space="preserve"> {0, 1} indica si la WO i es seleccionada y Riesgo_i = 0,5·Probabilidad_i + 0,3·Severidad_i + 0,2·Costo_i. El problema queda sujeto a tres familias de restricciones operativas:</w:t>
+        <w:t xml:space="preserve"> {0, 1} indica si la WO i es seleccionada y </w:t>
+      </w:r>
+      <w:proofErr w:type="spellStart"/>
+      <w:r>
+        <w:t>Riesgo_i</w:t>
+      </w:r>
+      <w:proofErr w:type="spellEnd"/>
+      <w:r>
+        <w:t xml:space="preserve"> = 0,5·Probabilidad_i + 0,3·Severidad_i + 0,2·Costo_i. El problema queda sujeto a tres familias de restricciones operativas:</w:t>
       </w:r>
     </w:p>
     <w:p>
@@ -5246,7 +7482,31 @@
         </w:numPr>
       </w:pPr>
       <w:r>
-        <w:t>Capacidad total de horas-hombre: Σ duración_i · x_i ≤ H_total.</w:t>
+        <w:t xml:space="preserve">Capacidad total de horas-hombre: Σ </w:t>
+      </w:r>
+      <w:proofErr w:type="spellStart"/>
+      <w:r>
+        <w:t>duración_i</w:t>
+      </w:r>
+      <w:proofErr w:type="spellEnd"/>
+      <w:r>
+        <w:t xml:space="preserve"> · </w:t>
+      </w:r>
+      <w:proofErr w:type="spellStart"/>
+      <w:r>
+        <w:t>x_i</w:t>
+      </w:r>
+      <w:proofErr w:type="spellEnd"/>
+      <w:r>
+        <w:t xml:space="preserve"> ≤ </w:t>
+      </w:r>
+      <w:proofErr w:type="spellStart"/>
+      <w:r>
+        <w:t>H_total</w:t>
+      </w:r>
+      <w:proofErr w:type="spellEnd"/>
+      <w:r>
+        <w:t>.</w:t>
       </w:r>
     </w:p>
     <w:p>
@@ -5267,7 +7527,31 @@
         <w:t>∈</w:t>
       </w:r>
       <w:r>
-        <w:t xml:space="preserve"> habilidad h) duración_i · x_i ≤ H_h.</w:t>
+        <w:t xml:space="preserve"> habilidad h) </w:t>
+      </w:r>
+      <w:proofErr w:type="spellStart"/>
+      <w:r>
+        <w:t>duración_i</w:t>
+      </w:r>
+      <w:proofErr w:type="spellEnd"/>
+      <w:r>
+        <w:t xml:space="preserve"> · </w:t>
+      </w:r>
+      <w:proofErr w:type="spellStart"/>
+      <w:r>
+        <w:t>x_i</w:t>
+      </w:r>
+      <w:proofErr w:type="spellEnd"/>
+      <w:r>
+        <w:t xml:space="preserve"> ≤ </w:t>
+      </w:r>
+      <w:proofErr w:type="spellStart"/>
+      <w:r>
+        <w:t>H_h</w:t>
+      </w:r>
+      <w:proofErr w:type="spellEnd"/>
+      <w:r>
+        <w:t>.</w:t>
       </w:r>
     </w:p>
     <w:p>
@@ -5279,7 +7563,31 @@
         </w:numPr>
       </w:pPr>
       <w:r>
-        <w:t>Disponibilidad de repuestos críticos: Σ_(i requiere repuesto r) x_i ≤ on_hand_r, y x_i = 0 si el repuesto no está disponible.</w:t>
+        <w:t xml:space="preserve">Disponibilidad de repuestos críticos: Σ_(i requiere repuesto r) </w:t>
+      </w:r>
+      <w:proofErr w:type="spellStart"/>
+      <w:r>
+        <w:t>x_i</w:t>
+      </w:r>
+      <w:proofErr w:type="spellEnd"/>
+      <w:r>
+        <w:t xml:space="preserve"> ≤ </w:t>
+      </w:r>
+      <w:proofErr w:type="spellStart"/>
+      <w:r>
+        <w:t>on_hand_r</w:t>
+      </w:r>
+      <w:proofErr w:type="spellEnd"/>
+      <w:r>
+        <w:t xml:space="preserve">, y </w:t>
+      </w:r>
+      <w:proofErr w:type="spellStart"/>
+      <w:r>
+        <w:t>x_i</w:t>
+      </w:r>
+      <w:proofErr w:type="spellEnd"/>
+      <w:r>
+        <w:t xml:space="preserve"> = 0 si el repuesto no está disponible.</w:t>
       </w:r>
     </w:p>
     <w:p>
@@ -5290,7 +7598,51 @@
     </w:p>
     <w:p>
       <w:r>
-        <w:t>La resolución se ejecutó mediante programación lineal entera con el solver CBC, implementada con la librería PuLP. El módulo optimizer.py incluye además una heurística de respaldo en numpy puro (greedy por densidad riesgo/horas, complementada con búsqueda local 2-swap), que se activa automáticamente cuando PuLP no está instalado. Ambas rutas convergieron a soluciones equivalentes en la totalidad de las 150 corridas, dado el tamaño moderado del backlog. La Tabla 3 documenta el cumplimiento de las restricciones operativas en los cinco escenarios.</w:t>
+        <w:t xml:space="preserve">La resolución se ejecutó mediante programación lineal entera con el </w:t>
+      </w:r>
+      <w:proofErr w:type="spellStart"/>
+      <w:r>
+        <w:t>solver</w:t>
+      </w:r>
+      <w:proofErr w:type="spellEnd"/>
+      <w:r>
+        <w:t xml:space="preserve"> CBC, implementada con la librería </w:t>
+      </w:r>
+      <w:proofErr w:type="spellStart"/>
+      <w:r>
+        <w:t>PuLP</w:t>
+      </w:r>
+      <w:proofErr w:type="spellEnd"/>
+      <w:r>
+        <w:t xml:space="preserve">. El módulo optimizer.py incluye además una heurística de respaldo en </w:t>
+      </w:r>
+      <w:proofErr w:type="spellStart"/>
+      <w:r>
+        <w:t>numpy</w:t>
+      </w:r>
+      <w:proofErr w:type="spellEnd"/>
+      <w:r>
+        <w:t xml:space="preserve"> puro (</w:t>
+      </w:r>
+      <w:proofErr w:type="spellStart"/>
+      <w:r>
+        <w:t>greedy</w:t>
+      </w:r>
+      <w:proofErr w:type="spellEnd"/>
+      <w:r>
+        <w:t xml:space="preserve"> por densidad riesgo/horas, complementada con búsqueda local 2-swap), que se activa </w:t>
+      </w:r>
+      <w:r>
+        <w:lastRenderedPageBreak/>
+        <w:t xml:space="preserve">automáticamente cuando </w:t>
+      </w:r>
+      <w:proofErr w:type="spellStart"/>
+      <w:r>
+        <w:t>PuLP</w:t>
+      </w:r>
+      <w:proofErr w:type="spellEnd"/>
+      <w:r>
+        <w:t xml:space="preserve"> no está instalado. Ambas rutas convergieron a soluciones equivalentes en la totalidad de las 150 corridas, dado el tamaño moderado del backlog. La Tabla 3 documenta el cumplimiento de las restricciones operativas en los cinco escenarios.</w:t>
       </w:r>
     </w:p>
     <w:p/>
@@ -5869,6 +8221,7 @@
           <w:color w:val="auto"/>
         </w:rPr>
       </w:pPr>
+      <w:bookmarkStart w:id="13" w:name="_Toc231138401"/>
       <w:r>
         <w:rPr>
           <w:rFonts w:ascii="Times New Roman" w:eastAsia="MS Gothic" w:hAnsi="Times New Roman" w:cs="Times New Roman"/>
@@ -5876,13 +8229,21 @@
           <w:bCs/>
           <w:color w:val="auto"/>
         </w:rPr>
-        <w:lastRenderedPageBreak/>
         <w:t>6.4. Comparación del modelo frente a reglas tradicionales</w:t>
       </w:r>
-    </w:p>
-    <w:p>
-      <w:r>
-        <w:t>La comparación entre el modelo propuesto y la política baseline (orden por prioridad nominal y fecha de creación, respetando las mismas restricciones operativas) permite atribuir la diferencia de desempeño exclusivamente al criterio de priorización. La Tabla 4 presenta el indicador principal —riesgo residual al cierre de la semana— como media y desviación estándar acompañadas del intervalo de confianza al 95 % y la estadística t de Student pareada.</w:t>
+      <w:bookmarkEnd w:id="13"/>
+    </w:p>
+    <w:p>
+      <w:r>
+        <w:t xml:space="preserve">La comparación entre el modelo propuesto y la política </w:t>
+      </w:r>
+      <w:proofErr w:type="spellStart"/>
+      <w:r>
+        <w:t>baseline</w:t>
+      </w:r>
+      <w:proofErr w:type="spellEnd"/>
+      <w:r>
+        <w:t xml:space="preserve"> (orden por prioridad nominal y fecha de creación, respetando las mismas restricciones operativas) permite atribuir la diferencia de desempeño exclusivamente al criterio de priorización. La Tabla 4 presenta el indicador principal —riesgo residual al cierre de la semana— como media y desviación estándar acompañadas del intervalo de confianza al 95 % y la estadística t de Student pareada.</w:t>
       </w:r>
     </w:p>
     <w:tbl>
@@ -5944,7 +8305,23 @@
                 <w:sz w:val="16"/>
                 <w:szCs w:val="16"/>
               </w:rPr>
-              <w:t>Riesgo residual Baseline (IC95 %)</w:t>
+              <w:t xml:space="preserve">Riesgo residual </w:t>
+            </w:r>
+            <w:proofErr w:type="spellStart"/>
+            <w:r>
+              <w:rPr>
+                <w:sz w:val="16"/>
+                <w:szCs w:val="16"/>
+              </w:rPr>
+              <w:t>Baseline</w:t>
+            </w:r>
+            <w:proofErr w:type="spellEnd"/>
+            <w:r>
+              <w:rPr>
+                <w:sz w:val="16"/>
+                <w:szCs w:val="16"/>
+              </w:rPr>
+              <w:t xml:space="preserve"> (IC95 %)</w:t>
             </w:r>
           </w:p>
         </w:tc>
@@ -6598,7 +8975,50 @@
         <w:rPr>
           <w:i/>
         </w:rPr>
-        <w:t>Tabla 4. Riesgo residual: Baseline vs. Modelo (n = 30 réplicas por escenario). *Prueba t de Student pareada, hipótesis nula: μ_Baseline = μ_Modelo.</w:t>
+        <w:lastRenderedPageBreak/>
+        <w:t xml:space="preserve">Tabla 4. Riesgo residual: </w:t>
+      </w:r>
+      <w:proofErr w:type="spellStart"/>
+      <w:r>
+        <w:rPr>
+          <w:i/>
+        </w:rPr>
+        <w:t>Baseline</w:t>
+      </w:r>
+      <w:proofErr w:type="spellEnd"/>
+      <w:r>
+        <w:rPr>
+          <w:i/>
+        </w:rPr>
+        <w:t xml:space="preserve"> vs. Modelo (n = 30 réplicas por escenario). *Prueba t de Student pareada, hipótesis nula: </w:t>
+      </w:r>
+      <w:proofErr w:type="spellStart"/>
+      <w:r>
+        <w:rPr>
+          <w:i/>
+        </w:rPr>
+        <w:t>μ_Baseline</w:t>
+      </w:r>
+      <w:proofErr w:type="spellEnd"/>
+      <w:r>
+        <w:rPr>
+          <w:i/>
+        </w:rPr>
+        <w:t xml:space="preserve"> = </w:t>
+      </w:r>
+      <w:proofErr w:type="spellStart"/>
+      <w:r>
+        <w:rPr>
+          <w:i/>
+        </w:rPr>
+        <w:t>μ_Modelo</w:t>
+      </w:r>
+      <w:proofErr w:type="spellEnd"/>
+      <w:r>
+        <w:rPr>
+          <w:i/>
+        </w:rPr>
+        <w:t>.</w:t>
       </w:r>
     </w:p>
     <w:p>
@@ -6617,7 +9037,6 @@
           <w:noProof/>
           <w:lang w:val="en-US"/>
         </w:rPr>
-        <w:lastRenderedPageBreak/>
         <w:drawing>
           <wp:inline distT="0" distB="0" distL="0" distR="0" wp14:anchorId="625A2CCA" wp14:editId="38752484">
             <wp:extent cx="5303520" cy="2620563"/>
@@ -6661,12 +9080,69 @@
           <w:lang w:val="en-US"/>
         </w:rPr>
       </w:pPr>
+      <w:proofErr w:type="spellStart"/>
       <w:r>
         <w:rPr>
           <w:i/>
           <w:lang w:val="en-US"/>
         </w:rPr>
-        <w:t>Figura 3. Reducción media del riesgo residual del backlog frente al baseline.</w:t>
+        <w:t>Figura</w:t>
+      </w:r>
+      <w:proofErr w:type="spellEnd"/>
+      <w:r>
+        <w:rPr>
+          <w:i/>
+          <w:lang w:val="en-US"/>
+        </w:rPr>
+        <w:t xml:space="preserve"> 3. </w:t>
+      </w:r>
+      <w:proofErr w:type="spellStart"/>
+      <w:r>
+        <w:rPr>
+          <w:i/>
+          <w:lang w:val="en-US"/>
+        </w:rPr>
+        <w:t>Reducción</w:t>
+      </w:r>
+      <w:proofErr w:type="spellEnd"/>
+      <w:r>
+        <w:rPr>
+          <w:i/>
+          <w:lang w:val="en-US"/>
+        </w:rPr>
+        <w:t xml:space="preserve"> media del </w:t>
+      </w:r>
+      <w:proofErr w:type="spellStart"/>
+      <w:r>
+        <w:rPr>
+          <w:i/>
+          <w:lang w:val="en-US"/>
+        </w:rPr>
+        <w:t>riesgo</w:t>
+      </w:r>
+      <w:proofErr w:type="spellEnd"/>
+      <w:r>
+        <w:rPr>
+          <w:i/>
+          <w:lang w:val="en-US"/>
+        </w:rPr>
+        <w:t xml:space="preserve"> residual del backlog </w:t>
+      </w:r>
+      <w:proofErr w:type="spellStart"/>
+      <w:r>
+        <w:rPr>
+          <w:i/>
+          <w:lang w:val="en-US"/>
+        </w:rPr>
+        <w:t>frente</w:t>
+      </w:r>
+      <w:proofErr w:type="spellEnd"/>
+      <w:r>
+        <w:rPr>
+          <w:i/>
+          <w:lang w:val="en-US"/>
+        </w:rPr>
+        <w:t xml:space="preserve"> al baseline.</w:t>
       </w:r>
     </w:p>
     <w:p>
@@ -6722,7 +9198,21 @@
         <w:rPr>
           <w:i/>
         </w:rPr>
-        <w:t>Figura 4. Distribución del riesgo residual por escenario (boxplot, n = 30).</w:t>
+        <w:t>Figura 4. Distribución del riesgo residual por escenario (</w:t>
+      </w:r>
+      <w:proofErr w:type="spellStart"/>
+      <w:r>
+        <w:rPr>
+          <w:i/>
+        </w:rPr>
+        <w:t>boxplot</w:t>
+      </w:r>
+      <w:proofErr w:type="spellEnd"/>
+      <w:r>
+        <w:rPr>
+          <w:i/>
+        </w:rPr>
+        <w:t>, n = 30).</w:t>
       </w:r>
     </w:p>
     <w:p/>
@@ -6738,6 +9228,7 @@
           <w:b/>
           <w:bCs/>
         </w:rPr>
+        <w:lastRenderedPageBreak/>
         <w:t>6.5. Demostración del código y reproducibilidad</w:t>
       </w:r>
     </w:p>
@@ -6952,7 +9443,6 @@
                 <w:sz w:val="18"/>
                 <w:szCs w:val="18"/>
               </w:rPr>
-              <w:lastRenderedPageBreak/>
               <w:t>optimizer.py</w:t>
             </w:r>
           </w:p>
@@ -6970,12 +9460,53 @@
                 <w:szCs w:val="18"/>
               </w:rPr>
             </w:pPr>
+            <w:proofErr w:type="spellStart"/>
             <w:r>
               <w:rPr>
                 <w:sz w:val="18"/>
                 <w:szCs w:val="18"/>
               </w:rPr>
-              <w:t>Solver MILP con PuLP/CBC + heurística greedy de respaldo (OE3).</w:t>
+              <w:t>Solver</w:t>
+            </w:r>
+            <w:proofErr w:type="spellEnd"/>
+            <w:r>
+              <w:rPr>
+                <w:sz w:val="18"/>
+                <w:szCs w:val="18"/>
+              </w:rPr>
+              <w:t xml:space="preserve"> MILP con </w:t>
+            </w:r>
+            <w:proofErr w:type="spellStart"/>
+            <w:r>
+              <w:rPr>
+                <w:sz w:val="18"/>
+                <w:szCs w:val="18"/>
+              </w:rPr>
+              <w:t>PuLP</w:t>
+            </w:r>
+            <w:proofErr w:type="spellEnd"/>
+            <w:r>
+              <w:rPr>
+                <w:sz w:val="18"/>
+                <w:szCs w:val="18"/>
+              </w:rPr>
+              <w:t xml:space="preserve">/CBC + heurística </w:t>
+            </w:r>
+            <w:proofErr w:type="spellStart"/>
+            <w:r>
+              <w:rPr>
+                <w:sz w:val="18"/>
+                <w:szCs w:val="18"/>
+              </w:rPr>
+              <w:t>greedy</w:t>
+            </w:r>
+            <w:proofErr w:type="spellEnd"/>
+            <w:r>
+              <w:rPr>
+                <w:sz w:val="18"/>
+                <w:szCs w:val="18"/>
+              </w:rPr>
+              <w:t xml:space="preserve"> de respaldo (OE3).</w:t>
             </w:r>
           </w:p>
         </w:tc>
@@ -7023,7 +9554,39 @@
                 <w:sz w:val="18"/>
                 <w:szCs w:val="18"/>
               </w:rPr>
-              <w:t>Generador del dashboard HTML interactivo de KPIs (anexo del trabajo).</w:t>
+              <w:t xml:space="preserve">Generador del </w:t>
+            </w:r>
+            <w:proofErr w:type="spellStart"/>
+            <w:r>
+              <w:rPr>
+                <w:sz w:val="18"/>
+                <w:szCs w:val="18"/>
+              </w:rPr>
+              <w:t>dashboard</w:t>
+            </w:r>
+            <w:proofErr w:type="spellEnd"/>
+            <w:r>
+              <w:rPr>
+                <w:sz w:val="18"/>
+                <w:szCs w:val="18"/>
+              </w:rPr>
+              <w:t xml:space="preserve"> HTML interactivo de </w:t>
+            </w:r>
+            <w:proofErr w:type="spellStart"/>
+            <w:r>
+              <w:rPr>
+                <w:sz w:val="18"/>
+                <w:szCs w:val="18"/>
+              </w:rPr>
+              <w:t>KPIs</w:t>
+            </w:r>
+            <w:proofErr w:type="spellEnd"/>
+            <w:r>
+              <w:rPr>
+                <w:sz w:val="18"/>
+                <w:szCs w:val="18"/>
+              </w:rPr>
+              <w:t xml:space="preserve"> (anexo del trabajo).</w:t>
             </w:r>
           </w:p>
         </w:tc>
@@ -7119,7 +9682,23 @@
                 <w:sz w:val="18"/>
                 <w:szCs w:val="18"/>
               </w:rPr>
-              <w:t>Cálculo de los KPIs operativos y comparación pareada.</w:t>
+              <w:t xml:space="preserve">Cálculo de los </w:t>
+            </w:r>
+            <w:proofErr w:type="spellStart"/>
+            <w:r>
+              <w:rPr>
+                <w:sz w:val="18"/>
+                <w:szCs w:val="18"/>
+              </w:rPr>
+              <w:t>KPIs</w:t>
+            </w:r>
+            <w:proofErr w:type="spellEnd"/>
+            <w:r>
+              <w:rPr>
+                <w:sz w:val="18"/>
+                <w:szCs w:val="18"/>
+              </w:rPr>
+              <w:t xml:space="preserve"> operativos y comparación pareada.</w:t>
             </w:r>
           </w:p>
         </w:tc>
@@ -7201,18 +9780,119 @@
             <w:shd w:val="clear" w:color="auto" w:fill="1E2761"/>
           </w:tcPr>
           <w:p>
-            <w:r>
-              <w:t>python -c "from src.data_generator import generar_backlog_semanal, ConfigEscenario; \</w:t>
-            </w:r>
-          </w:p>
-          <w:p>
-            <w:r>
-              <w:t xml:space="preserve">  df = generar_backlog_semanal(semana=1, config=ConfigEscenario(), seed=42); \</w:t>
-            </w:r>
-          </w:p>
-          <w:p>
-            <w:r>
-              <w:t xml:space="preserve">  print(df.head(8))"</w:t>
+            <w:proofErr w:type="spellStart"/>
+            <w:r>
+              <w:t>python</w:t>
+            </w:r>
+            <w:proofErr w:type="spellEnd"/>
+            <w:r>
+              <w:t xml:space="preserve"> -c "</w:t>
+            </w:r>
+            <w:proofErr w:type="spellStart"/>
+            <w:r>
+              <w:t>from</w:t>
+            </w:r>
+            <w:proofErr w:type="spellEnd"/>
+            <w:r>
+              <w:t xml:space="preserve"> </w:t>
+            </w:r>
+            <w:proofErr w:type="spellStart"/>
+            <w:r>
+              <w:t>src.data_generator</w:t>
+            </w:r>
+            <w:proofErr w:type="spellEnd"/>
+            <w:r>
+              <w:t xml:space="preserve"> </w:t>
+            </w:r>
+            <w:proofErr w:type="spellStart"/>
+            <w:r>
+              <w:t>import</w:t>
+            </w:r>
+            <w:proofErr w:type="spellEnd"/>
+            <w:r>
+              <w:t xml:space="preserve"> </w:t>
+            </w:r>
+            <w:proofErr w:type="spellStart"/>
+            <w:r>
+              <w:t>generar_backlog_semanal</w:t>
+            </w:r>
+            <w:proofErr w:type="spellEnd"/>
+            <w:r>
+              <w:t xml:space="preserve">, </w:t>
+            </w:r>
+            <w:proofErr w:type="spellStart"/>
+            <w:r>
+              <w:t>ConfigEscenario</w:t>
+            </w:r>
+            <w:proofErr w:type="spellEnd"/>
+            <w:r>
+              <w:t>; \</w:t>
+            </w:r>
+          </w:p>
+          <w:p>
+            <w:r>
+              <w:t xml:space="preserve">  </w:t>
+            </w:r>
+            <w:proofErr w:type="spellStart"/>
+            <w:r>
+              <w:t>df</w:t>
+            </w:r>
+            <w:proofErr w:type="spellEnd"/>
+            <w:r>
+              <w:t xml:space="preserve"> = </w:t>
+            </w:r>
+            <w:proofErr w:type="spellStart"/>
+            <w:r>
+              <w:t>generar_backlog_semanal</w:t>
+            </w:r>
+            <w:proofErr w:type="spellEnd"/>
+            <w:r>
+              <w:t xml:space="preserve">(semana=1, </w:t>
+            </w:r>
+            <w:proofErr w:type="spellStart"/>
+            <w:r>
+              <w:t>config</w:t>
+            </w:r>
+            <w:proofErr w:type="spellEnd"/>
+            <w:r>
+              <w:t>=</w:t>
+            </w:r>
+            <w:proofErr w:type="spellStart"/>
+            <w:r>
+              <w:t>ConfigEscenario</w:t>
+            </w:r>
+            <w:proofErr w:type="spellEnd"/>
+            <w:r>
+              <w:t xml:space="preserve">(), </w:t>
+            </w:r>
+            <w:proofErr w:type="spellStart"/>
+            <w:r>
+              <w:t>seed</w:t>
+            </w:r>
+            <w:proofErr w:type="spellEnd"/>
+            <w:r>
+              <w:t>=42); \</w:t>
+            </w:r>
+          </w:p>
+          <w:p>
+            <w:r>
+              <w:t xml:space="preserve">  </w:t>
+            </w:r>
+            <w:proofErr w:type="spellStart"/>
+            <w:r>
+              <w:t>print</w:t>
+            </w:r>
+            <w:proofErr w:type="spellEnd"/>
+            <w:r>
+              <w:t>(</w:t>
+            </w:r>
+            <w:proofErr w:type="spellStart"/>
+            <w:r>
+              <w:t>df.head</w:t>
+            </w:r>
+            <w:proofErr w:type="spellEnd"/>
+            <w:r>
+              <w:t>(8))"</w:t>
             </w:r>
           </w:p>
         </w:tc>
@@ -7238,28 +9918,233 @@
             <w:shd w:val="clear" w:color="auto" w:fill="1E2761"/>
           </w:tcPr>
           <w:p>
-            <w:r>
-              <w:t>python -c "from src.data_generator import ConfigEscenario, generar_backlog_semanal; \</w:t>
-            </w:r>
-          </w:p>
-          <w:p>
-            <w:r>
-              <w:t xml:space="preserve">  from src.model import entrenar_modelo; import pandas as pd; \</w:t>
-            </w:r>
-          </w:p>
-          <w:p>
-            <w:r>
-              <w:t xml:space="preserve">  cfg = ConfigEscenario(); \</w:t>
-            </w:r>
-          </w:p>
-          <w:p>
-            <w:r>
-              <w:t xml:space="preserve">  df = pd.concat([generar_backlog_semanal(s, cfg, seed=7) for s in range(1,21)]); \</w:t>
-            </w:r>
-          </w:p>
-          <w:p>
-            <w:r>
-              <w:t xml:space="preserve">  modelo, met = entrenar_modelo(df); print(met.como_dict())"</w:t>
+            <w:proofErr w:type="spellStart"/>
+            <w:r>
+              <w:t>python</w:t>
+            </w:r>
+            <w:proofErr w:type="spellEnd"/>
+            <w:r>
+              <w:t xml:space="preserve"> -c "</w:t>
+            </w:r>
+            <w:proofErr w:type="spellStart"/>
+            <w:r>
+              <w:t>from</w:t>
+            </w:r>
+            <w:proofErr w:type="spellEnd"/>
+            <w:r>
+              <w:t xml:space="preserve"> </w:t>
+            </w:r>
+            <w:proofErr w:type="spellStart"/>
+            <w:r>
+              <w:t>src.data_generator</w:t>
+            </w:r>
+            <w:proofErr w:type="spellEnd"/>
+            <w:r>
+              <w:t xml:space="preserve"> </w:t>
+            </w:r>
+            <w:proofErr w:type="spellStart"/>
+            <w:r>
+              <w:t>import</w:t>
+            </w:r>
+            <w:proofErr w:type="spellEnd"/>
+            <w:r>
+              <w:t xml:space="preserve"> </w:t>
+            </w:r>
+            <w:proofErr w:type="spellStart"/>
+            <w:r>
+              <w:t>ConfigEscenario</w:t>
+            </w:r>
+            <w:proofErr w:type="spellEnd"/>
+            <w:r>
+              <w:t xml:space="preserve">, </w:t>
+            </w:r>
+            <w:proofErr w:type="spellStart"/>
+            <w:r>
+              <w:t>generar_backlog_semanal</w:t>
+            </w:r>
+            <w:proofErr w:type="spellEnd"/>
+            <w:r>
+              <w:t>; \</w:t>
+            </w:r>
+          </w:p>
+          <w:p>
+            <w:r>
+              <w:t xml:space="preserve">  </w:t>
+            </w:r>
+            <w:proofErr w:type="spellStart"/>
+            <w:r>
+              <w:t>from</w:t>
+            </w:r>
+            <w:proofErr w:type="spellEnd"/>
+            <w:r>
+              <w:t xml:space="preserve"> </w:t>
+            </w:r>
+            <w:proofErr w:type="spellStart"/>
+            <w:r>
+              <w:t>src.model</w:t>
+            </w:r>
+            <w:proofErr w:type="spellEnd"/>
+            <w:r>
+              <w:t xml:space="preserve"> </w:t>
+            </w:r>
+            <w:proofErr w:type="spellStart"/>
+            <w:r>
+              <w:t>import</w:t>
+            </w:r>
+            <w:proofErr w:type="spellEnd"/>
+            <w:r>
+              <w:t xml:space="preserve"> </w:t>
+            </w:r>
+            <w:proofErr w:type="spellStart"/>
+            <w:r>
+              <w:t>entrenar_modelo</w:t>
+            </w:r>
+            <w:proofErr w:type="spellEnd"/>
+            <w:r>
+              <w:t xml:space="preserve">; </w:t>
+            </w:r>
+            <w:proofErr w:type="spellStart"/>
+            <w:r>
+              <w:t>import</w:t>
+            </w:r>
+            <w:proofErr w:type="spellEnd"/>
+            <w:r>
+              <w:t xml:space="preserve"> pandas as </w:t>
+            </w:r>
+            <w:proofErr w:type="spellStart"/>
+            <w:r>
+              <w:t>pd</w:t>
+            </w:r>
+            <w:proofErr w:type="spellEnd"/>
+            <w:r>
+              <w:t>; \</w:t>
+            </w:r>
+          </w:p>
+          <w:p>
+            <w:r>
+              <w:t xml:space="preserve">  </w:t>
+            </w:r>
+            <w:proofErr w:type="spellStart"/>
+            <w:r>
+              <w:t>cfg</w:t>
+            </w:r>
+            <w:proofErr w:type="spellEnd"/>
+            <w:r>
+              <w:t xml:space="preserve"> = </w:t>
+            </w:r>
+            <w:proofErr w:type="spellStart"/>
+            <w:r>
+              <w:t>ConfigEscenario</w:t>
+            </w:r>
+            <w:proofErr w:type="spellEnd"/>
+            <w:r>
+              <w:t>(); \</w:t>
+            </w:r>
+          </w:p>
+          <w:p>
+            <w:r>
+              <w:t xml:space="preserve">  </w:t>
+            </w:r>
+            <w:proofErr w:type="spellStart"/>
+            <w:r>
+              <w:t>df</w:t>
+            </w:r>
+            <w:proofErr w:type="spellEnd"/>
+            <w:r>
+              <w:t xml:space="preserve"> = </w:t>
+            </w:r>
+            <w:proofErr w:type="spellStart"/>
+            <w:r>
+              <w:t>pd.concat</w:t>
+            </w:r>
+            <w:proofErr w:type="spellEnd"/>
+            <w:r>
+              <w:t>([</w:t>
+            </w:r>
+            <w:proofErr w:type="spellStart"/>
+            <w:r>
+              <w:t>generar_backlog_semanal</w:t>
+            </w:r>
+            <w:proofErr w:type="spellEnd"/>
+            <w:r>
+              <w:t xml:space="preserve">(s, </w:t>
+            </w:r>
+            <w:proofErr w:type="spellStart"/>
+            <w:r>
+              <w:t>cfg</w:t>
+            </w:r>
+            <w:proofErr w:type="spellEnd"/>
+            <w:r>
+              <w:t xml:space="preserve">, </w:t>
+            </w:r>
+            <w:proofErr w:type="spellStart"/>
+            <w:r>
+              <w:t>seed</w:t>
+            </w:r>
+            <w:proofErr w:type="spellEnd"/>
+            <w:r>
+              <w:t xml:space="preserve">=7) </w:t>
+            </w:r>
+            <w:proofErr w:type="spellStart"/>
+            <w:r>
+              <w:t>for</w:t>
+            </w:r>
+            <w:proofErr w:type="spellEnd"/>
+            <w:r>
+              <w:t xml:space="preserve"> s in </w:t>
+            </w:r>
+            <w:proofErr w:type="spellStart"/>
+            <w:r>
+              <w:t>range</w:t>
+            </w:r>
+            <w:proofErr w:type="spellEnd"/>
+            <w:r>
+              <w:t>(1,21)]); \</w:t>
+            </w:r>
+          </w:p>
+          <w:p>
+            <w:r>
+              <w:t xml:space="preserve">  modelo, </w:t>
+            </w:r>
+            <w:proofErr w:type="spellStart"/>
+            <w:r>
+              <w:t>met</w:t>
+            </w:r>
+            <w:proofErr w:type="spellEnd"/>
+            <w:r>
+              <w:t xml:space="preserve"> = </w:t>
+            </w:r>
+            <w:proofErr w:type="spellStart"/>
+            <w:r>
+              <w:t>entrenar_modelo</w:t>
+            </w:r>
+            <w:proofErr w:type="spellEnd"/>
+            <w:r>
+              <w:t>(</w:t>
+            </w:r>
+            <w:proofErr w:type="spellStart"/>
+            <w:r>
+              <w:t>df</w:t>
+            </w:r>
+            <w:proofErr w:type="spellEnd"/>
+            <w:r>
+              <w:t xml:space="preserve">); </w:t>
+            </w:r>
+            <w:proofErr w:type="spellStart"/>
+            <w:r>
+              <w:t>print</w:t>
+            </w:r>
+            <w:proofErr w:type="spellEnd"/>
+            <w:r>
+              <w:t>(</w:t>
+            </w:r>
+            <w:proofErr w:type="spellStart"/>
+            <w:r>
+              <w:t>met.como_dict</w:t>
+            </w:r>
+            <w:proofErr w:type="spellEnd"/>
+            <w:r>
+              <w:t>())"</w:t>
             </w:r>
           </w:p>
         </w:tc>
@@ -7267,7 +10152,15 @@
     </w:tbl>
     <w:p>
       <w:r>
-        <w:t>El tercero ejecuta el pipeline completo (OE1+OE2+OE3) sobre los cinco escenarios y produce los archivos de salida (CSV, Excel, dashboard, gráficas):</w:t>
+        <w:t xml:space="preserve">El tercero ejecuta el pipeline completo (OE1+OE2+OE3) sobre los cinco escenarios y produce los archivos de salida (CSV, Excel, </w:t>
+      </w:r>
+      <w:proofErr w:type="spellStart"/>
+      <w:r>
+        <w:t>dashboard</w:t>
+      </w:r>
+      <w:proofErr w:type="spellEnd"/>
+      <w:r>
+        <w:t>, gráficas):</w:t>
       </w:r>
     </w:p>
     <w:tbl>
@@ -7285,8 +10178,21 @@
             <w:shd w:val="clear" w:color="auto" w:fill="1E2761"/>
           </w:tcPr>
           <w:p>
-            <w:r>
-              <w:t>python main.py --replicas 30 --semanas-train 25</w:t>
+            <w:proofErr w:type="spellStart"/>
+            <w:r>
+              <w:t>python</w:t>
+            </w:r>
+            <w:proofErr w:type="spellEnd"/>
+            <w:r>
+              <w:t xml:space="preserve"> main.py --replicas 30 --semanas-</w:t>
+            </w:r>
+            <w:proofErr w:type="spellStart"/>
+            <w:r>
+              <w:t>train</w:t>
+            </w:r>
+            <w:proofErr w:type="spellEnd"/>
+            <w:r>
+              <w:t xml:space="preserve"> 25</w:t>
             </w:r>
           </w:p>
           <w:p>
@@ -7307,7 +10213,19 @@
     </w:tbl>
     <w:p>
       <w:r>
-        <w:t>La ejecución completa toma aproximadamente 8–10 segundos en una máquina estándar y produce ficheros idénticos en cada corrida gracias al control de semillas, condición exigida por las buenas prácticas de investigación reproducible en mantenimiento predictivo (Lei et al., 2020; Wahab, Alshurideh y Matar, 2024).</w:t>
+        <w:t xml:space="preserve">La ejecución completa toma aproximadamente 8–10 segundos en una máquina estándar y produce ficheros idénticos en cada corrida gracias al control de semillas, condición exigida por las </w:t>
+      </w:r>
+      <w:r>
+        <w:lastRenderedPageBreak/>
+        <w:t xml:space="preserve">buenas prácticas de investigación reproducible en mantenimiento predictivo (Lei et al., 2020; Wahab, </w:t>
+      </w:r>
+      <w:proofErr w:type="spellStart"/>
+      <w:r>
+        <w:t>Alshurideh</w:t>
+      </w:r>
+      <w:proofErr w:type="spellEnd"/>
+      <w:r>
+        <w:t xml:space="preserve"> y Matar, 2024).</w:t>
       </w:r>
     </w:p>
     <w:p/>
@@ -7321,6 +10239,7 @@
           <w:color w:val="auto"/>
         </w:rPr>
       </w:pPr>
+      <w:bookmarkStart w:id="14" w:name="_Toc231138402"/>
       <w:r>
         <w:rPr>
           <w:rFonts w:ascii="Times New Roman" w:eastAsia="MS Gothic" w:hAnsi="Times New Roman" w:cs="Times New Roman"/>
@@ -7330,17 +10249,30 @@
         </w:rPr>
         <w:t>6.6. Indicadores operativos complementarios</w:t>
       </w:r>
+      <w:bookmarkEnd w:id="14"/>
     </w:p>
     <w:p>
       <w:pPr>
         <w:spacing w:after="160"/>
       </w:pPr>
       <w:r>
-        <w:t xml:space="preserve">Más allá del riesgo residual, se evaluaron cuatro indicadores operativos complementarios que permiten dimensionar el efecto práctico del modelo sobre la programación semanal. La Tabla 5 consolida el comportamiento de estos KPIs como promedio sobre las treinta réplicas de cada </w:t>
-      </w:r>
-      <w:r>
-        <w:lastRenderedPageBreak/>
-        <w:t>escenario, contrastando la política tradicional (Baseline, B) frente al modelo propuesto (Modelo, M).</w:t>
+        <w:t xml:space="preserve">Más allá del riesgo residual, se evaluaron cuatro indicadores operativos complementarios que permiten dimensionar el efecto práctico del modelo sobre la programación semanal. La Tabla 5 consolida el comportamiento de estos </w:t>
+      </w:r>
+      <w:proofErr w:type="spellStart"/>
+      <w:r>
+        <w:t>KPIs</w:t>
+      </w:r>
+      <w:proofErr w:type="spellEnd"/>
+      <w:r>
+        <w:t xml:space="preserve"> como promedio sobre las treinta réplicas de cada escenario, contrastando la política tradicional (</w:t>
+      </w:r>
+      <w:proofErr w:type="spellStart"/>
+      <w:r>
+        <w:t>Baseline</w:t>
+      </w:r>
+      <w:proofErr w:type="spellEnd"/>
+      <w:r>
+        <w:t>, B) frente al modelo propuesto (Modelo, M).</w:t>
       </w:r>
     </w:p>
     <w:tbl>
@@ -7445,6 +10377,7 @@
               <w:ind w:firstLine="0"/>
               <w:jc w:val="center"/>
             </w:pPr>
+            <w:proofErr w:type="spellStart"/>
             <w:r>
               <w:rPr>
                 <w:b/>
@@ -7452,7 +10385,17 @@
                 <w:sz w:val="18"/>
                 <w:szCs w:val="18"/>
               </w:rPr>
-              <w:t>Lateness ponderado (B / M)</w:t>
+              <w:t>Lateness</w:t>
+            </w:r>
+            <w:proofErr w:type="spellEnd"/>
+            <w:r>
+              <w:rPr>
+                <w:b/>
+                <w:color w:val="FFFFFF"/>
+                <w:sz w:val="18"/>
+                <w:szCs w:val="18"/>
+              </w:rPr>
+              <w:t xml:space="preserve"> ponderado (B / M)</w:t>
             </w:r>
           </w:p>
         </w:tc>
@@ -7991,7 +10934,39 @@
           <w:i/>
           <w:sz w:val="20"/>
         </w:rPr>
-        <w:t>Tabla 5. KPIs operativos comparativos: Baseline (B) vs. Modelo (M).</w:t>
+        <w:t xml:space="preserve">Tabla 5. </w:t>
+      </w:r>
+      <w:proofErr w:type="spellStart"/>
+      <w:r>
+        <w:rPr>
+          <w:i/>
+          <w:sz w:val="20"/>
+        </w:rPr>
+        <w:t>KPIs</w:t>
+      </w:r>
+      <w:proofErr w:type="spellEnd"/>
+      <w:r>
+        <w:rPr>
+          <w:i/>
+          <w:sz w:val="20"/>
+        </w:rPr>
+        <w:t xml:space="preserve"> operativos comparativos: </w:t>
+      </w:r>
+      <w:proofErr w:type="spellStart"/>
+      <w:r>
+        <w:rPr>
+          <w:i/>
+          <w:sz w:val="20"/>
+        </w:rPr>
+        <w:t>Baseline</w:t>
+      </w:r>
+      <w:proofErr w:type="spellEnd"/>
+      <w:r>
+        <w:rPr>
+          <w:i/>
+          <w:sz w:val="20"/>
+        </w:rPr>
+        <w:t xml:space="preserve"> (B) vs. Modelo (M).</w:t>
       </w:r>
     </w:p>
     <w:p>
@@ -7999,7 +10974,18 @@
         <w:spacing w:after="160"/>
       </w:pPr>
       <w:r>
-        <w:t>El modelo programa entre 1,9 y 5,3 puntos porcentuales más de WO críticas en todos los escenarios, con la mayor ganancia en los escenarios de recursos restringidos (E2) y faltante de repuesto (E3), donde la priorización eficiente es más determinante. La utilización total de horas-hombre se mantiene prácticamente igual entre ambos métodos (diferencias menores a un punto porcentual), lo que confirma que la ganancia del modelo no proviene de subutilizar la capacidad, sino de un ordenamiento más inteligente de las órdenes seleccionadas. El lateness ponderado, indicador de la urgencia acumulada del trabajo no ejecutado, se reduce de forma consistente entre un 6 % y un 12 %, y el cumplimiento de ventanas de ejecución se mantiene en 100 % para ambas políticas.</w:t>
+        <w:t xml:space="preserve">El modelo programa entre 1,9 y 5,3 puntos porcentuales más de WO críticas en todos los escenarios, con la mayor ganancia en los escenarios de recursos restringidos (E2) y faltante de repuesto (E3), donde la priorización eficiente es más determinante. La utilización total de horas-hombre se mantiene prácticamente igual entre ambos métodos (diferencias menores a un punto porcentual), lo que confirma que la ganancia del modelo no proviene de subutilizar la capacidad, sino de un ordenamiento más inteligente de </w:t>
+      </w:r>
+      <w:r>
+        <w:t xml:space="preserve">las órdenes seleccionadas. El </w:t>
+      </w:r>
+      <w:proofErr w:type="spellStart"/>
+      <w:r>
+        <w:t>lateness</w:t>
+      </w:r>
+      <w:proofErr w:type="spellEnd"/>
+      <w:r>
+        <w:t xml:space="preserve"> ponderado, indicador de la urgencia acumulada del trabajo no ejecutado, se reduce de forma consistente entre un 6 % y un 12 %, y el cumplimiento de ventanas de ejecución se mantiene en 100 % para ambas políticas.</w:t>
       </w:r>
     </w:p>
     <w:p>
@@ -8012,6 +10998,7 @@
           <w:color w:val="auto"/>
         </w:rPr>
       </w:pPr>
+      <w:bookmarkStart w:id="15" w:name="_Toc231138403"/>
       <w:r>
         <w:rPr>
           <w:rFonts w:ascii="Times New Roman" w:eastAsia="MS Gothic" w:hAnsi="Times New Roman" w:cs="Times New Roman"/>
@@ -8019,63 +11006,19 @@
           <w:bCs/>
           <w:color w:val="auto"/>
         </w:rPr>
-        <w:t>6.7. Dashboard interactivo de resultados</w:t>
-      </w:r>
-    </w:p>
-    <w:p>
-      <w:pPr>
-        <w:spacing w:after="160"/>
-      </w:pPr>
-      <w:r>
-        <w:t>Como complemento visual del informe se desarrolló un dashboard interactivo en formato HTML autocontenido (dashboard_resultados.html), que puede abrirse en cualquier navegador moderno sin requerir instalación de software adicional. El dashboard fue generado por el módulo exportar_dashboard.py a partir del archivo resultados_detalle.csv producido por el orquestador principal.</w:t>
-      </w:r>
-    </w:p>
-    <w:p>
-      <w:pPr>
-        <w:spacing w:after="160"/>
-      </w:pPr>
-      <w:r>
-        <w:t xml:space="preserve">El dashboard reúne, en una sola vista: cuatro tarjetas con los KPIs globales del trabajo (reducción media del riesgo residual, AUC del componente predictivo, cumplimiento de ventanas y violaciones de repuestos); gráficas comparativas Modelo vs. Baseline para el riesgo residual, la cobertura de WO críticas, la utilización y el lateness, generadas con la librería Chart.js; una tabla detallada con los intervalos de confianza al 95 % y la estadística t pareada por escenario; y una lectura ejecutiva auto-generada con los hallazgos cuantitativos principales, redactada en lenguaje </w:t>
-      </w:r>
-      <w:r>
-        <w:lastRenderedPageBreak/>
-        <w:t>claro para audiencias no técnicas. Este entregable se incorpora como Anexo B del trabajo y facilita la rendición de cuentas y la auditabilidad de los resultados.</w:t>
-      </w:r>
-    </w:p>
-    <w:p>
-      <w:pPr>
-        <w:pStyle w:val="Ttulo1"/>
-        <w:rPr>
-          <w:b/>
-          <w:bCs w:val="0"/>
-        </w:rPr>
-      </w:pPr>
-      <w:r>
-        <w:rPr>
-          <w:b/>
-          <w:bCs w:val="0"/>
-        </w:rPr>
-        <w:t>7. CONCLUSIONES Y RECOMENDACIONES</w:t>
-      </w:r>
-    </w:p>
-    <w:p>
-      <w:pPr>
-        <w:spacing w:after="160"/>
-      </w:pPr>
-      <w:r>
-        <w:t>Este apartado sintetiza los principales hallazgos de la investigación, los articula con el objetivo general del trabajo, identifica las limitaciones que afectaron el alcance del estudio y formula recomendaciones para su continuidad, siguiendo los lineamientos metodológicos institucionales y la separación clásica entre conclusiones derivadas del problema, conclusiones sobre el proceso de investigación y recomendaciones para trabajos futuros.</w:t>
-      </w:r>
-    </w:p>
-    <w:p>
-      <w:pPr>
-        <w:pStyle w:val="Ttulo2"/>
+        <w:t xml:space="preserve">6.7. </w:t>
+      </w:r>
+      <w:proofErr w:type="spellStart"/>
+      <w:r>
         <w:rPr>
           <w:rFonts w:ascii="Times New Roman" w:eastAsia="MS Gothic" w:hAnsi="Times New Roman" w:cs="Times New Roman"/>
           <w:b/>
           <w:bCs/>
           <w:color w:val="auto"/>
         </w:rPr>
-      </w:pPr>
+        <w:t>Dashboard</w:t>
+      </w:r>
+      <w:proofErr w:type="spellEnd"/>
       <w:r>
         <w:rPr>
           <w:rFonts w:ascii="Times New Roman" w:eastAsia="MS Gothic" w:hAnsi="Times New Roman" w:cs="Times New Roman"/>
@@ -8083,15 +11026,113 @@
           <w:bCs/>
           <w:color w:val="auto"/>
         </w:rPr>
-        <w:t>7.1. Conclusiones respecto al objetivo general y al problema planteado</w:t>
-      </w:r>
+        <w:t xml:space="preserve"> interactivo de resultados</w:t>
+      </w:r>
+      <w:bookmarkEnd w:id="15"/>
     </w:p>
     <w:p>
       <w:pPr>
         <w:spacing w:after="160"/>
       </w:pPr>
       <w:r>
-        <w:t>El objetivo general del trabajo se cumple a partir de la evidencia obtenida en los experimentos. Las pruebas estadísticas pareadas confirmaron, con p &lt; 0,001, que el modelo propuesto reduce significativamente el riesgo residual del backlog en los cinco escenarios evaluados, con reducciones medias entre 9 % y 13 % y picos individuales superiores al 38 %. La brecha identificada en el problema —ausencia de un mecanismo trazable y auditable que conecte predicción, valoración multicriterio y decisión bajo restricciones— se cierra mediante la implementación de un pipeline de tres etapas, reproducible y abierto, complementado con un dashboard de visualización para el seguimiento operativo.</w:t>
+        <w:t xml:space="preserve">Como complemento visual del informe se desarrolló un </w:t>
+      </w:r>
+      <w:proofErr w:type="spellStart"/>
+      <w:r>
+        <w:t>dashboard</w:t>
+      </w:r>
+      <w:proofErr w:type="spellEnd"/>
+      <w:r>
+        <w:t xml:space="preserve"> interactivo en formato HTML autocontenido (dashboard_resultados.html), que puede abrirse en cualquier navegador moderno sin requerir instalación de software adicional. El </w:t>
+      </w:r>
+      <w:proofErr w:type="spellStart"/>
+      <w:r>
+        <w:t>dashboard</w:t>
+      </w:r>
+      <w:proofErr w:type="spellEnd"/>
+      <w:r>
+        <w:t xml:space="preserve"> fue generado por el módulo </w:t>
+      </w:r>
+      <w:r>
+        <w:lastRenderedPageBreak/>
+        <w:t>exportar_dashboard.py a partir del archivo resultados_detalle.csv producido por el orquestador principal.</w:t>
+      </w:r>
+    </w:p>
+    <w:p>
+      <w:pPr>
+        <w:spacing w:after="160"/>
+      </w:pPr>
+      <w:r>
+        <w:t xml:space="preserve">El </w:t>
+      </w:r>
+      <w:proofErr w:type="spellStart"/>
+      <w:r>
+        <w:t>dashboard</w:t>
+      </w:r>
+      <w:proofErr w:type="spellEnd"/>
+      <w:r>
+        <w:t xml:space="preserve"> reúne, en una sola vista: cuatro tarjetas con los </w:t>
+      </w:r>
+      <w:proofErr w:type="spellStart"/>
+      <w:r>
+        <w:t>KPIs</w:t>
+      </w:r>
+      <w:proofErr w:type="spellEnd"/>
+      <w:r>
+        <w:t xml:space="preserve"> globales del trabajo (reducción media del riesgo residual, AUC del componente predictivo, cumplimiento de ventanas y violaciones de repuestos); gráficas comparativas Modelo vs. </w:t>
+      </w:r>
+      <w:proofErr w:type="spellStart"/>
+      <w:r>
+        <w:t>Baseline</w:t>
+      </w:r>
+      <w:proofErr w:type="spellEnd"/>
+      <w:r>
+        <w:t xml:space="preserve"> para el riesgo residual, la cobertura de WO críticas, la utilización y el </w:t>
+      </w:r>
+      <w:proofErr w:type="spellStart"/>
+      <w:r>
+        <w:t>lateness</w:t>
+      </w:r>
+      <w:proofErr w:type="spellEnd"/>
+      <w:r>
+        <w:t xml:space="preserve">, generadas con la librería Chart.js; una tabla detallada con los intervalos de confianza al 95 % y la estadística t pareada por escenario; y una lectura ejecutiva </w:t>
+      </w:r>
+      <w:proofErr w:type="spellStart"/>
+      <w:r>
+        <w:t>auto-generada</w:t>
+      </w:r>
+      <w:proofErr w:type="spellEnd"/>
+      <w:r>
+        <w:t xml:space="preserve"> c</w:t>
+      </w:r>
+      <w:r>
+        <w:t>on los hallazgos cuantitativos principales, redactada en lenguaje claro para audiencias no técnicas. Este entregable se incorpora como Anexo B del trabajo y facilita la rendición de cuentas y la auditabilidad de los resultados.</w:t>
+      </w:r>
+    </w:p>
+    <w:p>
+      <w:pPr>
+        <w:pStyle w:val="Ttulo1"/>
+        <w:rPr>
+          <w:b/>
+          <w:bCs w:val="0"/>
+        </w:rPr>
+      </w:pPr>
+      <w:bookmarkStart w:id="16" w:name="_Toc231138404"/>
+      <w:r>
+        <w:rPr>
+          <w:b/>
+          <w:bCs w:val="0"/>
+        </w:rPr>
+        <w:t>7. CONCLUSIONES Y RECOMENDACIONES</w:t>
+      </w:r>
+      <w:bookmarkEnd w:id="16"/>
+    </w:p>
+    <w:p>
+      <w:pPr>
+        <w:spacing w:after="160"/>
+      </w:pPr>
+      <w:r>
+        <w:t>Este apartado sintetiza los principales hallazgos de la investigación, los articula con el objetivo general del trabajo, identifica las limitaciones que afectaron el alcance del estudio y formula recomendaciones para su continuidad, siguiendo los lineamientos metodológicos institucionales y la separación clásica entre conclusiones derivadas del problema, conclusiones sobre el proceso de investigación y recomendaciones para trabajos futuros.</w:t>
       </w:r>
     </w:p>
     <w:p>
@@ -8104,6 +11145,7 @@
           <w:color w:val="auto"/>
         </w:rPr>
       </w:pPr>
+      <w:bookmarkStart w:id="17" w:name="_Toc231138405"/>
       <w:r>
         <w:rPr>
           <w:rFonts w:ascii="Times New Roman" w:eastAsia="MS Gothic" w:hAnsi="Times New Roman" w:cs="Times New Roman"/>
@@ -8111,8 +11153,50 @@
           <w:bCs/>
           <w:color w:val="auto"/>
         </w:rPr>
+        <w:t>7.1. Conclusiones respecto al objetivo general y al problema planteado</w:t>
+      </w:r>
+      <w:bookmarkEnd w:id="17"/>
+    </w:p>
+    <w:p>
+      <w:pPr>
+        <w:spacing w:after="160"/>
+      </w:pPr>
+      <w:r>
+        <w:t>El objetivo general del trabajo se cumple a partir de la evidencia obtenida en los experimentos. Las pruebas estadísticas pareadas confirmaron, con p &lt; 0,001, que el modelo propuesto reduce significativamente el riesgo residual del backlog en los cinco escenarios evaluados, con reducciones medias entre 9 % y 13 % y picos individuales superiores al 38 %. La brecha identificada en el problema —ausencia de un mecanismo trazable y auditable que conecte predicción, valoración multicriterio y decisión bajo restri</w:t>
+      </w:r>
+      <w:r>
+        <w:t xml:space="preserve">cciones— se cierra mediante la implementación de un pipeline de tres etapas, reproducible y abierto, complementado con un </w:t>
+      </w:r>
+      <w:proofErr w:type="spellStart"/>
+      <w:r>
+        <w:t>dashboard</w:t>
+      </w:r>
+      <w:proofErr w:type="spellEnd"/>
+      <w:r>
+        <w:t xml:space="preserve"> de visualización para el seguimiento operativo.</w:t>
+      </w:r>
+    </w:p>
+    <w:p>
+      <w:pPr>
+        <w:pStyle w:val="Ttulo2"/>
+        <w:rPr>
+          <w:rFonts w:ascii="Times New Roman" w:eastAsia="MS Gothic" w:hAnsi="Times New Roman" w:cs="Times New Roman"/>
+          <w:b/>
+          <w:bCs/>
+          <w:color w:val="auto"/>
+        </w:rPr>
+      </w:pPr>
+      <w:bookmarkStart w:id="18" w:name="_Toc231138406"/>
+      <w:r>
+        <w:rPr>
+          <w:rFonts w:ascii="Times New Roman" w:eastAsia="MS Gothic" w:hAnsi="Times New Roman" w:cs="Times New Roman"/>
+          <w:b/>
+          <w:bCs/>
+          <w:color w:val="auto"/>
+        </w:rPr>
         <w:t>7.2. Conclusiones sobre cada objetivo específico</w:t>
       </w:r>
+      <w:bookmarkEnd w:id="18"/>
     </w:p>
     <w:p>
       <w:pPr>
@@ -8131,7 +11215,16 @@
         <w:spacing w:after="120"/>
       </w:pPr>
       <w:r>
-        <w:t>Se construyó un dataset sintético reproducible con veintiún variables documentadas en un diccionario formal, capaz de generar backlogs realistas entre 20 y 100 WO/semana, satisfaciendo el OE1.</w:t>
+        <w:lastRenderedPageBreak/>
+        <w:t xml:space="preserve">Se construyó un </w:t>
+      </w:r>
+      <w:proofErr w:type="spellStart"/>
+      <w:r>
+        <w:t>dataset</w:t>
+      </w:r>
+      <w:proofErr w:type="spellEnd"/>
+      <w:r>
+        <w:t xml:space="preserve"> sintético reproducible con veintiún variables documentadas en un diccionario formal, capaz de generar backlogs realistas entre 20 y 100 WO/semana, satisfaciendo el OE1.</w:t>
       </w:r>
     </w:p>
     <w:p>
@@ -8155,8 +11248,39 @@
         <w:spacing w:after="120"/>
       </w:pPr>
       <w:r>
-        <w:lastRenderedPageBreak/>
-        <w:t>Se formuló y resolvió un modelo de optimización tipo knapsack multi-restricción con PuLP/CBC y heurística greedy de respaldo, cuya ejecución mantuvo el cumplimiento del 100 % en ventanas y cero violaciones por repuestos en las 150 corridas — OE3 cumplido.</w:t>
+        <w:t xml:space="preserve">Se formuló y resolvió un modelo de optimización tipo </w:t>
+      </w:r>
+      <w:proofErr w:type="spellStart"/>
+      <w:r>
+        <w:t>knapsack</w:t>
+      </w:r>
+      <w:proofErr w:type="spellEnd"/>
+      <w:r>
+        <w:t xml:space="preserve"> </w:t>
+      </w:r>
+      <w:proofErr w:type="spellStart"/>
+      <w:r>
+        <w:t>multi-restricción</w:t>
+      </w:r>
+      <w:proofErr w:type="spellEnd"/>
+      <w:r>
+        <w:t xml:space="preserve"> con </w:t>
+      </w:r>
+      <w:proofErr w:type="spellStart"/>
+      <w:r>
+        <w:t>PuLP</w:t>
+      </w:r>
+      <w:proofErr w:type="spellEnd"/>
+      <w:r>
+        <w:t xml:space="preserve">/CBC y heurística </w:t>
+      </w:r>
+      <w:proofErr w:type="spellStart"/>
+      <w:r>
+        <w:t>greedy</w:t>
+      </w:r>
+      <w:proofErr w:type="spellEnd"/>
+      <w:r>
+        <w:t xml:space="preserve"> de respaldo, cuya ejecución mantuvo el cumplimiento del 100 % en ventanas y cero violaciones por repuestos en las 150 corridas — OE3 cumplido.</w:t>
       </w:r>
     </w:p>
     <w:p>
@@ -8181,6 +11305,7 @@
           <w:color w:val="auto"/>
         </w:rPr>
       </w:pPr>
+      <w:bookmarkStart w:id="19" w:name="_Toc231138407"/>
       <w:r>
         <w:rPr>
           <w:rFonts w:ascii="Times New Roman" w:eastAsia="MS Gothic" w:hAnsi="Times New Roman" w:cs="Times New Roman"/>
@@ -8190,13 +11315,38 @@
         </w:rPr>
         <w:t>7.3. Conclusiones sobre el proceso de investigación</w:t>
       </w:r>
+      <w:bookmarkEnd w:id="19"/>
     </w:p>
     <w:p>
       <w:pPr>
         <w:spacing w:after="160"/>
       </w:pPr>
       <w:r>
-        <w:t>El proceso de investigación, organizado en seis fases (diseño experimental, modelado predictivo, modelado multicriterio, optimización, evaluación y análisis de resultados), demostró que la combinación entre simulación reproducible, modelado calibrado y comparación pareada con un baseline operativo es una estrategia eficiente para validar arquitecturas de decisión en mantenimiento industrial sin requerir acceso a datos propietarios. La trazabilidad de cada decisión —respaldada por los componentes individuales del puntaje y por las semillas controladas— y la publicación de un dashboard autocontenido como entregable visual constituyen contribuciones metodológicas relevantes en línea con la tendencia reciente en mantenimiento predictivo y digital twin.</w:t>
+        <w:t xml:space="preserve">El proceso de investigación, organizado en seis fases (diseño experimental, modelado predictivo, modelado multicriterio, optimización, evaluación y análisis de resultados), demostró que la combinación entre simulación reproducible, modelado calibrado y comparación pareada con un </w:t>
+      </w:r>
+      <w:proofErr w:type="spellStart"/>
+      <w:r>
+        <w:t>baseline</w:t>
+      </w:r>
+      <w:proofErr w:type="spellEnd"/>
+      <w:r>
+        <w:t xml:space="preserve"> operativo es una estrategia eficiente para validar arquitecturas de decisión en mantenimiento industrial sin requerir acceso a datos propietarios. La trazabilidad de cada decisión —respaldada por los componentes individuales del puntaje y por las semillas controladas— y la publicación de un </w:t>
+      </w:r>
+      <w:proofErr w:type="spellStart"/>
+      <w:r>
+        <w:t>dashboard</w:t>
+      </w:r>
+      <w:proofErr w:type="spellEnd"/>
+      <w:r>
+        <w:t xml:space="preserve"> autocontenido como entregable visual constituyen contribuciones metodológicas relevantes en línea con la tendencia reciente en mantenimiento predictivo y digital </w:t>
+      </w:r>
+      <w:proofErr w:type="spellStart"/>
+      <w:r>
+        <w:t>twin</w:t>
+      </w:r>
+      <w:proofErr w:type="spellEnd"/>
+      <w:r>
+        <w:t>.</w:t>
       </w:r>
     </w:p>
     <w:p>
@@ -8209,6 +11359,7 @@
           <w:color w:val="auto"/>
         </w:rPr>
       </w:pPr>
+      <w:bookmarkStart w:id="20" w:name="_Toc231138408"/>
       <w:r>
         <w:rPr>
           <w:rFonts w:ascii="Times New Roman" w:eastAsia="MS Gothic" w:hAnsi="Times New Roman" w:cs="Times New Roman"/>
@@ -8218,6 +11369,7 @@
         </w:rPr>
         <w:t>7.4. Limitaciones del estudio</w:t>
       </w:r>
+      <w:bookmarkEnd w:id="20"/>
     </w:p>
     <w:p>
       <w:pPr>
@@ -8248,6 +11400,7 @@
         <w:spacing w:after="120"/>
       </w:pPr>
       <w:r>
+        <w:lastRenderedPageBreak/>
         <w:t>Las duraciones de las WO se trataron como determinísticas; no se modeló variabilidad estocástica de tiempos de ejecución ni paradas no previstas.</w:t>
       </w:r>
     </w:p>
@@ -8260,7 +11413,23 @@
         <w:spacing w:after="120"/>
       </w:pPr>
       <w:r>
-        <w:t>El horizonte de decisión fue semanal e independiente entre semanas; no se evaluó el efecto de una planificación rolante multi-semana.</w:t>
+        <w:t xml:space="preserve">El horizonte de decisión fue semanal e independiente entre semanas; no se evaluó el efecto de una planificación </w:t>
+      </w:r>
+      <w:proofErr w:type="spellStart"/>
+      <w:r>
+        <w:t>rolante</w:t>
+      </w:r>
+      <w:proofErr w:type="spellEnd"/>
+      <w:r>
+        <w:t xml:space="preserve"> </w:t>
+      </w:r>
+      <w:proofErr w:type="spellStart"/>
+      <w:r>
+        <w:t>multi-semana</w:t>
+      </w:r>
+      <w:proofErr w:type="spellEnd"/>
+      <w:r>
+        <w:t>.</w:t>
       </w:r>
     </w:p>
     <w:p>
@@ -8284,8 +11453,23 @@
         <w:spacing w:after="120"/>
       </w:pPr>
       <w:r>
-        <w:lastRenderedPageBreak/>
-        <w:t>El componente predictivo se restringió a una regresión logística calibrada; modelos no lineales (gradient boosting, redes neuronales tabulares) podrían modificar el desempeño en condiciones más complejas.</w:t>
+        <w:t>El componente predictivo se restringió a una regresión logística calibrada; modelos no lineales (</w:t>
+      </w:r>
+      <w:proofErr w:type="spellStart"/>
+      <w:r>
+        <w:t>gradient</w:t>
+      </w:r>
+      <w:proofErr w:type="spellEnd"/>
+      <w:r>
+        <w:t xml:space="preserve"> </w:t>
+      </w:r>
+      <w:proofErr w:type="spellStart"/>
+      <w:r>
+        <w:t>boosting</w:t>
+      </w:r>
+      <w:proofErr w:type="spellEnd"/>
+      <w:r>
+        <w:t>, redes neuronales tabulares) podrían modificar el desempeño en condiciones más complejas.</w:t>
       </w:r>
     </w:p>
     <w:p>
@@ -8298,6 +11482,7 @@
           <w:color w:val="auto"/>
         </w:rPr>
       </w:pPr>
+      <w:bookmarkStart w:id="21" w:name="_Toc231138409"/>
       <w:r>
         <w:rPr>
           <w:rFonts w:ascii="Times New Roman" w:eastAsia="MS Gothic" w:hAnsi="Times New Roman" w:cs="Times New Roman"/>
@@ -8307,6 +11492,7 @@
         </w:rPr>
         <w:t>7.5. Recomendaciones para trabajos futuros</w:t>
       </w:r>
+      <w:bookmarkEnd w:id="21"/>
     </w:p>
     <w:p>
       <w:pPr>
@@ -8337,7 +11523,23 @@
         <w:spacing w:after="120"/>
       </w:pPr>
       <w:r>
-        <w:t>Extensión a horizontes multi-semana: incorporar planificación rolante de 4 a 8 semanas con actualización dinámica del backlog y de las probabilidades calibradas.</w:t>
+        <w:t xml:space="preserve">Extensión a horizontes </w:t>
+      </w:r>
+      <w:proofErr w:type="spellStart"/>
+      <w:r>
+        <w:t>multi-semana</w:t>
+      </w:r>
+      <w:proofErr w:type="spellEnd"/>
+      <w:r>
+        <w:t xml:space="preserve">: incorporar planificación </w:t>
+      </w:r>
+      <w:proofErr w:type="spellStart"/>
+      <w:r>
+        <w:t>rolante</w:t>
+      </w:r>
+      <w:proofErr w:type="spellEnd"/>
+      <w:r>
+        <w:t xml:space="preserve"> de 4 a 8 semanas con actualización dinámica del backlog y de las probabilidades calibradas.</w:t>
       </w:r>
     </w:p>
     <w:p>
@@ -8361,7 +11563,31 @@
         <w:spacing w:after="120"/>
       </w:pPr>
       <w:r>
-        <w:t>Comparación con modelos no lineales: contrastar la regresión logística calibrada frente a XGBoost o LightGBM optimizados con Optuna, evaluando si el incremento en discriminación se traduce en mejor decisión operativa.</w:t>
+        <w:t xml:space="preserve">Comparación con modelos no lineales: contrastar la regresión logística calibrada frente a </w:t>
+      </w:r>
+      <w:proofErr w:type="spellStart"/>
+      <w:r>
+        <w:t>XGBoost</w:t>
+      </w:r>
+      <w:proofErr w:type="spellEnd"/>
+      <w:r>
+        <w:t xml:space="preserve"> o </w:t>
+      </w:r>
+      <w:proofErr w:type="spellStart"/>
+      <w:r>
+        <w:t>LightGBM</w:t>
+      </w:r>
+      <w:proofErr w:type="spellEnd"/>
+      <w:r>
+        <w:t xml:space="preserve"> optimizados con </w:t>
+      </w:r>
+      <w:proofErr w:type="spellStart"/>
+      <w:r>
+        <w:t>Optuna</w:t>
+      </w:r>
+      <w:proofErr w:type="spellEnd"/>
+      <w:r>
+        <w:t>, evaluando si el incremento en discriminación se traduce en mejor decisión operativa.</w:t>
       </w:r>
     </w:p>
     <w:p>
@@ -8398,13 +11624,14 @@
           <w:szCs w:val="24"/>
         </w:rPr>
       </w:pPr>
-      <w:bookmarkStart w:id="11" w:name="_Toc228819984"/>
+      <w:bookmarkStart w:id="22" w:name="_Toc231138410"/>
       <w:r>
         <w:rPr>
           <w:b/>
           <w:sz w:val="24"/>
           <w:szCs w:val="24"/>
         </w:rPr>
+        <w:lastRenderedPageBreak/>
         <w:t>8</w:t>
       </w:r>
       <w:r>
@@ -8415,7 +11642,7 @@
         </w:rPr>
         <w:t>. REFERENCIAS BIBLIOGRÁFICAS</w:t>
       </w:r>
-      <w:bookmarkEnd w:id="11"/>
+      <w:bookmarkEnd w:id="22"/>
     </w:p>
     <w:p>
       <w:pPr>
@@ -8440,7 +11667,119 @@
         <w:rPr>
           <w:sz w:val="22"/>
         </w:rPr>
-        <w:t xml:space="preserve">ISO, ISO 14224 — Petroleum, Petrochemical and Natural Gas Industries: Collection and Exchange of Reliability and Maintenance Data for Equipment, 3rd ed. </w:t>
+        <w:t xml:space="preserve">ISO, ISO 14224 — </w:t>
+      </w:r>
+      <w:proofErr w:type="spellStart"/>
+      <w:r>
+        <w:rPr>
+          <w:sz w:val="22"/>
+        </w:rPr>
+        <w:t>Petroleum</w:t>
+      </w:r>
+      <w:proofErr w:type="spellEnd"/>
+      <w:r>
+        <w:rPr>
+          <w:sz w:val="22"/>
+        </w:rPr>
+        <w:t xml:space="preserve">, </w:t>
+      </w:r>
+      <w:proofErr w:type="spellStart"/>
+      <w:r>
+        <w:rPr>
+          <w:sz w:val="22"/>
+        </w:rPr>
+        <w:t>Petrochemical</w:t>
+      </w:r>
+      <w:proofErr w:type="spellEnd"/>
+      <w:r>
+        <w:rPr>
+          <w:sz w:val="22"/>
+        </w:rPr>
+        <w:t xml:space="preserve"> and Natural Gas Industries: </w:t>
+      </w:r>
+      <w:proofErr w:type="spellStart"/>
+      <w:r>
+        <w:rPr>
+          <w:sz w:val="22"/>
+        </w:rPr>
+        <w:t>Collection</w:t>
+      </w:r>
+      <w:proofErr w:type="spellEnd"/>
+      <w:r>
+        <w:rPr>
+          <w:sz w:val="22"/>
+        </w:rPr>
+        <w:t xml:space="preserve"> and Exchange </w:t>
+      </w:r>
+      <w:proofErr w:type="spellStart"/>
+      <w:r>
+        <w:rPr>
+          <w:sz w:val="22"/>
+        </w:rPr>
+        <w:t>of</w:t>
+      </w:r>
+      <w:proofErr w:type="spellEnd"/>
+      <w:r>
+        <w:rPr>
+          <w:sz w:val="22"/>
+        </w:rPr>
+        <w:t xml:space="preserve"> </w:t>
+      </w:r>
+      <w:proofErr w:type="spellStart"/>
+      <w:r>
+        <w:rPr>
+          <w:sz w:val="22"/>
+        </w:rPr>
+        <w:t>Reliability</w:t>
+      </w:r>
+      <w:proofErr w:type="spellEnd"/>
+      <w:r>
+        <w:rPr>
+          <w:sz w:val="22"/>
+        </w:rPr>
+        <w:t xml:space="preserve"> and </w:t>
+      </w:r>
+      <w:proofErr w:type="spellStart"/>
+      <w:r>
+        <w:rPr>
+          <w:sz w:val="22"/>
+        </w:rPr>
+        <w:t>Maintenance</w:t>
+      </w:r>
+      <w:proofErr w:type="spellEnd"/>
+      <w:r>
+        <w:rPr>
+          <w:sz w:val="22"/>
+        </w:rPr>
+        <w:t xml:space="preserve"> Data </w:t>
+      </w:r>
+      <w:proofErr w:type="spellStart"/>
+      <w:r>
+        <w:rPr>
+          <w:sz w:val="22"/>
+        </w:rPr>
+        <w:t>for</w:t>
+      </w:r>
+      <w:proofErr w:type="spellEnd"/>
+      <w:r>
+        <w:rPr>
+          <w:sz w:val="22"/>
+        </w:rPr>
+        <w:t xml:space="preserve"> </w:t>
+      </w:r>
+      <w:proofErr w:type="spellStart"/>
+      <w:r>
+        <w:rPr>
+          <w:sz w:val="22"/>
+        </w:rPr>
+        <w:t>Equipment</w:t>
+      </w:r>
+      <w:proofErr w:type="spellEnd"/>
+      <w:r>
+        <w:rPr>
+          <w:sz w:val="22"/>
+        </w:rPr>
+        <w:t xml:space="preserve">, 3rd ed. </w:t>
       </w:r>
       <w:r>
         <w:rPr>
@@ -8509,7 +11848,6 @@
           <w:sz w:val="22"/>
           <w:lang w:val="de-DE"/>
         </w:rPr>
-        <w:lastRenderedPageBreak/>
         <w:t xml:space="preserve">[4]  </w:t>
       </w:r>
       <w:r>
@@ -8573,6 +11911,7 @@
           <w:lang w:val="de-DE"/>
         </w:rPr>
       </w:pPr>
+      <w:bookmarkStart w:id="23" w:name="_Toc231138411"/>
       <w:r>
         <w:rPr>
           <w:rFonts w:ascii="Times New Roman" w:hAnsi="Times New Roman"/>
@@ -8581,6 +11920,7 @@
         </w:rPr>
         <w:t>Fundamentos metodológicos: optimización, MCDA y scheduling</w:t>
       </w:r>
+      <w:bookmarkEnd w:id="23"/>
     </w:p>
     <w:p>
       <w:pPr>
@@ -8780,7 +12120,35 @@
         <w:rPr>
           <w:sz w:val="22"/>
         </w:rPr>
-        <w:t>Conf. Knowledge Discovery and Data Mining (KDD), San Francisco, CA, USA, 2016, pp. 785–794, doi: 10.1145/2939672.2939785.</w:t>
+        <w:t xml:space="preserve">Conf. Knowledge Discovery and Data </w:t>
+      </w:r>
+      <w:proofErr w:type="spellStart"/>
+      <w:r>
+        <w:rPr>
+          <w:sz w:val="22"/>
+        </w:rPr>
+        <w:t>Mining</w:t>
+      </w:r>
+      <w:proofErr w:type="spellEnd"/>
+      <w:r>
+        <w:rPr>
+          <w:sz w:val="22"/>
+        </w:rPr>
+        <w:t xml:space="preserve"> (KDD), San Francisco, CA, USA, 2016, pp. 785–794, </w:t>
+      </w:r>
+      <w:proofErr w:type="spellStart"/>
+      <w:r>
+        <w:rPr>
+          <w:sz w:val="22"/>
+        </w:rPr>
+        <w:t>doi</w:t>
+      </w:r>
+      <w:proofErr w:type="spellEnd"/>
+      <w:r>
+        <w:rPr>
+          <w:sz w:val="22"/>
+        </w:rPr>
+        <w:t>: 10.1145/2939672.2939785.</w:t>
       </w:r>
     </w:p>
     <w:p>
@@ -8819,6 +12187,7 @@
           <w:sz w:val="22"/>
           <w:lang w:val="de-DE"/>
         </w:rPr>
+        <w:lastRenderedPageBreak/>
         <w:t xml:space="preserve">[16]  </w:t>
       </w:r>
       <w:r>
@@ -8895,7 +12264,6 @@
           <w:sz w:val="22"/>
           <w:lang w:val="de-DE"/>
         </w:rPr>
-        <w:lastRenderedPageBreak/>
         <w:t xml:space="preserve">[19]  </w:t>
       </w:r>
       <w:r>
@@ -9141,14 +12509,15 @@
           <w:bCs w:val="0"/>
         </w:rPr>
       </w:pPr>
+      <w:bookmarkStart w:id="24" w:name="_Toc231138412"/>
       <w:r>
         <w:rPr>
           <w:b/>
           <w:bCs w:val="0"/>
         </w:rPr>
-        <w:lastRenderedPageBreak/>
         <w:t>ANEXOS</w:t>
       </w:r>
+      <w:bookmarkEnd w:id="24"/>
     </w:p>
     <w:p>
       <w:pPr>
@@ -9160,6 +12529,7 @@
           <w:color w:val="auto"/>
         </w:rPr>
       </w:pPr>
+      <w:bookmarkStart w:id="25" w:name="_Toc231138413"/>
       <w:r>
         <w:rPr>
           <w:rFonts w:ascii="Times New Roman" w:eastAsia="MS Gothic" w:hAnsi="Times New Roman" w:cs="Times New Roman"/>
@@ -9167,15 +12537,52 @@
           <w:bCs/>
           <w:color w:val="auto"/>
         </w:rPr>
-        <w:t>Anexo A. Diccionario de datos del dataset sintético</w:t>
-      </w:r>
+        <w:t xml:space="preserve">Anexo A. Diccionario de datos del </w:t>
+      </w:r>
+      <w:proofErr w:type="spellStart"/>
+      <w:r>
+        <w:rPr>
+          <w:rFonts w:ascii="Times New Roman" w:eastAsia="MS Gothic" w:hAnsi="Times New Roman" w:cs="Times New Roman"/>
+          <w:b/>
+          <w:bCs/>
+          <w:color w:val="auto"/>
+        </w:rPr>
+        <w:t>dataset</w:t>
+      </w:r>
+      <w:proofErr w:type="spellEnd"/>
+      <w:r>
+        <w:rPr>
+          <w:rFonts w:ascii="Times New Roman" w:eastAsia="MS Gothic" w:hAnsi="Times New Roman" w:cs="Times New Roman"/>
+          <w:b/>
+          <w:bCs/>
+          <w:color w:val="auto"/>
+        </w:rPr>
+        <w:t xml:space="preserve"> sintético</w:t>
+      </w:r>
+      <w:bookmarkEnd w:id="25"/>
     </w:p>
     <w:p>
       <w:pPr>
         <w:spacing w:after="160"/>
       </w:pPr>
       <w:r>
-        <w:t>La Tabla A1 presenta la metadata completa de los 21 campos del dataset generado por el módulo data_generator.py, alineada con la estructura de captura de información sugerida por la norma ISO 14224 (ISO, 2016).</w:t>
+        <w:t xml:space="preserve">La Tabla A1 presenta la </w:t>
+      </w:r>
+      <w:proofErr w:type="spellStart"/>
+      <w:r>
+        <w:t>metadata</w:t>
+      </w:r>
+      <w:proofErr w:type="spellEnd"/>
+      <w:r>
+        <w:t xml:space="preserve"> completa de los 21 campos del </w:t>
+      </w:r>
+      <w:proofErr w:type="spellStart"/>
+      <w:r>
+        <w:t>dataset</w:t>
+      </w:r>
+      <w:proofErr w:type="spellEnd"/>
+      <w:r>
+        <w:t xml:space="preserve"> generado por el módulo data_generator.py, alineada con la estructura de captura de información sugerida por la norma ISO 14224 (ISO, 2016).</w:t>
       </w:r>
     </w:p>
     <w:tbl>
@@ -9328,6 +12735,7 @@
               <w:ind w:firstLine="0"/>
               <w:jc w:val="left"/>
             </w:pPr>
+            <w:proofErr w:type="spellStart"/>
             <w:r>
               <w:rPr>
                 <w:sz w:val="16"/>
@@ -9335,6 +12743,7 @@
               </w:rPr>
               <w:t>wo_id</w:t>
             </w:r>
+            <w:proofErr w:type="spellEnd"/>
           </w:p>
         </w:tc>
         <w:tc>
@@ -9347,6 +12756,7 @@
               <w:ind w:firstLine="0"/>
               <w:jc w:val="center"/>
             </w:pPr>
+            <w:proofErr w:type="spellStart"/>
             <w:r>
               <w:rPr>
                 <w:sz w:val="16"/>
@@ -9354,6 +12764,7 @@
               </w:rPr>
               <w:t>string</w:t>
             </w:r>
+            <w:proofErr w:type="spellEnd"/>
           </w:p>
         </w:tc>
         <w:tc>
@@ -9447,6 +12858,7 @@
               <w:ind w:firstLine="0"/>
               <w:jc w:val="center"/>
             </w:pPr>
+            <w:proofErr w:type="spellStart"/>
             <w:r>
               <w:rPr>
                 <w:sz w:val="16"/>
@@ -9454,6 +12866,7 @@
               </w:rPr>
               <w:t>int</w:t>
             </w:r>
+            <w:proofErr w:type="spellEnd"/>
           </w:p>
         </w:tc>
         <w:tc>
@@ -9528,6 +12941,7 @@
               <w:ind w:firstLine="0"/>
               <w:jc w:val="left"/>
             </w:pPr>
+            <w:proofErr w:type="spellStart"/>
             <w:r>
               <w:rPr>
                 <w:sz w:val="16"/>
@@ -9535,6 +12949,7 @@
               </w:rPr>
               <w:t>tipo_wo</w:t>
             </w:r>
+            <w:proofErr w:type="spellEnd"/>
           </w:p>
         </w:tc>
         <w:tc>
@@ -9547,6 +12962,7 @@
               <w:ind w:firstLine="0"/>
               <w:jc w:val="center"/>
             </w:pPr>
+            <w:proofErr w:type="spellStart"/>
             <w:r>
               <w:rPr>
                 <w:sz w:val="16"/>
@@ -9554,6 +12970,7 @@
               </w:rPr>
               <w:t>string</w:t>
             </w:r>
+            <w:proofErr w:type="spellEnd"/>
           </w:p>
         </w:tc>
         <w:tc>
@@ -9628,6 +13045,7 @@
               <w:ind w:firstLine="0"/>
               <w:jc w:val="left"/>
             </w:pPr>
+            <w:proofErr w:type="spellStart"/>
             <w:r>
               <w:rPr>
                 <w:sz w:val="16"/>
@@ -9635,6 +13053,7 @@
               </w:rPr>
               <w:t>clase_equipo</w:t>
             </w:r>
+            <w:proofErr w:type="spellEnd"/>
           </w:p>
         </w:tc>
         <w:tc>
@@ -9647,6 +13066,7 @@
               <w:ind w:firstLine="0"/>
               <w:jc w:val="center"/>
             </w:pPr>
+            <w:proofErr w:type="spellStart"/>
             <w:r>
               <w:rPr>
                 <w:sz w:val="16"/>
@@ -9654,6 +13074,7 @@
               </w:rPr>
               <w:t>string</w:t>
             </w:r>
+            <w:proofErr w:type="spellEnd"/>
           </w:p>
         </w:tc>
         <w:tc>
@@ -9690,7 +13111,39 @@
                 <w:sz w:val="16"/>
                 <w:szCs w:val="16"/>
               </w:rPr>
-              <w:t>{I&amp;C, mec, elec}</w:t>
+              <w:t xml:space="preserve">{I&amp;C, </w:t>
+            </w:r>
+            <w:proofErr w:type="spellStart"/>
+            <w:r>
+              <w:rPr>
+                <w:sz w:val="16"/>
+                <w:szCs w:val="16"/>
+              </w:rPr>
+              <w:t>mec</w:t>
+            </w:r>
+            <w:proofErr w:type="spellEnd"/>
+            <w:r>
+              <w:rPr>
+                <w:sz w:val="16"/>
+                <w:szCs w:val="16"/>
+              </w:rPr>
+              <w:t xml:space="preserve">, </w:t>
+            </w:r>
+            <w:proofErr w:type="spellStart"/>
+            <w:r>
+              <w:rPr>
+                <w:sz w:val="16"/>
+                <w:szCs w:val="16"/>
+              </w:rPr>
+              <w:t>elec</w:t>
+            </w:r>
+            <w:proofErr w:type="spellEnd"/>
+            <w:r>
+              <w:rPr>
+                <w:sz w:val="16"/>
+                <w:szCs w:val="16"/>
+              </w:rPr>
+              <w:t>}</w:t>
             </w:r>
           </w:p>
         </w:tc>
@@ -9728,6 +13181,7 @@
               <w:ind w:firstLine="0"/>
               <w:jc w:val="left"/>
             </w:pPr>
+            <w:proofErr w:type="spellStart"/>
             <w:r>
               <w:rPr>
                 <w:sz w:val="16"/>
@@ -9735,6 +13189,7 @@
               </w:rPr>
               <w:t>habilidad_requerida</w:t>
             </w:r>
+            <w:proofErr w:type="spellEnd"/>
           </w:p>
         </w:tc>
         <w:tc>
@@ -9747,6 +13202,7 @@
               <w:ind w:firstLine="0"/>
               <w:jc w:val="center"/>
             </w:pPr>
+            <w:proofErr w:type="spellStart"/>
             <w:r>
               <w:rPr>
                 <w:sz w:val="16"/>
@@ -9754,6 +13210,7 @@
               </w:rPr>
               <w:t>string</w:t>
             </w:r>
+            <w:proofErr w:type="spellEnd"/>
           </w:p>
         </w:tc>
         <w:tc>
@@ -9790,7 +13247,55 @@
                 <w:sz w:val="16"/>
                 <w:szCs w:val="16"/>
               </w:rPr>
-              <w:t>{inst, mec, elec}</w:t>
+              <w:t>{</w:t>
+            </w:r>
+            <w:proofErr w:type="spellStart"/>
+            <w:r>
+              <w:rPr>
+                <w:sz w:val="16"/>
+                <w:szCs w:val="16"/>
+              </w:rPr>
+              <w:t>inst</w:t>
+            </w:r>
+            <w:proofErr w:type="spellEnd"/>
+            <w:r>
+              <w:rPr>
+                <w:sz w:val="16"/>
+                <w:szCs w:val="16"/>
+              </w:rPr>
+              <w:t xml:space="preserve">, </w:t>
+            </w:r>
+            <w:proofErr w:type="spellStart"/>
+            <w:r>
+              <w:rPr>
+                <w:sz w:val="16"/>
+                <w:szCs w:val="16"/>
+              </w:rPr>
+              <w:t>mec</w:t>
+            </w:r>
+            <w:proofErr w:type="spellEnd"/>
+            <w:r>
+              <w:rPr>
+                <w:sz w:val="16"/>
+                <w:szCs w:val="16"/>
+              </w:rPr>
+              <w:t xml:space="preserve">, </w:t>
+            </w:r>
+            <w:proofErr w:type="spellStart"/>
+            <w:r>
+              <w:rPr>
+                <w:sz w:val="16"/>
+                <w:szCs w:val="16"/>
+              </w:rPr>
+              <w:t>elec</w:t>
+            </w:r>
+            <w:proofErr w:type="spellEnd"/>
+            <w:r>
+              <w:rPr>
+                <w:sz w:val="16"/>
+                <w:szCs w:val="16"/>
+              </w:rPr>
+              <w:t>}</w:t>
             </w:r>
           </w:p>
         </w:tc>
@@ -9847,6 +13352,7 @@
               <w:ind w:firstLine="0"/>
               <w:jc w:val="center"/>
             </w:pPr>
+            <w:proofErr w:type="spellStart"/>
             <w:r>
               <w:rPr>
                 <w:sz w:val="16"/>
@@ -9854,6 +13360,7 @@
               </w:rPr>
               <w:t>int</w:t>
             </w:r>
+            <w:proofErr w:type="spellEnd"/>
           </w:p>
         </w:tc>
         <w:tc>
@@ -9928,6 +13435,7 @@
               <w:ind w:firstLine="0"/>
               <w:jc w:val="left"/>
             </w:pPr>
+            <w:proofErr w:type="spellStart"/>
             <w:r>
               <w:rPr>
                 <w:sz w:val="16"/>
@@ -9935,6 +13443,7 @@
               </w:rPr>
               <w:t>prioridad_nominal</w:t>
             </w:r>
+            <w:proofErr w:type="spellEnd"/>
           </w:p>
         </w:tc>
         <w:tc>
@@ -9947,6 +13456,7 @@
               <w:ind w:firstLine="0"/>
               <w:jc w:val="center"/>
             </w:pPr>
+            <w:proofErr w:type="spellStart"/>
             <w:r>
               <w:rPr>
                 <w:sz w:val="16"/>
@@ -9954,6 +13464,7 @@
               </w:rPr>
               <w:t>int</w:t>
             </w:r>
+            <w:proofErr w:type="spellEnd"/>
           </w:p>
         </w:tc>
         <w:tc>
@@ -10028,6 +13539,7 @@
               <w:ind w:firstLine="0"/>
               <w:jc w:val="left"/>
             </w:pPr>
+            <w:proofErr w:type="spellStart"/>
             <w:r>
               <w:rPr>
                 <w:sz w:val="16"/>
@@ -10035,6 +13547,7 @@
               </w:rPr>
               <w:t>sev_seguridad</w:t>
             </w:r>
+            <w:proofErr w:type="spellEnd"/>
           </w:p>
         </w:tc>
         <w:tc>
@@ -10047,6 +13560,7 @@
               <w:ind w:firstLine="0"/>
               <w:jc w:val="center"/>
             </w:pPr>
+            <w:proofErr w:type="spellStart"/>
             <w:r>
               <w:rPr>
                 <w:sz w:val="16"/>
@@ -10054,6 +13568,7 @@
               </w:rPr>
               <w:t>float</w:t>
             </w:r>
+            <w:proofErr w:type="spellEnd"/>
           </w:p>
         </w:tc>
         <w:tc>
@@ -10128,6 +13643,7 @@
               <w:ind w:firstLine="0"/>
               <w:jc w:val="left"/>
             </w:pPr>
+            <w:proofErr w:type="spellStart"/>
             <w:r>
               <w:rPr>
                 <w:sz w:val="16"/>
@@ -10135,6 +13651,7 @@
               </w:rPr>
               <w:t>sev_ambiental</w:t>
             </w:r>
+            <w:proofErr w:type="spellEnd"/>
           </w:p>
         </w:tc>
         <w:tc>
@@ -10147,6 +13664,7 @@
               <w:ind w:firstLine="0"/>
               <w:jc w:val="center"/>
             </w:pPr>
+            <w:proofErr w:type="spellStart"/>
             <w:r>
               <w:rPr>
                 <w:sz w:val="16"/>
@@ -10154,6 +13672,7 @@
               </w:rPr>
               <w:t>float</w:t>
             </w:r>
+            <w:proofErr w:type="spellEnd"/>
           </w:p>
         </w:tc>
         <w:tc>
@@ -10228,6 +13747,7 @@
               <w:ind w:firstLine="0"/>
               <w:jc w:val="left"/>
             </w:pPr>
+            <w:proofErr w:type="spellStart"/>
             <w:r>
               <w:rPr>
                 <w:sz w:val="16"/>
@@ -10235,6 +13755,7 @@
               </w:rPr>
               <w:t>sev_produccion</w:t>
             </w:r>
+            <w:proofErr w:type="spellEnd"/>
           </w:p>
         </w:tc>
         <w:tc>
@@ -10247,6 +13768,7 @@
               <w:ind w:firstLine="0"/>
               <w:jc w:val="center"/>
             </w:pPr>
+            <w:proofErr w:type="spellStart"/>
             <w:r>
               <w:rPr>
                 <w:sz w:val="16"/>
@@ -10254,6 +13776,7 @@
               </w:rPr>
               <w:t>float</w:t>
             </w:r>
+            <w:proofErr w:type="spellEnd"/>
           </w:p>
         </w:tc>
         <w:tc>
@@ -10328,6 +13851,7 @@
               <w:ind w:firstLine="0"/>
               <w:jc w:val="left"/>
             </w:pPr>
+            <w:proofErr w:type="spellStart"/>
             <w:r>
               <w:rPr>
                 <w:sz w:val="16"/>
@@ -10335,6 +13859,7 @@
               </w:rPr>
               <w:t>pm_vencidos</w:t>
             </w:r>
+            <w:proofErr w:type="spellEnd"/>
           </w:p>
         </w:tc>
         <w:tc>
@@ -10347,6 +13872,7 @@
               <w:ind w:firstLine="0"/>
               <w:jc w:val="center"/>
             </w:pPr>
+            <w:proofErr w:type="spellStart"/>
             <w:r>
               <w:rPr>
                 <w:sz w:val="16"/>
@@ -10354,6 +13880,7 @@
               </w:rPr>
               <w:t>int</w:t>
             </w:r>
+            <w:proofErr w:type="spellEnd"/>
           </w:p>
         </w:tc>
         <w:tc>
@@ -10428,6 +13955,7 @@
               <w:ind w:firstLine="0"/>
               <w:jc w:val="left"/>
             </w:pPr>
+            <w:proofErr w:type="spellStart"/>
             <w:r>
               <w:rPr>
                 <w:sz w:val="16"/>
@@ -10435,6 +13963,7 @@
               </w:rPr>
               <w:t>edad_equipo_anios</w:t>
             </w:r>
+            <w:proofErr w:type="spellEnd"/>
           </w:p>
         </w:tc>
         <w:tc>
@@ -10447,6 +13976,7 @@
               <w:ind w:firstLine="0"/>
               <w:jc w:val="center"/>
             </w:pPr>
+            <w:proofErr w:type="spellStart"/>
             <w:r>
               <w:rPr>
                 <w:sz w:val="16"/>
@@ -10454,6 +13984,7 @@
               </w:rPr>
               <w:t>float</w:t>
             </w:r>
+            <w:proofErr w:type="spellEnd"/>
           </w:p>
         </w:tc>
         <w:tc>
@@ -10528,6 +14059,7 @@
               <w:ind w:firstLine="0"/>
               <w:jc w:val="left"/>
             </w:pPr>
+            <w:proofErr w:type="spellStart"/>
             <w:r>
               <w:rPr>
                 <w:sz w:val="16"/>
@@ -10535,6 +14067,7 @@
               </w:rPr>
               <w:t>uso_acumulado_pct</w:t>
             </w:r>
+            <w:proofErr w:type="spellEnd"/>
           </w:p>
         </w:tc>
         <w:tc>
@@ -10547,6 +14080,7 @@
               <w:ind w:firstLine="0"/>
               <w:jc w:val="center"/>
             </w:pPr>
+            <w:proofErr w:type="spellStart"/>
             <w:r>
               <w:rPr>
                 <w:sz w:val="16"/>
@@ -10554,6 +14088,7 @@
               </w:rPr>
               <w:t>float</w:t>
             </w:r>
+            <w:proofErr w:type="spellEnd"/>
           </w:p>
         </w:tc>
         <w:tc>
@@ -10628,6 +14163,7 @@
               <w:ind w:firstLine="0"/>
               <w:jc w:val="left"/>
             </w:pPr>
+            <w:proofErr w:type="spellStart"/>
             <w:r>
               <w:rPr>
                 <w:sz w:val="16"/>
@@ -10635,6 +14171,7 @@
               </w:rPr>
               <w:t>duracion_h</w:t>
             </w:r>
+            <w:proofErr w:type="spellEnd"/>
           </w:p>
         </w:tc>
         <w:tc>
@@ -10647,6 +14184,7 @@
               <w:ind w:firstLine="0"/>
               <w:jc w:val="center"/>
             </w:pPr>
+            <w:proofErr w:type="spellStart"/>
             <w:r>
               <w:rPr>
                 <w:sz w:val="16"/>
@@ -10654,6 +14192,7 @@
               </w:rPr>
               <w:t>float</w:t>
             </w:r>
+            <w:proofErr w:type="spellEnd"/>
           </w:p>
         </w:tc>
         <w:tc>
@@ -10728,6 +14267,7 @@
               <w:ind w:firstLine="0"/>
               <w:jc w:val="left"/>
             </w:pPr>
+            <w:proofErr w:type="spellStart"/>
             <w:r>
               <w:rPr>
                 <w:sz w:val="16"/>
@@ -10735,6 +14275,7 @@
               </w:rPr>
               <w:t>ventana_dia_limite</w:t>
             </w:r>
+            <w:proofErr w:type="spellEnd"/>
           </w:p>
         </w:tc>
         <w:tc>
@@ -10747,6 +14288,7 @@
               <w:ind w:firstLine="0"/>
               <w:jc w:val="center"/>
             </w:pPr>
+            <w:proofErr w:type="spellStart"/>
             <w:r>
               <w:rPr>
                 <w:sz w:val="16"/>
@@ -10754,6 +14296,7 @@
               </w:rPr>
               <w:t>int</w:t>
             </w:r>
+            <w:proofErr w:type="spellEnd"/>
           </w:p>
         </w:tc>
         <w:tc>
@@ -10828,6 +14371,7 @@
               <w:ind w:firstLine="0"/>
               <w:jc w:val="left"/>
             </w:pPr>
+            <w:proofErr w:type="spellStart"/>
             <w:r>
               <w:rPr>
                 <w:sz w:val="16"/>
@@ -10835,6 +14379,7 @@
               </w:rPr>
               <w:t>dias_en_backlog</w:t>
             </w:r>
+            <w:proofErr w:type="spellEnd"/>
           </w:p>
         </w:tc>
         <w:tc>
@@ -10847,6 +14392,7 @@
               <w:ind w:firstLine="0"/>
               <w:jc w:val="center"/>
             </w:pPr>
+            <w:proofErr w:type="spellStart"/>
             <w:r>
               <w:rPr>
                 <w:sz w:val="16"/>
@@ -10854,6 +14400,7 @@
               </w:rPr>
               <w:t>int</w:t>
             </w:r>
+            <w:proofErr w:type="spellEnd"/>
           </w:p>
         </w:tc>
         <w:tc>
@@ -10928,6 +14475,7 @@
               <w:ind w:firstLine="0"/>
               <w:jc w:val="left"/>
             </w:pPr>
+            <w:proofErr w:type="spellStart"/>
             <w:r>
               <w:rPr>
                 <w:sz w:val="16"/>
@@ -10935,6 +14483,7 @@
               </w:rPr>
               <w:t>repuesto_id</w:t>
             </w:r>
+            <w:proofErr w:type="spellEnd"/>
           </w:p>
         </w:tc>
         <w:tc>
@@ -10947,6 +14496,7 @@
               <w:ind w:firstLine="0"/>
               <w:jc w:val="center"/>
             </w:pPr>
+            <w:proofErr w:type="spellStart"/>
             <w:r>
               <w:rPr>
                 <w:sz w:val="16"/>
@@ -10954,6 +14504,7 @@
               </w:rPr>
               <w:t>int</w:t>
             </w:r>
+            <w:proofErr w:type="spellEnd"/>
           </w:p>
         </w:tc>
         <w:tc>
@@ -11028,6 +14579,7 @@
               <w:ind w:firstLine="0"/>
               <w:jc w:val="left"/>
             </w:pPr>
+            <w:proofErr w:type="spellStart"/>
             <w:r>
               <w:rPr>
                 <w:sz w:val="16"/>
@@ -11035,6 +14587,7 @@
               </w:rPr>
               <w:t>repuesto_disponible</w:t>
             </w:r>
+            <w:proofErr w:type="spellEnd"/>
           </w:p>
         </w:tc>
         <w:tc>
@@ -11047,6 +14600,7 @@
               <w:ind w:firstLine="0"/>
               <w:jc w:val="center"/>
             </w:pPr>
+            <w:proofErr w:type="spellStart"/>
             <w:r>
               <w:rPr>
                 <w:sz w:val="16"/>
@@ -11054,6 +14608,7 @@
               </w:rPr>
               <w:t>bool</w:t>
             </w:r>
+            <w:proofErr w:type="spellEnd"/>
           </w:p>
         </w:tc>
         <w:tc>
@@ -11090,7 +14645,23 @@
                 <w:sz w:val="16"/>
                 <w:szCs w:val="16"/>
               </w:rPr>
-              <w:t>{True,False}</w:t>
+              <w:t>{</w:t>
+            </w:r>
+            <w:proofErr w:type="spellStart"/>
+            <w:r>
+              <w:rPr>
+                <w:sz w:val="16"/>
+                <w:szCs w:val="16"/>
+              </w:rPr>
+              <w:t>True,False</w:t>
+            </w:r>
+            <w:proofErr w:type="spellEnd"/>
+            <w:r>
+              <w:rPr>
+                <w:sz w:val="16"/>
+                <w:szCs w:val="16"/>
+              </w:rPr>
+              <w:t>}</w:t>
             </w:r>
           </w:p>
         </w:tc>
@@ -11109,7 +14680,23 @@
                 <w:sz w:val="16"/>
                 <w:szCs w:val="16"/>
               </w:rPr>
-              <w:t>Disponibilidad on-hand del repuesto</w:t>
+              <w:t xml:space="preserve">Disponibilidad </w:t>
+            </w:r>
+            <w:proofErr w:type="spellStart"/>
+            <w:r>
+              <w:rPr>
+                <w:sz w:val="16"/>
+                <w:szCs w:val="16"/>
+              </w:rPr>
+              <w:t>on-hand</w:t>
+            </w:r>
+            <w:proofErr w:type="spellEnd"/>
+            <w:r>
+              <w:rPr>
+                <w:sz w:val="16"/>
+                <w:szCs w:val="16"/>
+              </w:rPr>
+              <w:t xml:space="preserve"> del repuesto</w:t>
             </w:r>
           </w:p>
         </w:tc>
@@ -11128,6 +14715,7 @@
               <w:ind w:firstLine="0"/>
               <w:jc w:val="left"/>
             </w:pPr>
+            <w:proofErr w:type="spellStart"/>
             <w:r>
               <w:rPr>
                 <w:sz w:val="16"/>
@@ -11135,6 +14723,7 @@
               </w:rPr>
               <w:t>lead_time_repuesto</w:t>
             </w:r>
+            <w:proofErr w:type="spellEnd"/>
           </w:p>
         </w:tc>
         <w:tc>
@@ -11147,6 +14736,7 @@
               <w:ind w:firstLine="0"/>
               <w:jc w:val="center"/>
             </w:pPr>
+            <w:proofErr w:type="spellStart"/>
             <w:r>
               <w:rPr>
                 <w:sz w:val="16"/>
@@ -11154,6 +14744,7 @@
               </w:rPr>
               <w:t>float</w:t>
             </w:r>
+            <w:proofErr w:type="spellEnd"/>
           </w:p>
         </w:tc>
         <w:tc>
@@ -11247,6 +14838,7 @@
               <w:ind w:firstLine="0"/>
               <w:jc w:val="center"/>
             </w:pPr>
+            <w:proofErr w:type="spellStart"/>
             <w:r>
               <w:rPr>
                 <w:sz w:val="16"/>
@@ -11254,6 +14846,7 @@
               </w:rPr>
               <w:t>float</w:t>
             </w:r>
+            <w:proofErr w:type="spellEnd"/>
           </w:p>
         </w:tc>
         <w:tc>
@@ -11309,7 +14902,23 @@
                 <w:sz w:val="16"/>
                 <w:szCs w:val="16"/>
               </w:rPr>
-              <w:t>Ground truth (solo simulación)</w:t>
+              <w:t xml:space="preserve">Ground </w:t>
+            </w:r>
+            <w:proofErr w:type="spellStart"/>
+            <w:r>
+              <w:rPr>
+                <w:sz w:val="16"/>
+                <w:szCs w:val="16"/>
+              </w:rPr>
+              <w:t>truth</w:t>
+            </w:r>
+            <w:proofErr w:type="spellEnd"/>
+            <w:r>
+              <w:rPr>
+                <w:sz w:val="16"/>
+                <w:szCs w:val="16"/>
+              </w:rPr>
+              <w:t xml:space="preserve"> (solo simulación)</w:t>
             </w:r>
           </w:p>
         </w:tc>
@@ -11347,6 +14956,7 @@
               <w:ind w:firstLine="0"/>
               <w:jc w:val="center"/>
             </w:pPr>
+            <w:proofErr w:type="spellStart"/>
             <w:r>
               <w:rPr>
                 <w:sz w:val="16"/>
@@ -11354,6 +14964,7 @@
               </w:rPr>
               <w:t>int</w:t>
             </w:r>
+            <w:proofErr w:type="spellEnd"/>
           </w:p>
         </w:tc>
         <w:tc>
@@ -11434,7 +15045,35 @@
         <w:spacing w:after="160"/>
       </w:pPr>
       <w:r>
-        <w:t>Notas: (i) el campo prob_real_falla_7d corresponde al ground truth del simulador y no se utiliza como variable de entrada del modelo; (ii) la variable objetivo falla_7d se genera por muestreo Bernoulli sobre la probabilidad real, introduciendo variabilidad estocástica controlada en cada réplica.</w:t>
+        <w:t xml:space="preserve">Notas: (i) el campo prob_real_falla_7d corresponde al </w:t>
+      </w:r>
+      <w:proofErr w:type="spellStart"/>
+      <w:r>
+        <w:t>ground</w:t>
+      </w:r>
+      <w:proofErr w:type="spellEnd"/>
+      <w:r>
+        <w:t xml:space="preserve"> </w:t>
+      </w:r>
+      <w:proofErr w:type="spellStart"/>
+      <w:r>
+        <w:t>truth</w:t>
+      </w:r>
+      <w:proofErr w:type="spellEnd"/>
+      <w:r>
+        <w:t xml:space="preserve"> del simulador y no se utiliza como variable de entrada del modelo; (</w:t>
+      </w:r>
+      <w:proofErr w:type="spellStart"/>
+      <w:r>
+        <w:t>ii</w:t>
+      </w:r>
+      <w:proofErr w:type="spellEnd"/>
+      <w:r>
+        <w:t xml:space="preserve">) la variable objetivo falla_7d se genera por muestreo </w:t>
+      </w:r>
+      <w:r>
+        <w:lastRenderedPageBreak/>
+        <w:t>Bernoulli sobre la probabilidad real, introduciendo variabilidad estocástica controlada en cada réplica.</w:t>
       </w:r>
     </w:p>
     <w:p>
@@ -11447,6 +15086,7 @@
           <w:color w:val="auto"/>
         </w:rPr>
       </w:pPr>
+      <w:bookmarkStart w:id="26" w:name="_Toc231138414"/>
       <w:r>
         <w:rPr>
           <w:rFonts w:ascii="Times New Roman" w:eastAsia="MS Gothic" w:hAnsi="Times New Roman" w:cs="Times New Roman"/>
@@ -11454,31 +15094,19 @@
           <w:bCs/>
           <w:color w:val="auto"/>
         </w:rPr>
-        <w:t>Anexo B. Dashboard interactivo de resultados</w:t>
-      </w:r>
-    </w:p>
-    <w:p>
-      <w:pPr>
-        <w:spacing w:after="160"/>
-      </w:pPr>
-      <w:r>
-        <w:t xml:space="preserve">El archivo dashboard_resultados.html, autocontenido y ejecutable en cualquier navegador, presenta los resultados experimentales del trabajo en formato visual e interactivo. Incluye los KPIs globales, las gráficas comparativas Modelo vs. Baseline para cada escenario, la tabla de riesgo </w:t>
-      </w:r>
-      <w:r>
-        <w:lastRenderedPageBreak/>
-        <w:t>residual con intervalos de confianza y prueba t pareada, y una lectura ejecutiva auto-generada. El dashboard se regenera mediante el comando: python src/exportar_dashboard.py.</w:t>
-      </w:r>
-    </w:p>
-    <w:p>
-      <w:pPr>
-        <w:pStyle w:val="Ttulo2"/>
+        <w:t xml:space="preserve">Anexo B. </w:t>
+      </w:r>
+      <w:proofErr w:type="spellStart"/>
+      <w:r>
         <w:rPr>
           <w:rFonts w:ascii="Times New Roman" w:eastAsia="MS Gothic" w:hAnsi="Times New Roman" w:cs="Times New Roman"/>
           <w:b/>
           <w:bCs/>
           <w:color w:val="auto"/>
         </w:rPr>
-      </w:pPr>
+        <w:t>Dashboard</w:t>
+      </w:r>
+      <w:proofErr w:type="spellEnd"/>
       <w:r>
         <w:rPr>
           <w:rFonts w:ascii="Times New Roman" w:eastAsia="MS Gothic" w:hAnsi="Times New Roman" w:cs="Times New Roman"/>
@@ -11486,8 +15114,87 @@
           <w:bCs/>
           <w:color w:val="auto"/>
         </w:rPr>
+        <w:t xml:space="preserve"> interactivo de resultados</w:t>
+      </w:r>
+      <w:bookmarkEnd w:id="26"/>
+    </w:p>
+    <w:p>
+      <w:pPr>
+        <w:spacing w:after="160"/>
+      </w:pPr>
+      <w:r>
+        <w:t xml:space="preserve">El archivo dashboard_resultados.html, autocontenido y ejecutable en cualquier navegador, presenta los resultados experimentales del trabajo en formato visual e interactivo. Incluye los </w:t>
+      </w:r>
+      <w:proofErr w:type="spellStart"/>
+      <w:r>
+        <w:t>KPIs</w:t>
+      </w:r>
+      <w:proofErr w:type="spellEnd"/>
+      <w:r>
+        <w:t xml:space="preserve"> globales, las gráficas comparativas Modelo vs. </w:t>
+      </w:r>
+      <w:proofErr w:type="spellStart"/>
+      <w:r>
+        <w:t>Baseline</w:t>
+      </w:r>
+      <w:proofErr w:type="spellEnd"/>
+      <w:r>
+        <w:t xml:space="preserve"> para cada escenario, la tabla de riesgo residual con intervalos de confianza y prueba t pareada, y una lectura ejecutiva </w:t>
+      </w:r>
+      <w:proofErr w:type="spellStart"/>
+      <w:r>
+        <w:t>auto-generada</w:t>
+      </w:r>
+      <w:proofErr w:type="spellEnd"/>
+      <w:r>
+        <w:t xml:space="preserve">. El </w:t>
+      </w:r>
+      <w:proofErr w:type="spellStart"/>
+      <w:r>
+        <w:t>dashboard</w:t>
+      </w:r>
+      <w:proofErr w:type="spellEnd"/>
+      <w:r>
+        <w:t xml:space="preserve"> se regenera mediante el comando: </w:t>
+      </w:r>
+      <w:proofErr w:type="spellStart"/>
+      <w:r>
+        <w:t>python</w:t>
+      </w:r>
+      <w:proofErr w:type="spellEnd"/>
+      <w:r>
+        <w:t xml:space="preserve"> </w:t>
+      </w:r>
+      <w:proofErr w:type="spellStart"/>
+      <w:r>
+        <w:t>src</w:t>
+      </w:r>
+      <w:proofErr w:type="spellEnd"/>
+      <w:r>
+        <w:t>/exportar_dashboard.py.</w:t>
+      </w:r>
+    </w:p>
+    <w:p>
+      <w:pPr>
+        <w:pStyle w:val="Ttulo2"/>
+        <w:rPr>
+          <w:rFonts w:ascii="Times New Roman" w:eastAsia="MS Gothic" w:hAnsi="Times New Roman" w:cs="Times New Roman"/>
+          <w:b/>
+          <w:bCs/>
+          <w:color w:val="auto"/>
+        </w:rPr>
+      </w:pPr>
+      <w:bookmarkStart w:id="27" w:name="_Toc231138415"/>
+      <w:r>
+        <w:rPr>
+          <w:rFonts w:ascii="Times New Roman" w:eastAsia="MS Gothic" w:hAnsi="Times New Roman" w:cs="Times New Roman"/>
+          <w:b/>
+          <w:bCs/>
+          <w:color w:val="auto"/>
+        </w:rPr>
         <w:t>Anexo C. Repositorio del código fuente</w:t>
       </w:r>
+      <w:bookmarkEnd w:id="27"/>
     </w:p>
     <w:p>
       <w:pPr>
@@ -11495,6 +15202,13 @@
       </w:pPr>
       <w:r>
         <w:t>La totalidad del código fuente desarrollado en este trabajo, incluyendo los módulos data_generator.py, model.py, mcda.py, optimizer.py, baseline.py, evaluation.py, scenarios.py, main.py y exportar_dashboard.py, junto con el notebook de orquestación 01_pipeline_completo.ipynb y los datos de resultados, se encuentra publicada en un repositorio Git de acceso abierto. La estructura es modular y reproducible: cada réplica puede regenerarse bit a bit mediante las semillas documentadas.</w:t>
+      </w:r>
+      <w:r>
+        <w:br/>
+        <w:t xml:space="preserve">El repositorio es el siguiente: </w:t>
+      </w:r>
+      <w:r>
+        <w:t>https://github.com/aadeavila08-lgtm/backlog-priorizacion-mantenimiento.git</w:t>
       </w:r>
     </w:p>
     <w:sectPr>
